--- a/src/Layers/W1/BaseApp/Manufacturing/Reports/CapacityTaskList.docx
+++ b/src/Layers/W1/BaseApp/Manufacturing/Reports/CapacityTaskList.docx
@@ -1212,7 +1212,7 @@
                     <w:placeholder>
                       <w:docPart w:val="A595F4014D764A90933DED0CB685911E"/>
                     </w:placeholder>
-                    <w15:dataBinding w:prefixMappings="xmlns:ns0='urn:microsoft-dynamics-nav/reports/CapacityTaskList/50012/' " w:xpath="/ns0:NavWordReportXmlPart[1]/ns0:Prod_Order_Routing_Line_Group[1]/ns0:Type[1]" w:storeItemID="{F7620D69-F738-4EA8-8EAF-388C0D8DB26E}" w16sdtdh:storeItemChecksum="CqcSEQ=="/>
+                    <w15:dataBinding w:prefixMappings="xmlns:ns0='urn:microsoft-dynamics-nav/reports/Capacity_Task_List/99000780/'" w:xpath="/ns0:NavWordReportXmlPart[1]/ns0:Prod_Order_Routing_Line_Group[1]/ns0:Type[1]" w:storeItemID="{F7620D69-F738-4EA8-8EAF-388C0D8DB26E}" w16sdtdh:storeItemChecksum="CqcSEQ=="/>
                   </w:sdtPr>
                   <w:sdtContent>
                     <w:tc>
@@ -1262,7 +1262,7 @@
                     <w:placeholder>
                       <w:docPart w:val="DefaultPlaceholder_-1854013440"/>
                     </w:placeholder>
-                    <w15:dataBinding w:prefixMappings="xmlns:ns0='urn:microsoft-dynamics-nav/reports/CapacityTaskList/50012/' " w:xpath="/ns0:NavWordReportXmlPart[1]/ns0:Prod_Order_Routing_Line_Group[1]/ns0:No[1]" w:storeItemID="{F7620D69-F738-4EA8-8EAF-388C0D8DB26E}" w16sdtdh:storeItemChecksum="CqcSEQ=="/>
+                    <w15:dataBinding w:prefixMappings="xmlns:ns0='urn:microsoft-dynamics-nav/reports/Capacity_Task_List/99000780/'" w:xpath="/ns0:NavWordReportXmlPart[1]/ns0:Prod_Order_Routing_Line_Group[1]/ns0:No[1]" w:storeItemID="{F7620D69-F738-4EA8-8EAF-388C0D8DB26E}" w16sdtdh:storeItemChecksum="CqcSEQ=="/>
                   </w:sdtPr>
                   <w:sdtContent>
                     <w:tc>
@@ -1327,7 +1327,7 @@
                         <w:placeholder>
                           <w:docPart w:val="DefaultPlaceholder_-1854013440"/>
                         </w:placeholder>
-                        <w15:dataBinding w:prefixMappings="xmlns:ns0='urn:microsoft-dynamics-nav/reports/CapacityTaskList/50012/' " w:xpath="/ns0:NavWordReportXmlPart[1]/ns0:Prod_Order_Routing_Line_Group[1]/ns0:Prod_Order_Routing_Line[1]/ns0:CapacityName[1]" w:storeItemID="{F7620D69-F738-4EA8-8EAF-388C0D8DB26E}" w16sdtdh:storeItemChecksum="CqcSEQ=="/>
+                        <w15:dataBinding w:prefixMappings="xmlns:ns0='urn:microsoft-dynamics-nav/reports/Capacity_Task_List/99000780/'" w:xpath="/ns0:NavWordReportXmlPart[1]/ns0:Prod_Order_Routing_Line_Group[1]/ns0:Prod_Order_Routing_Line[1]/ns0:CapacityName[1]" w:storeItemID="{F7620D69-F738-4EA8-8EAF-388C0D8DB26E}" w16sdtdh:storeItemChecksum="CqcSEQ=="/>
                       </w:sdtPr>
                       <w:sdtContent>
                         <w:proofErr w:type="spellStart"/>
@@ -1402,7 +1402,7 @@
                             <w:placeholder>
                               <w:docPart w:val="3FE1B979AABB455BAD8DF711218051EA"/>
                             </w:placeholder>
-                            <w15:dataBinding w:prefixMappings="xmlns:ns0='urn:microsoft-dynamics-nav/reports/CapacityTaskList/50012/' " w:xpath="/ns0:NavWordReportXmlPart[1]/ns0:Prod_Order_Routing_Line[1]/ns0:PONo_ProdOrderRtngLine[1]" w:storeItemID="{F7620D69-F738-4EA8-8EAF-388C0D8DB26E}"/>
+                            <w15:dataBinding w:prefixMappings="xmlns:ns0='urn:microsoft-dynamics-nav/reports/Capacity_Task_List/99000780/'" w:xpath="/ns0:NavWordReportXmlPart[1]/ns0:Prod_Order_Routing_Line[1]/ns0:PONo_ProdOrderRtngLine[1]" w:storeItemID="{F7620D69-F738-4EA8-8EAF-388C0D8DB26E}"/>
                           </w:sdtPr>
                           <w:sdtContent>
                             <w:tc>
@@ -1448,7 +1448,7 @@
                             <w:placeholder>
                               <w:docPart w:val="3FE1B979AABB455BAD8DF711218051EA"/>
                             </w:placeholder>
-                            <w15:dataBinding w:prefixMappings="xmlns:ns0='urn:microsoft-dynamics-nav/reports/CapacityTaskList/50012/' " w:xpath="/ns0:NavWordReportXmlPart[1]/ns0:Prod_Order_Routing_Line[1]/ns0:RtngNo_ProdOrderRtngLine[1]" w:storeItemID="{F7620D69-F738-4EA8-8EAF-388C0D8DB26E}"/>
+                            <w15:dataBinding w:prefixMappings="xmlns:ns0='urn:microsoft-dynamics-nav/reports/Capacity_Task_List/99000780/'" w:xpath="/ns0:NavWordReportXmlPart[1]/ns0:Prod_Order_Routing_Line[1]/ns0:RtngNo_ProdOrderRtngLine[1]" w:storeItemID="{F7620D69-F738-4EA8-8EAF-388C0D8DB26E}"/>
                           </w:sdtPr>
                           <w:sdtContent>
                             <w:tc>
@@ -1491,7 +1491,7 @@
                             <w:placeholder>
                               <w:docPart w:val="3FE1B979AABB455BAD8DF711218051EA"/>
                             </w:placeholder>
-                            <w15:dataBinding w:prefixMappings="xmlns:ns0='urn:microsoft-dynamics-nav/reports/CapacityTaskList/50012/' " w:xpath="/ns0:NavWordReportXmlPart[1]/ns0:Prod_Order_Routing_Line[1]/ns0:OPNo_ProdOrderRtngLine[1]" w:storeItemID="{F7620D69-F738-4EA8-8EAF-388C0D8DB26E}"/>
+                            <w15:dataBinding w:prefixMappings="xmlns:ns0='urn:microsoft-dynamics-nav/reports/Capacity_Task_List/99000780/'" w:xpath="/ns0:NavWordReportXmlPart[1]/ns0:Prod_Order_Routing_Line[1]/ns0:OPNo_ProdOrderRtngLine[1]" w:storeItemID="{F7620D69-F738-4EA8-8EAF-388C0D8DB26E}"/>
                           </w:sdtPr>
                           <w:sdtContent>
                             <w:tc>
@@ -1534,7 +1534,7 @@
                             <w:placeholder>
                               <w:docPart w:val="EFD86A77558C4E1EAEC02E20CF625581"/>
                             </w:placeholder>
-                            <w15:dataBinding w:prefixMappings="xmlns:ns0='urn:microsoft-dynamics-nav/reports/CapacityTaskList/50012/' " w:xpath="/ns0:NavWordReportXmlPart[1]/ns0:Prod_Order_Routing_Line_Group[1]/ns0:Prod_Order_Routing_Line[1]/ns0:Prod_Order_Line[1]/ns0:ItemNo[1]" w:storeItemID="{F7620D69-F738-4EA8-8EAF-388C0D8DB26E}" w16sdtdh:storeItemChecksum="CqcSEQ=="/>
+                            <w15:dataBinding w:prefixMappings="xmlns:ns0='urn:microsoft-dynamics-nav/reports/Capacity_Task_List/99000780/'" w:xpath="/ns0:NavWordReportXmlPart[1]/ns0:Prod_Order_Routing_Line_Group[1]/ns0:Prod_Order_Routing_Line[1]/ns0:Prod_Order_Line[1]/ns0:ItemNo[1]" w:storeItemID="{F7620D69-F738-4EA8-8EAF-388C0D8DB26E}" w16sdtdh:storeItemChecksum="CqcSEQ=="/>
                           </w:sdtPr>
                           <w:sdtContent>
                             <w:tc>
@@ -1577,7 +1577,7 @@
                             <w:placeholder>
                               <w:docPart w:val="EFD86A77558C4E1EAEC02E20CF625581"/>
                             </w:placeholder>
-                            <w15:dataBinding w:prefixMappings="xmlns:ns0='urn:microsoft-dynamics-nav/reports/CapacityTaskList/50012/' " w:xpath="/ns0:NavWordReportXmlPart[1]/ns0:Prod_Order_Routing_Line_Group[1]/ns0:Prod_Order_Routing_Line[1]/ns0:Prod_Order_Line[1]/ns0:Description[1]" w:storeItemID="{F7620D69-F738-4EA8-8EAF-388C0D8DB26E}" w16sdtdh:storeItemChecksum="CqcSEQ=="/>
+                            <w15:dataBinding w:prefixMappings="xmlns:ns0='urn:microsoft-dynamics-nav/reports/Capacity_Task_List/99000780/'" w:xpath="/ns0:NavWordReportXmlPart[1]/ns0:Prod_Order_Routing_Line_Group[1]/ns0:Prod_Order_Routing_Line[1]/ns0:Prod_Order_Line[1]/ns0:Description[1]" w:storeItemID="{F7620D69-F738-4EA8-8EAF-388C0D8DB26E}" w16sdtdh:storeItemChecksum="CqcSEQ=="/>
                           </w:sdtPr>
                           <w:sdtContent>
                             <w:tc>
@@ -1618,7 +1618,7 @@
                             <w:placeholder>
                               <w:docPart w:val="3FE1B979AABB455BAD8DF711218051EA"/>
                             </w:placeholder>
-                            <w15:dataBinding w:prefixMappings="xmlns:ns0='urn:microsoft-dynamics-nav/reports/CapacityTaskList/50012/' " w:xpath="/ns0:NavWordReportXmlPart[1]/ns0:Prod_Order_Routing_Line[1]/ns0:Desc_ProdOrderRtngLine[1]" w:storeItemID="{F7620D69-F738-4EA8-8EAF-388C0D8DB26E}"/>
+                            <w15:dataBinding w:prefixMappings="xmlns:ns0='urn:microsoft-dynamics-nav/reports/Capacity_Task_List/99000780/'" w:xpath="/ns0:NavWordReportXmlPart[1]/ns0:Prod_Order_Routing_Line[1]/ns0:Desc_ProdOrderRtngLine[1]" w:storeItemID="{F7620D69-F738-4EA8-8EAF-388C0D8DB26E}"/>
                           </w:sdtPr>
                           <w:sdtContent>
                             <w:tc>
@@ -1661,7 +1661,7 @@
                             <w:placeholder>
                               <w:docPart w:val="3FE1B979AABB455BAD8DF711218051EA"/>
                             </w:placeholder>
-                            <w15:dataBinding w:prefixMappings="xmlns:ns0='urn:microsoft-dynamics-nav/reports/CapacityTaskList/50012/' " w:xpath="/ns0:NavWordReportXmlPart[1]/ns0:Prod_Order_Routing_Line[1]/ns0:InptQty_ProdOrderRtngLine[1]" w:storeItemID="{F7620D69-F738-4EA8-8EAF-388C0D8DB26E}"/>
+                            <w15:dataBinding w:prefixMappings="xmlns:ns0='urn:microsoft-dynamics-nav/reports/Capacity_Task_List/99000780/'" w:xpath="/ns0:NavWordReportXmlPart[1]/ns0:Prod_Order_Routing_Line[1]/ns0:InptQty_ProdOrderRtngLine[1]" w:storeItemID="{F7620D69-F738-4EA8-8EAF-388C0D8DB26E}"/>
                           </w:sdtPr>
                           <w:sdtContent>
                             <w:tc>
@@ -1704,7 +1704,7 @@
                             <w:placeholder>
                               <w:docPart w:val="3FE1B979AABB455BAD8DF711218051EA"/>
                             </w:placeholder>
-                            <w15:dataBinding w:prefixMappings="xmlns:ns0='urn:microsoft-dynamics-nav/reports/CapacityTaskList/50012/' " w:xpath="/ns0:NavWordReportXmlPart[1]/ns0:Prod_Order_Routing_Line[1]/ns0:StrtTm_ProdOrderRtngLine[1]" w:storeItemID="{F7620D69-F738-4EA8-8EAF-388C0D8DB26E}"/>
+                            <w15:dataBinding w:prefixMappings="xmlns:ns0='urn:microsoft-dynamics-nav/reports/Capacity_Task_List/99000780/'" w:xpath="/ns0:NavWordReportXmlPart[1]/ns0:Prod_Order_Routing_Line[1]/ns0:StrtTm_ProdOrderRtngLine[1]" w:storeItemID="{F7620D69-F738-4EA8-8EAF-388C0D8DB26E}"/>
                           </w:sdtPr>
                           <w:sdtContent>
                             <w:tc>
@@ -1747,7 +1747,7 @@
                             <w:placeholder>
                               <w:docPart w:val="3FE1B979AABB455BAD8DF711218051EA"/>
                             </w:placeholder>
-                            <w15:dataBinding w:prefixMappings="xmlns:ns0='urn:microsoft-dynamics-nav/reports/CapacityTaskList/50012/' " w:xpath="/ns0:NavWordReportXmlPart[1]/ns0:Prod_Order_Routing_Line[1]/ns0:StrtDt_ProdOrderRtngLine[1]" w:storeItemID="{F7620D69-F738-4EA8-8EAF-388C0D8DB26E}"/>
+                            <w15:dataBinding w:prefixMappings="xmlns:ns0='urn:microsoft-dynamics-nav/reports/Capacity_Task_List/99000780/'" w:xpath="/ns0:NavWordReportXmlPart[1]/ns0:Prod_Order_Routing_Line[1]/ns0:StrtDt_ProdOrderRtngLine[1]" w:storeItemID="{F7620D69-F738-4EA8-8EAF-388C0D8DB26E}"/>
                           </w:sdtPr>
                           <w:sdtContent>
                             <w:tc>
@@ -1790,7 +1790,7 @@
                             <w:placeholder>
                               <w:docPart w:val="3FE1B979AABB455BAD8DF711218051EA"/>
                             </w:placeholder>
-                            <w15:dataBinding w:prefixMappings="xmlns:ns0='urn:microsoft-dynamics-nav/reports/CapacityTaskList/50012/' " w:xpath="/ns0:NavWordReportXmlPart[1]/ns0:Prod_Order_Routing_Line[1]/ns0:EndTime_ProdOrderRtngLine[1]" w:storeItemID="{F7620D69-F738-4EA8-8EAF-388C0D8DB26E}"/>
+                            <w15:dataBinding w:prefixMappings="xmlns:ns0='urn:microsoft-dynamics-nav/reports/Capacity_Task_List/99000780/'" w:xpath="/ns0:NavWordReportXmlPart[1]/ns0:Prod_Order_Routing_Line[1]/ns0:EndTime_ProdOrderRtngLine[1]" w:storeItemID="{F7620D69-F738-4EA8-8EAF-388C0D8DB26E}"/>
                           </w:sdtPr>
                           <w:sdtContent>
                             <w:tc>
@@ -1833,7 +1833,7 @@
                             <w:placeholder>
                               <w:docPart w:val="3FE1B979AABB455BAD8DF711218051EA"/>
                             </w:placeholder>
-                            <w15:dataBinding w:prefixMappings="xmlns:ns0='urn:microsoft-dynamics-nav/reports/CapacityTaskList/50012/' " w:xpath="/ns0:NavWordReportXmlPart[1]/ns0:Prod_Order_Routing_Line[1]/ns0:EndDate_ProdOrderRtngLine[1]" w:storeItemID="{F7620D69-F738-4EA8-8EAF-388C0D8DB26E}"/>
+                            <w15:dataBinding w:prefixMappings="xmlns:ns0='urn:microsoft-dynamics-nav/reports/Capacity_Task_List/99000780/'" w:xpath="/ns0:NavWordReportXmlPart[1]/ns0:Prod_Order_Routing_Line[1]/ns0:EndDate_ProdOrderRtngLine[1]" w:storeItemID="{F7620D69-F738-4EA8-8EAF-388C0D8DB26E}"/>
                           </w:sdtPr>
                           <w:sdtContent>
                             <w:tc>
@@ -1876,7 +1876,7 @@
                             <w:placeholder>
                               <w:docPart w:val="6D66368F7BB5404498A156285CFDD685"/>
                             </w:placeholder>
-                            <w15:dataBinding w:prefixMappings="xmlns:ns0='urn:microsoft-dynamics-nav/reports/CapacityTaskList/50012/' " w:xpath="/ns0:NavWordReportXmlPart[1]/ns0:Prod_Order_Routing_Line_Group[1]/ns0:Prod_Order_Routing_Line[1]/ns0:ExpectedCapacityNeed[1]" w:storeItemID="{F7620D69-F738-4EA8-8EAF-388C0D8DB26E}" w16sdtdh:storeItemChecksum="CqcSEQ=="/>
+                            <w15:dataBinding w:prefixMappings="xmlns:ns0='urn:microsoft-dynamics-nav/reports/Capacity_Task_List/99000780/'" w:xpath="/ns0:NavWordReportXmlPart[1]/ns0:Prod_Order_Routing_Line_Group[1]/ns0:Prod_Order_Routing_Line[1]/ns0:ExpectedCapacityNeed[1]" w:storeItemID="{F7620D69-F738-4EA8-8EAF-388C0D8DB26E}" w16sdtdh:storeItemChecksum="CqcSEQ=="/>
                           </w:sdtPr>
                           <w:sdtContent>
                             <w:tc>
@@ -1920,7 +1920,7 @@
                             <w:placeholder>
                               <w:docPart w:val="DefaultPlaceholder_-1854013440"/>
                             </w:placeholder>
-                            <w15:dataBinding w:prefixMappings="xmlns:ns0='urn:microsoft-dynamics-nav/reports/CapacityTaskList/50012/' " w:xpath="/ns0:NavWordReportXmlPart[1]/ns0:Prod_Order_Routing_Line_Group[1]/ns0:Prod_Order_Routing_Line[1]/ns0:UnitofMeasureCode[1]" w:storeItemID="{F7620D69-F738-4EA8-8EAF-388C0D8DB26E}" w16sdtdh:storeItemChecksum="CqcSEQ=="/>
+                            <w15:dataBinding w:prefixMappings="xmlns:ns0='urn:microsoft-dynamics-nav/reports/Capacity_Task_List/99000780/'" w:xpath="/ns0:NavWordReportXmlPart[1]/ns0:Prod_Order_Routing_Line_Group[1]/ns0:Prod_Order_Routing_Line[1]/ns0:UnitofMeasureCode[1]" w:storeItemID="{F7620D69-F738-4EA8-8EAF-388C0D8DB26E}" w16sdtdh:storeItemChecksum="CqcSEQ=="/>
                           </w:sdtPr>
                           <w:sdtContent>
                             <w:tc>

--- a/src/Layers/W1/BaseApp/Manufacturing/Reports/CapacityTaskList.docx
+++ b/src/Layers/W1/BaseApp/Manufacturing/Reports/CapacityTaskList.docx
@@ -1207,7 +1207,7 @@
                       <w:szCs w:val="16"/>
                     </w:rPr>
                     <w:alias w:val="#Nav: /Prod_Order_Routing_Line_Group/Type"/>
-                    <w:tag w:val="#Nav: CapacityTaskList/50012"/>
+                    <w:tag w:val="#Nav: Capacity_Task_List/99000780"/>
                     <w:id w:val="1199891311"/>
                     <w:placeholder>
                       <w:docPart w:val="A595F4014D764A90933DED0CB685911E"/>
@@ -1257,7 +1257,7 @@
                       <w:szCs w:val="16"/>
                     </w:rPr>
                     <w:alias w:val="#Nav: /Prod_Order_Routing_Line_Group/No"/>
-                    <w:tag w:val="#Nav: CapacityTaskList/50012"/>
+                    <w:tag w:val="#Nav: Capacity_Task_List/99000780"/>
                     <w:id w:val="-1110126430"/>
                     <w:placeholder>
                       <w:docPart w:val="DefaultPlaceholder_-1854013440"/>
@@ -1322,7 +1322,7 @@
                           <w:szCs w:val="16"/>
                         </w:rPr>
                         <w:alias w:val="#Nav: /Prod_Order_Routing_Line_Group/Prod_Order_Routing_Line/CapacityName"/>
-                        <w:tag w:val="#Nav: CapacityTaskList/50012"/>
+                        <w:tag w:val="#Nav: Capacity_Task_List/99000780"/>
                         <w:id w:val="-943761706"/>
                         <w:placeholder>
                           <w:docPart w:val="DefaultPlaceholder_-1854013440"/>
@@ -1397,7 +1397,7 @@
                               <w:szCs w:val="16"/>
                             </w:rPr>
                             <w:alias w:val="#Nav: /Prod_Order_Routing_Line/PONo_ProdOrderRtngLine"/>
-                            <w:tag w:val="#Nav: CapacityTaskList/50012"/>
+                            <w:tag w:val="#Nav: Capacity_Task_List/99000780"/>
                             <w:id w:val="1277067091"/>
                             <w:placeholder>
                               <w:docPart w:val="3FE1B979AABB455BAD8DF711218051EA"/>
@@ -1443,7 +1443,7 @@
                               <w:szCs w:val="16"/>
                             </w:rPr>
                             <w:alias w:val="#Nav: /Prod_Order_Routing_Line/RtngNo_ProdOrderRtngLine"/>
-                            <w:tag w:val="#Nav: CapacityTaskList/50012"/>
+                            <w:tag w:val="#Nav: Capacity_Task_List/99000780"/>
                             <w:id w:val="-666246839"/>
                             <w:placeholder>
                               <w:docPart w:val="3FE1B979AABB455BAD8DF711218051EA"/>
@@ -1486,7 +1486,7 @@
                               <w:szCs w:val="16"/>
                             </w:rPr>
                             <w:alias w:val="#Nav: /Prod_Order_Routing_Line/OPNo_ProdOrderRtngLine"/>
-                            <w:tag w:val="#Nav: CapacityTaskList/50012"/>
+                            <w:tag w:val="#Nav: Capacity_Task_List/99000780"/>
                             <w:id w:val="1221872953"/>
                             <w:placeholder>
                               <w:docPart w:val="3FE1B979AABB455BAD8DF711218051EA"/>
@@ -1529,7 +1529,7 @@
                               <w:szCs w:val="16"/>
                             </w:rPr>
                             <w:alias w:val="#Nav: /Prod_Order_Routing_Line_Group/Prod_Order_Routing_Line/Prod_Order_Line/ItemNo"/>
-                            <w:tag w:val="#Nav: CapacityTaskList/50012"/>
+                            <w:tag w:val="#Nav: Capacity_Task_List/99000780"/>
                             <w:id w:val="1304046969"/>
                             <w:placeholder>
                               <w:docPart w:val="EFD86A77558C4E1EAEC02E20CF625581"/>
@@ -1572,7 +1572,7 @@
                               <w:szCs w:val="16"/>
                             </w:rPr>
                             <w:alias w:val="#Nav: /Prod_Order_Routing_Line_Group/Prod_Order_Routing_Line/Prod_Order_Line/Description"/>
-                            <w:tag w:val="#Nav: CapacityTaskList/50012"/>
+                            <w:tag w:val="#Nav: Capacity_Task_List/99000780"/>
                             <w:id w:val="-1022856996"/>
                             <w:placeholder>
                               <w:docPart w:val="EFD86A77558C4E1EAEC02E20CF625581"/>
@@ -1613,7 +1613,7 @@
                               <w:szCs w:val="16"/>
                             </w:rPr>
                             <w:alias w:val="#Nav: /Prod_Order_Routing_Line/Desc_ProdOrderRtngLine"/>
-                            <w:tag w:val="#Nav: CapacityTaskList/50012"/>
+                            <w:tag w:val="#Nav: Capacity_Task_List/99000780"/>
                             <w:id w:val="181870860"/>
                             <w:placeholder>
                               <w:docPart w:val="3FE1B979AABB455BAD8DF711218051EA"/>
@@ -1656,7 +1656,7 @@
                               <w:szCs w:val="16"/>
                             </w:rPr>
                             <w:alias w:val="#Nav: /Prod_Order_Routing_Line/InptQty_ProdOrderRtngLine"/>
-                            <w:tag w:val="#Nav: CapacityTaskList/50012"/>
+                            <w:tag w:val="#Nav: Capacity_Task_List/99000780"/>
                             <w:id w:val="-2047207448"/>
                             <w:placeholder>
                               <w:docPart w:val="3FE1B979AABB455BAD8DF711218051EA"/>
@@ -1699,7 +1699,7 @@
                               <w:szCs w:val="16"/>
                             </w:rPr>
                             <w:alias w:val="#Nav: /Prod_Order_Routing_Line/StrtTm_ProdOrderRtngLine"/>
-                            <w:tag w:val="#Nav: CapacityTaskList/50012"/>
+                            <w:tag w:val="#Nav: Capacity_Task_List/99000780"/>
                             <w:id w:val="373051353"/>
                             <w:placeholder>
                               <w:docPart w:val="3FE1B979AABB455BAD8DF711218051EA"/>
@@ -1742,7 +1742,7 @@
                               <w:szCs w:val="16"/>
                             </w:rPr>
                             <w:alias w:val="#Nav: /Prod_Order_Routing_Line/StrtDt_ProdOrderRtngLine"/>
-                            <w:tag w:val="#Nav: CapacityTaskList/50012"/>
+                            <w:tag w:val="#Nav: Capacity_Task_List/99000780"/>
                             <w:id w:val="1061136328"/>
                             <w:placeholder>
                               <w:docPart w:val="3FE1B979AABB455BAD8DF711218051EA"/>
@@ -1785,7 +1785,7 @@
                               <w:szCs w:val="16"/>
                             </w:rPr>
                             <w:alias w:val="#Nav: /Prod_Order_Routing_Line/EndTime_ProdOrderRtngLine"/>
-                            <w:tag w:val="#Nav: CapacityTaskList/50012"/>
+                            <w:tag w:val="#Nav: Capacity_Task_List/99000780"/>
                             <w:id w:val="1161586539"/>
                             <w:placeholder>
                               <w:docPart w:val="3FE1B979AABB455BAD8DF711218051EA"/>
@@ -1828,7 +1828,7 @@
                               <w:szCs w:val="16"/>
                             </w:rPr>
                             <w:alias w:val="#Nav: /Prod_Order_Routing_Line/EndDate_ProdOrderRtngLine"/>
-                            <w:tag w:val="#Nav: CapacityTaskList/50012"/>
+                            <w:tag w:val="#Nav: Capacity_Task_List/99000780"/>
                             <w:id w:val="-690301858"/>
                             <w:placeholder>
                               <w:docPart w:val="3FE1B979AABB455BAD8DF711218051EA"/>
@@ -1871,7 +1871,7 @@
                               <w:szCs w:val="16"/>
                             </w:rPr>
                             <w:alias w:val="#Nav: /Prod_Order_Routing_Line_Group/Prod_Order_Routing_Line/ExpectedCapacityNeed"/>
-                            <w:tag w:val="#Nav: CapacityTaskList/50012"/>
+                            <w:tag w:val="#Nav: Capacity_Task_List/99000780"/>
                             <w:id w:val="778764406"/>
                             <w:placeholder>
                               <w:docPart w:val="6D66368F7BB5404498A156285CFDD685"/>
@@ -1915,7 +1915,7 @@
                               <w:szCs w:val="16"/>
                             </w:rPr>
                             <w:alias w:val="#Nav: /Prod_Order_Routing_Line_Group/Prod_Order_Routing_Line/UnitofMeasureCode"/>
-                            <w:tag w:val="#Nav: CapacityTaskList/50012"/>
+                            <w:tag w:val="#Nav: Capacity_Task_List/99000780"/>
                             <w:id w:val="2102902924"/>
                             <w:placeholder>
                               <w:docPart w:val="DefaultPlaceholder_-1854013440"/>
@@ -4021,110 +4021,642 @@
 <b:Sources xmlns:b="http://schemas.openxmlformats.org/officeDocument/2006/bibliography" xmlns="http://schemas.openxmlformats.org/officeDocument/2006/bibliography" SelectedStyle="\APASixthEditionOfficeOnline.xsl" StyleName="APA" Version="6"/>
 </file>
 
-<file path=customXml/item3.xml><?xml version="1.0" encoding="utf-8"?>
-<NavWordReportXmlPart xmlns="urn:microsoft-dynamics-nav/reports/Capacity_Task_List/99000780/">
-  <BCReportInformation>
-    <ReportMetadata>
-      <ExtensionId>Extension ID</ExtensionId>
-      <ExtensionName>Extension Name</ExtensionName>
-      <ExtensionPublisher>Extension Publisher</ExtensionPublisher>
-      <ExtensionVersion>Extension Version</ExtensionVersion>
-      <ReportId>Report ID</ReportId>
-      <ReportName>Report Name</ReportName>
-      <AboutThisReportTitle>About This Report Title</AboutThisReportTitle>
-      <AboutThisReportText>About This Report Text</AboutThisReportText>
-      <ReportHelpLink>Report Help Link</ReportHelpLink>
-    </ReportMetadata>
-    <ReportRequest>
-      <TenantEntraId>Tenant Entra Id</TenantEntraId>
-      <EnvironmentName>Environment Name</EnvironmentName>
-      <EnvironmentType>Environment Type</EnvironmentType>
-      <CompanyName>Company Name</CompanyName>
-      <CompanyDisplayName>Company Display Name</CompanyDisplayName>
-      <CompanyId>Company ID</CompanyId>
-      <UserName>User Name</UserName>
-      <DateAndTime>Date and Time</DateAndTime>
-      <Language>Language</Language>
-      <FormatRegion>Format Region</FormatRegion>
-      <DateTimeValues>
-        <Year>Year</Year>
-        <MonthNumber>Month Number</MonthNumber>
-        <DayNumber>Day Number</DayNumber>
-        <Hour>Hour</Hour>
-        <Minute>Minute</Minute>
-      </DateTimeValues>
-    </ReportRequest>
-  </BCReportInformation>
-  <Labels>
-    <AboutTheReportLabel>AboutTheReportLabel</AboutTheReportLabel>
-    <CapacityNameLabel>CapacityNameLabel</CapacityNameLabel>
-    <CapacityTaskListAnalysis>CapacityTaskListAnalysis</CapacityTaskListAnalysis>
-    <CapacityTaskListLabel>CapacityTaskListLabel</CapacityTaskListLabel>
-    <CapacityTaskListPrint>CapacityTaskListPrint</CapacityTaskListPrint>
-    <CompanyLabel>CompanyLabel</CompanyLabel>
-    <DataRetrieved>DataRetrieved</DataRetrieved>
-    <DateFilterLabel>DateFilterLabel</DateFilterLabel>
-    <Desc_ProdOrderRtngLineCaption>Desc_ProdOrderRtngLineCaption</Desc_ProdOrderRtngLineCaption>
-    <DescriptionCaption>DescriptionCaption</DescriptionCaption>
-    <DocumentationLabel>DocumentationLabel</DocumentationLabel>
-    <EndingDateLabel>EndingDateLabel</EndingDateLabel>
-    <EndingDateTimeLabel>EndingDateTimeLabel</EndingDateTimeLabel>
-    <EndingTimeLabel>EndingTimeLabel</EndingTimeLabel>
-    <EnvironmentLabel>EnvironmentLabel</EnvironmentLabel>
-    <ExpectedCapacityNeedLabel>ExpectedCapacityNeedLabel</ExpectedCapacityNeedLabel>
-    <InptQty_ProdOrderRtngLineCaption>InptQty_ProdOrderRtngLineCaption</InptQty_ProdOrderRtngLineCaption>
-    <ItemDescriptionLabel>ItemDescriptionLabel</ItemDescriptionLabel>
-    <ItemNoCaption>ItemNoCaption</ItemNoCaption>
-    <No_ProdOrderRtngLineCaption>No_ProdOrderRtngLineCaption</No_ProdOrderRtngLineCaption>
-    <OPNo_ProdOrderRtngLineCaption>OPNo_ProdOrderRtngLineCaption</OPNo_ProdOrderRtngLineCaption>
-    <PONo_ProdOrderRtngLineCaption>PONo_ProdOrderRtngLineCaption</PONo_ProdOrderRtngLineCaption>
-    <ReportNameLabel>ReportNameLabel</ReportNameLabel>
-    <RtngNo_ProdOrderRtngLineCaption>RtngNo_ProdOrderRtngLineCaption</RtngNo_ProdOrderRtngLineCaption>
-    <RunOnLabel>RunOnLabel</RunOnLabel>
-    <StartingDateLabel>StartingDateLabel</StartingDateLabel>
-    <StartingDateTimeLabel>StartingDateTimeLabel</StartingDateTimeLabel>
-    <StartingTimeLabel>StartingTimeLabel</StartingTimeLabel>
-    <Type_ProdOrderRtngLineCaption>Type_ProdOrderRtngLineCaption</Type_ProdOrderRtngLineCaption>
-    <UnitofMeasureCodeLabel>UnitofMeasureCodeLabel</UnitofMeasureCodeLabel>
-    <UserLabel>UserLabel</UserLabel>
-  </Labels>
-  <Prod_Order_Routing_Line_Group>
-    <No>No</No>
-    <Type>Type</Type>
-    <Prod_Order_Routing_Line>
-      <CapacityName>CapacityName</CapacityName>
-      <CapacityTaskListCapt>CapacityTaskListCapt</CapacityTaskListCapt>
-      <CompanyName>CompanyName</CompanyName>
-      <CurrReportPageNoCapt>CurrReportPageNoCapt</CurrReportPageNoCapt>
-      <Desc_ProdOrderRtngLine>Desc_ProdOrderRtngLine</Desc_ProdOrderRtngLine>
-      <EndDate_ProdOrderRtngLine>EndDate_ProdOrderRtngLine</EndDate_ProdOrderRtngLine>
-      <EndingDateTime>EndingDateTime</EndingDateTime>
-      <EndTime_ProdOrderRtngLine>EndTime_ProdOrderRtngLine</EndTime_ProdOrderRtngLine>
-      <ExpectedCapacityNeed>ExpectedCapacityNeed</ExpectedCapacityNeed>
-      <InptQty_ProdOrderRtngLine>InptQty_ProdOrderRtngLine</InptQty_ProdOrderRtngLine>
-      <No_ProdOrderRtngLine>No_ProdOrderRtngLine</No_ProdOrderRtngLine>
-      <OPNo_ProdOrderRtngLine>OPNo_ProdOrderRtngLine</OPNo_ProdOrderRtngLine>
-      <PONo_ProdOrderRtngLine>PONo_ProdOrderRtngLine</PONo_ProdOrderRtngLine>
-      <PORtngLineTableCaptFilter>PORtngLineTableCaptFilter</PORtngLineTableCaptFilter>
-      <ProdOrderRtngLineFilter>ProdOrderRtngLineFilter</ProdOrderRtngLineFilter>
-      <ProdOrderRtngLnEndDtCapt>ProdOrderRtngLnEndDtCapt</ProdOrderRtngLnEndDtCapt>
-      <ProdOrderRtngLnEndTimeCapt>ProdOrderRtngLnEndTimeCapt</ProdOrderRtngLnEndTimeCapt>
-      <ProdOrderRtngLnStrtDtCapt>ProdOrderRtngLnStrtDtCapt</ProdOrderRtngLnStrtDtCapt>
-      <ProdOrderRtngLnStrtTimeCapt>ProdOrderRtngLnStrtTimeCapt</ProdOrderRtngLnStrtTimeCapt>
-      <RtngNo_ProdOrderRtngLine>RtngNo_ProdOrderRtngLine</RtngNo_ProdOrderRtngLine>
-      <StartingDateTime>StartingDateTime</StartingDateTime>
-      <StrtDt_ProdOrderRtngLine>StrtDt_ProdOrderRtngLine</StrtDt_ProdOrderRtngLine>
-      <StrtTm_ProdOrderRtngLine>StrtTm_ProdOrderRtngLine</StrtTm_ProdOrderRtngLine>
-      <TodayFormatted>TodayFormatted</TodayFormatted>
-      <Type_ProdOrderRtngLine>Type_ProdOrderRtngLine</Type_ProdOrderRtngLine>
-      <UnitofMeasureCode>UnitofMeasureCode</UnitofMeasureCode>
-      <Prod_Order_Line>
-        <Description>Description</Description>
-        <ItemNo>ItemNo</ItemNo>
-      </Prod_Order_Line>
-    </Prod_Order_Routing_Line>
-  </Prod_Order_Routing_Line_Group>
-</NavWordReportXmlPart>
+<file path=customXml/item3.xml>��< ? x m l   v e r s i o n = " 1 . 0 "   e n c o d i n g = " u t f - 1 6 " ? > + 
+ < N a v W o r d R e p o r t X m l P a r t   x m l n s = " u r n : m i c r o s o f t - d y n a m i c s - n a v / r e p o r t s / C a p a c i t y _ T a s k _ L i s t / 9 9 0 0 0 7 8 0 / " > + 
+     < B C R e p o r t I n f o r m a t i o n > + 
+         < R e p o r t M e t a d a t a > + 
+             < E x t e n s i o n I d > E x t e n s i o n   I D < / E x t e n s i o n I d > + 
+             < E x t e n s i o n N a m e > E x t e n s i o n   N a m e < / E x t e n s i o n N a m e > + 
+             < E x t e n s i o n P u b l i s h e r > E x t e n s i o n   P u b l i s h e r < / E x t e n s i o n P u b l i s h e r > + 
+             < E x t e n s i o n V e r s i o n > E x t e n s i o n   V e r s i o n < / E x t e n s i o n V e r s i o n > + 
+             < R e p o r t I d > R e p o r t   I D < / R e p o r t I d > + 
+             < R e p o r t N a m e > R e p o r t   N a m e < / R e p o r t N a m e > + 
+             < A b o u t T h i s R e p o r t T i t l e > A b o u t   T h i s   R e p o r t   T i t l e < / A b o u t T h i s R e p o r t T i t l e > + 
+             < A b o u t T h i s R e p o r t T e x t > A b o u t   T h i s   R e p o r t   T e x t < / A b o u t T h i s R e p o r t T e x t > + 
+             < R e p o r t H e l p L i n k > R e p o r t   H e l p   L i n k < / R e p o r t H e l p L i n k > + 
+         < / R e p o r t M e t a d a t a > + 
+         < R e p o r t R e q u e s t > + 
+             < T e n a n t E n t r a I d > T e n a n t   E n t r a   I d < / T e n a n t E n t r a I d > + 
+             < E n v i r o n m e n t N a m e > E n v i r o n m e n t   N a m e < / E n v i r o n m e n t N a m e > + 
+             < E n v i r o n m e n t T y p e > E n v i r o n m e n t   T y p e < / E n v i r o n m e n t T y p e > + 
+             < C o m p a n y N a m e > C o m p a n y   N a m e < / C o m p a n y N a m e > + 
+             < C o m p a n y D i s p l a y N a m e > C o m p a n y   D i s p l a y   N a m e < / C o m p a n y D i s p l a y N a m e > + 
+             < C o m p a n y I d > C o m p a n y   I D < / C o m p a n y I d > + 
+             < U s e r N a m e > U s e r   N a m e < / U s e r N a m e > + 
+             < D a t e A n d T i m e > D a t e   a n d   T i m e < / D a t e A n d T i m e > + 
+             < L a n g u a g e > L a n g u a g e < / L a n g u a g e > + 
+             < F o r m a t R e g i o n > F o r m a t   R e g i o n < / F o r m a t R e g i o n > + 
+             < D a t e T i m e V a l u e s > + 
+                 < Y e a r > Y e a r < / Y e a r > + 
+                 < M o n t h N u m b e r > M o n t h   N u m b e r < / M o n t h N u m b e r > + 
+                 < D a y N u m b e r > D a y   N u m b e r < / D a y N u m b e r > + 
+                 < H o u r > H o u r < / H o u r > + 
+                 < M i n u t e > M i n u t e < / M i n u t e > + 
+             < / D a t e T i m e V a l u e s > + 
+         < / R e p o r t R e q u e s t > + 
+         < C o m p a n y M e t a d a t a > + 
+             < C o m p a n y N a m e > C o m p a n y   N a m e < / C o m p a n y N a m e > + 
+             < C o m p a n y D i s p l a y N a m e > C o m p a n y   D i s p l a y   N a m e < / C o m p a n y D i s p l a y N a m e > + 
+             < C o m p a n y A d d r e s s L i n e s > + 
+                 < C o m p a n y A d d r e s s L i n e > C o m p a n y   A d d r e s s   L i n e   1 < / C o m p a n y A d d r e s s L i n e > + 
+                 < C o m p a n y A d d r e s s L i n e > C o m p a n y   A d d r e s s   L i n e   2 < / C o m p a n y A d d r e s s L i n e > + 
+                 < C o m p a n y A d d r e s s L i n e > C o m p a n y   A d d r e s s   L i n e   3 < / C o m p a n y A d d r e s s L i n e > + 
+                 < C o m p a n y A d d r e s s L i n e > C o m p a n y   A d d r e s s   L i n e   4 < / C o m p a n y A d d r e s s L i n e > + 
+                 < C o m p a n y A d d r e s s L i n e > C o m p a n y   A d d r e s s   L i n e   5 < / C o m p a n y A d d r e s s L i n e > + 
+                 < C o m p a n y A d d r e s s L i n e > C o m p a n y   A d d r e s s   L i n e   6 < / C o m p a n y A d d r e s s L i n e > + 
+                 < C o m p a n y A d d r e s s L i n e > C o m p a n y   A d d r e s s   L i n e   7 < / C o m p a n y A d d r e s s L i n e > + 
+                 < C o m p a n y A d d r e s s L i n e > C o m p a n y   A d d r e s s   L i n e   8 < / C o m p a n y A d d r e s s L i n e > + 
+             < / C o m p a n y A d d r e s s L i n e s > + 
+             < C o m p a n y P h o n e > C o m p a n y   P h o n e < / C o m p a n y P h o n e > + 
+             < C o m p a n y P h o n e C a p t i o n > C o m p a n y   P h o n e   C a p t i o n < / C o m p a n y P h o n e C a p t i o n > + 
+             < C o m p a n y F a x N o > C o m p a n y   F a x   N o . < / C o m p a n y F a x N o > + 
+             < C o m p a n y F a x N o C a p t i o n > C o m p a n y   F a x   N o .   C a p t i o n < / C o m p a n y F a x N o C a p t i o n > + 
+             < C o m p a n y E m a i l > C o m p a n y   E m a i l < / C o m p a n y E m a i l > + 
+             < C o m p a n y E m a i l C a p t i o n > C o m p a n y   E m a i l   C a p t i o n < / C o m p a n y E m a i l C a p t i o n > + 
+             < C o m p a n y H o m e P a g e > C o m p a n y   H o m e   P a g e < / C o m p a n y H o m e P a g e > + 
+             < C o m p a n y H o m e P a g e C a p t i o n > C o m p a n y   H o m e   P a g e   C a p t i o n < / C o m p a n y H o m e P a g e C a p t i o n > + 
+             < C o m p a n y L o g o > C o m p a n y   L o g o < / C o m p a n y L o g o > + 
+             < C o m p a n y V A T R e g i s t r a t i o n N o > C o m p a n y   V A T   R e g i s t r a t i o n   N o . < / C o m p a n y V A T R e g i s t r a t i o n N o > + 
+             < C o m p a n y V A T R e g i s t r a t i o n N o C a p t i o n > C o m p a n y   V A T   R e g i s t r a t i o n   N o .   C a p t i o n < / C o m p a n y V A T R e g i s t r a t i o n N o C a p t i o n > + 
+             < C o m p a n y R e g i s t r a t i o n N o > C o m p a n y   R e g i s t r a t i o n   N o . < / C o m p a n y R e g i s t r a t i o n N o > + 
+             < C o m p a n y R e g i s t r a t i o n N o C a p t i o n > C o m p a n y   R e g i s t r a t i o n   N o .   C a p t i o n < / C o m p a n y R e g i s t r a t i o n N o C a p t i o n > + 
+             < C o m p a n y B a n k N a m e > C o m p a n y   B a n k   N a m e < / C o m p a n y B a n k N a m e > + 
+             < C o m p a n y B a n k N a m e C a p t i o n > C o m p a n y   B a n k   N a m e   C a p t i o n < / C o m p a n y B a n k N a m e C a p t i o n > + 
+             < C o m p a n y B a n k A c c o u n t N o > C o m p a n y   B a n k   A c c o u n t   N o . < / C o m p a n y B a n k A c c o u n t N o > + 
+             < C o m p a n y B a n k A c c o u n t N o C a p t i o n > C o m p a n y   B a n k   A c c o u n t   N o .   C a p t i o n < / C o m p a n y B a n k A c c o u n t N o C a p t i o n > + 
+             < C o m p a n y B a n k B r a n c h N o > C o m p a n y   B a n k   B r a n c h   N o . < / C o m p a n y B a n k B r a n c h N o > + 
+             < C o m p a n y B a n k B r a n c h N o C a p t i o n > C o m p a n y   B a n k   B r a n c h   N o .   C a p t i o n < / C o m p a n y B a n k B r a n c h N o C a p t i o n > + 
+             < C o m p a n y I B A N > C o m p a n y   I B A N < / C o m p a n y I B A N > + 
+             < C o m p a n y I B A N C a p t i o n > C o m p a n y   I B A N   C a p t i o n < / C o m p a n y I B A N C a p t i o n > + 
+             < C o m p a n y B a n k S W I F T > C o m p a n y   B a n k   S W I F T < / C o m p a n y B a n k S W I F T > + 
+             < C o m p a n y B a n k S W I F T C a p t i o n > C o m p a n y   B a n k   S W I F T   C a p t i o n < / C o m p a n y B a n k S W I F T C a p t i o n > + 
+             < C o m p a n y G i r o N o > C o m p a n y   G i r o   N o . < / C o m p a n y G i r o N o > + 
+             < C o m p a n y G i r o N o C a p t i o n > C o m p a n y   G i r o   N o .   C a p t i o n < / C o m p a n y G i r o N o C a p t i o n > + 
+         < / C o m p a n y M e t a d a t a > + 
+     < / B C R e p o r t I n f o r m a t i o n > + 
+     < L a b e l s > + 
+         < A b o u t T h e R e p o r t L a b e l > A b o u t T h e R e p o r t L a b e l < / A b o u t T h e R e p o r t L a b e l > + 
+         < C a p a c i t y N a m e L a b e l > C a p a c i t y N a m e L a b e l < / C a p a c i t y N a m e L a b e l > + 
+         < C a p a c i t y T a s k L i s t A n a l y s i s > C a p a c i t y T a s k L i s t A n a l y s i s < / C a p a c i t y T a s k L i s t A n a l y s i s > + 
+         < C a p a c i t y T a s k L i s t L a b e l > C a p a c i t y T a s k L i s t L a b e l < / C a p a c i t y T a s k L i s t L a b e l > + 
+         < C a p a c i t y T a s k L i s t P r i n t > C a p a c i t y T a s k L i s t P r i n t < / C a p a c i t y T a s k L i s t P r i n t > + 
+         < C o m p a n y L a b e l > C o m p a n y L a b e l < / C o m p a n y L a b e l > + 
+         < D a t a R e t r i e v e d > D a t a R e t r i e v e d < / D a t a R e t r i e v e d > + 
+         < D a t e F i l t e r L a b e l > D a t e F i l t e r L a b e l < / D a t e F i l t e r L a b e l > + 
+         < D e s c _ P r o d O r d e r R t n g L i n e C a p t i o n > D e s c _ P r o d O r d e r R t n g L i n e C a p t i o n < / D e s c _ P r o d O r d e r R t n g L i n e C a p t i o n > + 
+         < D e s c r i p t i o n C a p t i o n > D e s c r i p t i o n C a p t i o n < / D e s c r i p t i o n C a p t i o n > + 
+         < D o c u m e n t a t i o n L a b e l > D o c u m e n t a t i o n L a b e l < / D o c u m e n t a t i o n L a b e l > + 
+         < E n d i n g D a t e L a b e l > E n d i n g D a t e L a b e l < / E n d i n g D a t e L a b e l > + 
+         < E n d i n g D a t e T i m e L a b e l > E n d i n g D a t e T i m e L a b e l < / E n d i n g D a t e T i m e L a b e l > + 
+         < E n d i n g T i m e L a b e l > E n d i n g T i m e L a b e l < / E n d i n g T i m e L a b e l > + 
+         < E n v i r o n m e n t L a b e l > E n v i r o n m e n t L a b e l < / E n v i r o n m e n t L a b e l > + 
+         < E x p e c t e d C a p a c i t y N e e d L a b e l > E x p e c t e d C a p a c i t y N e e d L a b e l < / E x p e c t e d C a p a c i t y N e e d L a b e l > + 
+         < I n p t Q t y _ P r o d O r d e r R t n g L i n e C a p t i o n > I n p t Q t y _ P r o d O r d e r R t n g L i n e C a p t i o n < / I n p t Q t y _ P r o d O r d e r R t n g L i n e C a p t i o n > + 
+         < I t e m D e s c r i p t i o n L a b e l > I t e m D e s c r i p t i o n L a b e l < / I t e m D e s c r i p t i o n L a b e l > + 
+         < I t e m N o C a p t i o n > I t e m N o C a p t i o n < / I t e m N o C a p t i o n > + 
+         < N o _ P r o d O r d e r R t n g L i n e C a p t i o n > N o _ P r o d O r d e r R t n g L i n e C a p t i o n < / N o _ P r o d O r d e r R t n g L i n e C a p t i o n > + 
+         < O P N o _ P r o d O r d e r R t n g L i n e C a p t i o n > O P N o _ P r o d O r d e r R t n g L i n e C a p t i o n < / O P N o _ P r o d O r d e r R t n g L i n e C a p t i o n > + 
+         < P O N o _ P r o d O r d e r R t n g L i n e C a p t i o n > P O N o _ P r o d O r d e r R t n g L i n e C a p t i o n < / P O N o _ P r o d O r d e r R t n g L i n e C a p t i o n > + 
+         < R e p o r t N a m e L a b e l > R e p o r t N a m e L a b e l < / R e p o r t N a m e L a b e l > + 
+         < R t n g N o _ P r o d O r d e r R t n g L i n e C a p t i o n > R t n g N o _ P r o d O r d e r R t n g L i n e C a p t i o n < / R t n g N o _ P r o d O r d e r R t n g L i n e C a p t i o n > + 
+         < R u n O n L a b e l > R u n O n L a b e l < / R u n O n L a b e l > + 
+         < S t a r t i n g D a t e L a b e l > S t a r t i n g D a t e L a b e l < / S t a r t i n g D a t e L a b e l > + 
+         < S t a r t i n g D a t e T i m e L a b e l > S t a r t i n g D a t e T i m e L a b e l < / S t a r t i n g D a t e T i m e L a b e l > + 
+         < S t a r t i n g T i m e L a b e l > S t a r t i n g T i m e L a b e l < / S t a r t i n g T i m e L a b e l > + 
+         < T y p e _ P r o d O r d e r R t n g L i n e C a p t i o n > T y p e _ P r o d O r d e r R t n g L i n e C a p t i o n < / T y p e _ P r o d O r d e r R t n g L i n e C a p t i o n > + 
+         < U n i t o f M e a s u r e C o d e L a b e l > U n i t o f M e a s u r e C o d e L a b e l < / U n i t o f M e a s u r e C o d e L a b e l > + 
+         < U s e r L a b e l > U s e r L a b e l < / U s e r L a b e l > + 
+     < / L a b e l s > + 
+     < P r o d _ O r d e r _ R o u t i n g _ L i n e _ G r o u p > + 
+         < N o > N o < / N o > + 
+         < T y p e > T y p e < / T y p e > + 
+         < P r o d _ O r d e r _ R o u t i n g _ L i n e > + 
+             < C a p a c i t y N a m e > C a p a c i t y N a m e < / C a p a c i t y N a m e > + 
+             < C a p a c i t y T a s k L i s t C a p t > C a p a c i t y T a s k L i s t C a p t < / C a p a c i t y T a s k L i s t C a p t > + 
+             < C o m p a n y N a m e > C o m p a n y N a m e < / C o m p a n y N a m e > + 
+             < C u r r R e p o r t P a g e N o C a p t > C u r r R e p o r t P a g e N o C a p t < / C u r r R e p o r t P a g e N o C a p t > + 
+             < D e s c _ P r o d O r d e r R t n g L i n e > D e s c _ P r o d O r d e r R t n g L i n e < / D e s c _ P r o d O r d e r R t n g L i n e > + 
+             < E n d D a t e _ P r o d O r d e r R t n g L i n e > E n d D a t e _ P r o d O r d e r R t n g L i n e < / E n d D a t e _ P r o d O r d e r R t n g L i n e > + 
+             < E n d i n g D a t e T i m e > E n d i n g D a t e T i m e < / E n d i n g D a t e T i m e > + 
+             < E n d T i m e _ P r o d O r d e r R t n g L i n e > E n d T i m e _ P r o d O r d e r R t n g L i n e < / E n d T i m e _ P r o d O r d e r R t n g L i n e > + 
+             < E x p e c t e d C a p a c i t y N e e d > E x p e c t e d C a p a c i t y N e e d < / E x p e c t e d C a p a c i t y N e e d > + 
+             < I n p t Q t y _ P r o d O r d e r R t n g L i n e > I n p t Q t y _ P r o d O r d e r R t n g L i n e < / I n p t Q t y _ P r o d O r d e r R t n g L i n e > + 
+             < N o _ P r o d O r d e r R t n g L i n e > N o _ P r o d O r d e r R t n g L i n e < / N o _ P r o d O r d e r R t n g L i n e > + 
+             < O P N o _ P r o d O r d e r R t n g L i n e > O P N o _ P r o d O r d e r R t n g L i n e < / O P N o _ P r o d O r d e r R t n g L i n e > + 
+             < P O N o _ P r o d O r d e r R t n g L i n e > P O N o _ P r o d O r d e r R t n g L i n e < / P O N o _ P r o d O r d e r R t n g L i n e > + 
+             < P O R t n g L i n e T a b l e C a p t F i l t e r > P O R t n g L i n e T a b l e C a p t F i l t e r < / P O R t n g L i n e T a b l e C a p t F i l t e r > + 
+             < P r o d O r d e r R t n g L i n e F i l t e r > P r o d O r d e r R t n g L i n e F i l t e r < / P r o d O r d e r R t n g L i n e F i l t e r > + 
+             < P r o d O r d e r R t n g L n E n d D t C a p t > P r o d O r d e r R t n g L n E n d D t C a p t < / P r o d O r d e r R t n g L n E n d D t C a p t > + 
+             < P r o d O r d e r R t n g L n E n d T i m e C a p t > P r o d O r d e r R t n g L n E n d T i m e C a p t < / P r o d O r d e r R t n g L n E n d T i m e C a p t > + 
+             < P r o d O r d e r R t n g L n S t r t D t C a p t > P r o d O r d e r R t n g L n S t r t D t C a p t < / P r o d O r d e r R t n g L n S t r t D t C a p t > + 
+             < P r o d O r d e r R t n g L n S t r t T i m e C a p t > P r o d O r d e r R t n g L n S t r t T i m e C a p t < / P r o d O r d e r R t n g L n S t r t T i m e C a p t > + 
+             < R t n g N o _ P r o d O r d e r R t n g L i n e > R t n g N o _ P r o d O r d e r R t n g L i n e < / R t n g N o _ P r o d O r d e r R t n g L i n e > + 
+             < S t a r t i n g D a t e T i m e > S t a r t i n g D a t e T i m e < / S t a r t i n g D a t e T i m e > + 
+             < S t r t D t _ P r o d O r d e r R t n g L i n e > S t r t D t _ P r o d O r d e r R t n g L i n e < / S t r t D t _ P r o d O r d e r R t n g L i n e > + 
+             < S t r t T m _ P r o d O r d e r R t n g L i n e > S t r t T m _ P r o d O r d e r R t n g L i n e < / S t r t T m _ P r o d O r d e r R t n g L i n e > + 
+             < T o d a y F o r m a t t e d > T o d a y F o r m a t t e d < / T o d a y F o r m a t t e d > + 
+             < T y p e _ P r o d O r d e r R t n g L i n e > T y p e _ P r o d O r d e r R t n g L i n e < / T y p e _ P r o d O r d e r R t n g L i n e > + 
+             < U n i t o f M e a s u r e C o d e > U n i t o f M e a s u r e C o d e < / U n i t o f M e a s u r e C o d e > + 
+             < P r o d _ O r d e r _ L i n e > + 
+                 < D e s c r i p t i o n > D e s c r i p t i o n < / D e s c r i p t i o n > + 
+                 < I t e m N o > I t e m N o < / I t e m N o > + 
+             < / P r o d _ O r d e r _ L i n e > + 
+         < / P r o d _ O r d e r _ R o u t i n g _ L i n e > + 
+     < / P r o d _ O r d e r _ R o u t i n g _ L i n e _ G r o u p > + 
+ < / N a v W o r d R e p o r t X m l P a r t > 
+</file>
+
+<file path=customXml/item4.xml>��< ? x m l   v e r s i o n = " 1 . 0 "   e n c o d i n g = " u t f - 1 6 " ? > + 
+ < N a v W o r d R e p o r t X m l P a r t   x m l n s = " u r n : m i c r o s o f t - d y n a m i c s - b u s i n e s s c e n t r a l / i n t e r n a l / e x t e n d e d / r e p o r t s / C a p a c i t y _ T a s k _ L i s t / 9 9 0 0 0 7 8 0 / " > + 
+     < B C R e p o r t I n f o r m a t i o n > + 
+         < R e p o r t M e t a d a t a > + 
+             < E x t e n s i o n I d > E x t e n s i o n   I D < / E x t e n s i o n I d > + 
+             < E x t e n s i o n N a m e > E x t e n s i o n   N a m e < / E x t e n s i o n N a m e > + 
+             < E x t e n s i o n P u b l i s h e r > E x t e n s i o n   P u b l i s h e r < / E x t e n s i o n P u b l i s h e r > + 
+             < E x t e n s i o n V e r s i o n > E x t e n s i o n   V e r s i o n < / E x t e n s i o n V e r s i o n > + 
+             < R e p o r t I d > R e p o r t   I D < / R e p o r t I d > + 
+             < R e p o r t N a m e > R e p o r t   N a m e < / R e p o r t N a m e > + 
+             < A b o u t T h i s R e p o r t T i t l e > A b o u t   T h i s   R e p o r t   T i t l e < / A b o u t T h i s R e p o r t T i t l e > + 
+             < A b o u t T h i s R e p o r t T e x t > A b o u t   T h i s   R e p o r t   T e x t < / A b o u t T h i s R e p o r t T e x t > + 
+             < R e p o r t H e l p L i n k > R e p o r t   H e l p   L i n k < / R e p o r t H e l p L i n k > + 
+         < / R e p o r t M e t a d a t a > + 
+         < R e p o r t R e q u e s t > + 
+             < T e n a n t E n t r a I d > T e n a n t   E n t r a   I d < / T e n a n t E n t r a I d > + 
+             < E n v i r o n m e n t N a m e > E n v i r o n m e n t   N a m e < / E n v i r o n m e n t N a m e > + 
+             < E n v i r o n m e n t T y p e > E n v i r o n m e n t   T y p e < / E n v i r o n m e n t T y p e > + 
+             < C o m p a n y N a m e > C o m p a n y   N a m e < / C o m p a n y N a m e > + 
+             < C o m p a n y D i s p l a y N a m e > C o m p a n y   D i s p l a y   N a m e < / C o m p a n y D i s p l a y N a m e > + 
+             < C o m p a n y I d > C o m p a n y   I D < / C o m p a n y I d > + 
+             < U s e r N a m e > U s e r   N a m e < / U s e r N a m e > + 
+             < D a t e A n d T i m e > D a t e   a n d   T i m e < / D a t e A n d T i m e > + 
+             < L a n g u a g e > L a n g u a g e < / L a n g u a g e > + 
+             < F o r m a t R e g i o n > F o r m a t   R e g i o n < / F o r m a t R e g i o n > + 
+             < D a t e T i m e V a l u e s > + 
+                 < Y e a r > Y e a r < / Y e a r > + 
+                 < M o n t h N u m b e r > M o n t h   N u m b e r < / M o n t h N u m b e r > + 
+                 < D a y N u m b e r > D a y   N u m b e r < / D a y N u m b e r > + 
+                 < H o u r > H o u r < / H o u r > + 
+                 < M i n u t e > M i n u t e < / M i n u t e > + 
+             < / D a t e T i m e V a l u e s > + 
+         < / R e p o r t R e q u e s t > + 
+         < C o m p a n y M e t a d a t a > + 
+             < C o m p a n y N a m e > C o m p a n y   N a m e < / C o m p a n y N a m e > + 
+             < C o m p a n y D i s p l a y N a m e > C o m p a n y   D i s p l a y   N a m e < / C o m p a n y D i s p l a y N a m e > + 
+             < C o m p a n y A d d r e s s L i n e s > + 
+                 < C o m p a n y A d d r e s s L i n e > C o m p a n y   A d d r e s s   L i n e   1 < / C o m p a n y A d d r e s s L i n e > + 
+                 < C o m p a n y A d d r e s s L i n e > C o m p a n y   A d d r e s s   L i n e   2 < / C o m p a n y A d d r e s s L i n e > + 
+                 < C o m p a n y A d d r e s s L i n e > C o m p a n y   A d d r e s s   L i n e   3 < / C o m p a n y A d d r e s s L i n e > + 
+                 < C o m p a n y A d d r e s s L i n e > C o m p a n y   A d d r e s s   L i n e   4 < / C o m p a n y A d d r e s s L i n e > + 
+                 < C o m p a n y A d d r e s s L i n e > C o m p a n y   A d d r e s s   L i n e   5 < / C o m p a n y A d d r e s s L i n e > + 
+                 < C o m p a n y A d d r e s s L i n e > C o m p a n y   A d d r e s s   L i n e   6 < / C o m p a n y A d d r e s s L i n e > + 
+                 < C o m p a n y A d d r e s s L i n e > C o m p a n y   A d d r e s s   L i n e   7 < / C o m p a n y A d d r e s s L i n e > + 
+                 < C o m p a n y A d d r e s s L i n e > C o m p a n y   A d d r e s s   L i n e   8 < / C o m p a n y A d d r e s s L i n e > + 
+             < / C o m p a n y A d d r e s s L i n e s > + 
+             < C o m p a n y P h o n e > C o m p a n y   P h o n e < / C o m p a n y P h o n e > + 
+             < C o m p a n y P h o n e C a p t i o n > C o m p a n y   P h o n e   C a p t i o n < / C o m p a n y P h o n e C a p t i o n > + 
+             < C o m p a n y F a x N o > C o m p a n y   F a x   N o . < / C o m p a n y F a x N o > + 
+             < C o m p a n y F a x N o C a p t i o n > C o m p a n y   F a x   N o .   C a p t i o n < / C o m p a n y F a x N o C a p t i o n > + 
+             < C o m p a n y E m a i l > C o m p a n y   E m a i l < / C o m p a n y E m a i l > + 
+             < C o m p a n y E m a i l C a p t i o n > C o m p a n y   E m a i l   C a p t i o n < / C o m p a n y E m a i l C a p t i o n > + 
+             < C o m p a n y H o m e P a g e > C o m p a n y   H o m e   P a g e < / C o m p a n y H o m e P a g e > + 
+             < C o m p a n y H o m e P a g e C a p t i o n > C o m p a n y   H o m e   P a g e   C a p t i o n < / C o m p a n y H o m e P a g e C a p t i o n > + 
+             < C o m p a n y L o g o > C o m p a n y   L o g o < / C o m p a n y L o g o > + 
+             < C o m p a n y V A T R e g i s t r a t i o n N o > C o m p a n y   V A T   R e g i s t r a t i o n   N o . < / C o m p a n y V A T R e g i s t r a t i o n N o > + 
+             < C o m p a n y V A T R e g i s t r a t i o n N o C a p t i o n > C o m p a n y   V A T   R e g i s t r a t i o n   N o .   C a p t i o n < / C o m p a n y V A T R e g i s t r a t i o n N o C a p t i o n > + 
+             < C o m p a n y R e g i s t r a t i o n N o > C o m p a n y   R e g i s t r a t i o n   N o . < / C o m p a n y R e g i s t r a t i o n N o > + 
+             < C o m p a n y R e g i s t r a t i o n N o C a p t i o n > C o m p a n y   R e g i s t r a t i o n   N o .   C a p t i o n < / C o m p a n y R e g i s t r a t i o n N o C a p t i o n > + 
+             < C o m p a n y B a n k N a m e > C o m p a n y   B a n k   N a m e < / C o m p a n y B a n k N a m e > + 
+             < C o m p a n y B a n k N a m e C a p t i o n > C o m p a n y   B a n k   N a m e   C a p t i o n < / C o m p a n y B a n k N a m e C a p t i o n > + 
+             < C o m p a n y B a n k A c c o u n t N o > C o m p a n y   B a n k   A c c o u n t   N o . < / C o m p a n y B a n k A c c o u n t N o > + 
+             < C o m p a n y B a n k A c c o u n t N o C a p t i o n > C o m p a n y   B a n k   A c c o u n t   N o .   C a p t i o n < / C o m p a n y B a n k A c c o u n t N o C a p t i o n > + 
+             < C o m p a n y B a n k B r a n c h N o > C o m p a n y   B a n k   B r a n c h   N o . < / C o m p a n y B a n k B r a n c h N o > + 
+             < C o m p a n y B a n k B r a n c h N o C a p t i o n > C o m p a n y   B a n k   B r a n c h   N o .   C a p t i o n < / C o m p a n y B a n k B r a n c h N o C a p t i o n > + 
+             < C o m p a n y I B A N > C o m p a n y   I B A N < / C o m p a n y I B A N > + 
+             < C o m p a n y I B A N C a p t i o n > C o m p a n y   I B A N   C a p t i o n < / C o m p a n y I B A N C a p t i o n > + 
+             < C o m p a n y B a n k S W I F T > C o m p a n y   B a n k   S W I F T < / C o m p a n y B a n k S W I F T > + 
+             < C o m p a n y B a n k S W I F T C a p t i o n > C o m p a n y   B a n k   S W I F T   C a p t i o n < / C o m p a n y B a n k S W I F T C a p t i o n > + 
+             < C o m p a n y G i r o N o > C o m p a n y   G i r o   N o . < / C o m p a n y G i r o N o > + 
+             < C o m p a n y G i r o N o C a p t i o n > C o m p a n y   G i r o   N o .   C a p t i o n < / C o m p a n y G i r o N o C a p t i o n > + 
+         < / C o m p a n y M e t a d a t a > + 
+     < / B C R e p o r t I n f o r m a t i o n > + 
+     < L a b e l s > + 
+         < A b o u t T h e R e p o r t L a b e l   E l e m e n t T y p e = " P a r a m e t e r "   E l e m e n t I d = " 1 6 7 7 9 2 0 0 1 "   D a t a T y p e = " S t r i n g " > A b o u t T h e R e p o r t L a b e l < / A b o u t T h e R e p o r t L a b e l > + 
+         < C a p a c i t y N a m e L a b e l   E l e m e n t T y p e = " P a r a m e t e r "   E l e m e n t I d = " 7 9 7 3 2 2 8 1 6 "   D a t a T y p e = " S t r i n g " > C a p a c i t y N a m e L a b e l < / C a p a c i t y N a m e L a b e l > + 
+         < C a p a c i t y T a s k L i s t A n a l y s i s   E l e m e n t T y p e = " P a r a m e t e r "   E l e m e n t I d = " 9 1 7 6 8 3 1 6 "   D a t a T y p e = " S t r i n g " > C a p a c i t y T a s k L i s t A n a l y s i s < / C a p a c i t y T a s k L i s t A n a l y s i s > + 
+         < C a p a c i t y T a s k L i s t L a b e l   E l e m e n t T y p e = " P a r a m e t e r "   E l e m e n t I d = " 1 6 3 2 5 5 4 7 3 6 "   D a t a T y p e = " S t r i n g " > C a p a c i t y T a s k L i s t L a b e l < / C a p a c i t y T a s k L i s t L a b e l > + 
+         < C a p a c i t y T a s k L i s t P r i n t   E l e m e n t T y p e = " P a r a m e t e r "   E l e m e n t I d = " 1 4 8 1 4 1 5 0 8 7 "   D a t a T y p e = " S t r i n g " > C a p a c i t y T a s k L i s t P r i n t < / C a p a c i t y T a s k L i s t P r i n t > + 
+         < C o m p a n y L a b e l   E l e m e n t T y p e = " P a r a m e t e r "   E l e m e n t I d = " 3 4 6 7 6 0 3 4 8 "   D a t a T y p e = " S t r i n g " > C o m p a n y L a b e l < / C o m p a n y L a b e l > + 
+         < D a t a R e t r i e v e d   E l e m e n t T y p e = " P a r a m e t e r "   E l e m e n t I d = " 2 9 1 9 1 1 8 0 7 "   D a t a T y p e = " S t r i n g " > D a t a R e t r i e v e d < / D a t a R e t r i e v e d > + 
+         < D a t e F i l t e r L a b e l   E l e m e n t T y p e = " P a r a m e t e r "   E l e m e n t I d = " 1 9 6 5 4 9 6 8 2 3 "   D a t a T y p e = " S t r i n g " > D a t e F i l t e r L a b e l < / D a t e F i l t e r L a b e l > + 
+         < D e s c _ P r o d O r d e r R t n g L i n e C a p t i o n   E l e m e n t T y p e = " P a r a m e t e r "   E l e m e n t I d = " 8 4 4 3 5 5 6 1 1 "   D a t a T y p e = " S t r i n g " > D e s c _ P r o d O r d e r R t n g L i n e C a p t i o n < / D e s c _ P r o d O r d e r R t n g L i n e C a p t i o n > + 
+         < D e s c r i p t i o n C a p t i o n   E l e m e n t T y p e = " P a r a m e t e r "   E l e m e n t I d = " 1 3 1 4 3 5 1 3 0 7 "   D a t a T y p e = " S t r i n g " > D e s c r i p t i o n C a p t i o n < / D e s c r i p t i o n C a p t i o n > + 
+         < D o c u m e n t a t i o n L a b e l   E l e m e n t T y p e = " P a r a m e t e r "   E l e m e n t I d = " 1 7 3 8 9 2 4 8 1 5 "   D a t a T y p e = " S t r i n g " > D o c u m e n t a t i o n L a b e l < / D o c u m e n t a t i o n L a b e l > + 
+         < E n d i n g D a t e L a b e l   E l e m e n t T y p e = " P a r a m e t e r "   E l e m e n t I d = " 1 3 9 9 4 1 6 3 9 2 "   D a t a T y p e = " S t r i n g " > E n d i n g D a t e L a b e l < / E n d i n g D a t e L a b e l > + 
+         < E n d i n g D a t e T i m e L a b e l   E l e m e n t T y p e = " P a r a m e t e r "   E l e m e n t I d = " 8 3 3 8 5 9 0 5 1 "   D a t a T y p e = " S t r i n g " > E n d i n g D a t e T i m e L a b e l < / E n d i n g D a t e T i m e L a b e l > + 
+         < E n d i n g T i m e L a b e l   E l e m e n t T y p e = " P a r a m e t e r "   E l e m e n t I d = " 6 3 8 6 6 6 9 9 3 "   D a t a T y p e = " S t r i n g " > E n d i n g T i m e L a b e l < / E n d i n g T i m e L a b e l > + 
+         < E n v i r o n m e n t L a b e l   E l e m e n t T y p e = " P a r a m e t e r "   E l e m e n t I d = " 8 1 8 8 1 6 5 9 0 "   D a t a T y p e = " S t r i n g " > E n v i r o n m e n t L a b e l < / E n v i r o n m e n t L a b e l > + 
+         < E x p e c t e d C a p a c i t y N e e d L a b e l   E l e m e n t T y p e = " P a r a m e t e r "   E l e m e n t I d = " 1 1 9 2 0 8 7 8 1 9 "   D a t a T y p e = " S t r i n g " > E x p e c t e d C a p a c i t y N e e d L a b e l < / E x p e c t e d C a p a c i t y N e e d L a b e l > + 
+         < I n p t Q t y _ P r o d O r d e r R t n g L i n e C a p t i o n   E l e m e n t T y p e = " P a r a m e t e r "   E l e m e n t I d = " 1 2 8 9 9 5 8 7 7 3 "   D a t a T y p e = " S t r i n g " > I n p t Q t y _ P r o d O r d e r R t n g L i n e C a p t i o n < / I n p t Q t y _ P r o d O r d e r R t n g L i n e C a p t i o n > + 
+         < I t e m D e s c r i p t i o n L a b e l   E l e m e n t T y p e = " P a r a m e t e r "   E l e m e n t I d = " 1 5 6 7 1 7 4 7 2 8 "   D a t a T y p e = " S t r i n g " > I t e m D e s c r i p t i o n L a b e l < / I t e m D e s c r i p t i o n L a b e l > + 
+         < I t e m N o C a p t i o n   E l e m e n t T y p e = " P a r a m e t e r "   E l e m e n t I d = " 1 8 1 4 6 8 1 6 3 1 "   D a t a T y p e = " S t r i n g " > I t e m N o C a p t i o n < / I t e m N o C a p t i o n > + 
+         < N o _ P r o d O r d e r R t n g L i n e C a p t i o n   E l e m e n t T y p e = " P a r a m e t e r "   E l e m e n t I d = " 6 7 1 8 0 8 0 7 7 "   D a t a T y p e = " S t r i n g " > N o _ P r o d O r d e r R t n g L i n e C a p t i o n < / N o _ P r o d O r d e r R t n g L i n e C a p t i o n > + 
+         < O P N o _ P r o d O r d e r R t n g L i n e C a p t i o n   E l e m e n t T y p e = " P a r a m e t e r "   E l e m e n t I d = " 7 6 2 2 0 7 6 6 6 "   D a t a T y p e = " S t r i n g " > O P N o _ P r o d O r d e r R t n g L i n e C a p t i o n < / O P N o _ P r o d O r d e r R t n g L i n e C a p t i o n > + 
+         < P O N o _ P r o d O r d e r R t n g L i n e C a p t i o n   E l e m e n t T y p e = " P a r a m e t e r "   E l e m e n t I d = " 1 1 4 7 1 7 2 2 6 "   D a t a T y p e = " S t r i n g " > P O N o _ P r o d O r d e r R t n g L i n e C a p t i o n < / P O N o _ P r o d O r d e r R t n g L i n e C a p t i o n > + 
+         < R e p o r t N a m e L a b e l   E l e m e n t T y p e = " P a r a m e t e r "   E l e m e n t I d = " 1 0 2 2 2 9 2 9 8 2 "   D a t a T y p e = " S t r i n g " > R e p o r t N a m e L a b e l < / R e p o r t N a m e L a b e l > + 
+         < R t n g N o _ P r o d O r d e r R t n g L i n e C a p t i o n   E l e m e n t T y p e = " P a r a m e t e r "   E l e m e n t I d = " 6 4 3 4 7 0 1 0 6 "   D a t a T y p e = " S t r i n g " > R t n g N o _ P r o d O r d e r R t n g L i n e C a p t i o n < / R t n g N o _ P r o d O r d e r R t n g L i n e C a p t i o n > + 
+         < R u n O n L a b e l   E l e m e n t T y p e = " P a r a m e t e r "   E l e m e n t I d = " 1 1 1 9 0 3 7 5 9 5 "   D a t a T y p e = " S t r i n g " > R u n O n L a b e l < / R u n O n L a b e l > + 
+         < S t a r t i n g D a t e L a b e l   E l e m e n t T y p e = " P a r a m e t e r "   E l e m e n t I d = " 1 8 0 6 3 6 6 5 1 3 "   D a t a T y p e = " S t r i n g " > S t a r t i n g D a t e L a b e l < / S t a r t i n g D a t e L a b e l > + 
+         < S t a r t i n g D a t e T i m e L a b e l   E l e m e n t T y p e = " P a r a m e t e r "   E l e m e n t I d = " 1 1 6 8 0 5 9 0 3 8 "   D a t a T y p e = " S t r i n g " > S t a r t i n g D a t e T i m e L a b e l < / S t a r t i n g D a t e T i m e L a b e l > + 
+         < S t a r t i n g T i m e L a b e l   E l e m e n t T y p e = " P a r a m e t e r "   E l e m e n t I d = " 1 9 6 9 8 1 8 9 8 2 "   D a t a T y p e = " S t r i n g " > S t a r t i n g T i m e L a b e l < / S t a r t i n g T i m e L a b e l > + 
+         < T y p e _ P r o d O r d e r R t n g L i n e C a p t i o n   E l e m e n t T y p e = " P a r a m e t e r "   E l e m e n t I d = " 1 1 2 4 1 0 9 7 8 0 "   D a t a T y p e = " S t r i n g " > T y p e _ P r o d O r d e r R t n g L i n e C a p t i o n < / T y p e _ P r o d O r d e r R t n g L i n e C a p t i o n > + 
+         < U n i t o f M e a s u r e C o d e L a b e l   E l e m e n t T y p e = " P a r a m e t e r "   E l e m e n t I d = " 1 5 8 7 7 5 8 3 6 9 "   D a t a T y p e = " S t r i n g " > U n i t o f M e a s u r e C o d e L a b e l < / U n i t o f M e a s u r e C o d e L a b e l > + 
+         < U s e r L a b e l   E l e m e n t T y p e = " P a r a m e t e r "   E l e m e n t I d = " 8 4 8 8 1 6 7 9 4 "   D a t a T y p e = " S t r i n g " > U s e r L a b e l < / U s e r L a b e l > + 
+     < / L a b e l s > + 
+     < T o o l t i p s > + 
+         < T o o l t i p   c o l u m n = " T y p e "   E l e m e n t I d = " 2 6 9 3 5 3 4 4 3 " > + 
+             < T o o l t i p T e x t   l a n g = " e n - U S " > S p e c i f i e s   t h e   t y p e   o f   o p e r a t i o n . < / T o o l t i p T e x t > + 
+         < / T o o l t i p > + 
+         < T o o l t i p   c o l u m n = " N o "   E l e m e n t I d = " 1 1 9 8 2 6 8 3 4 0 " > + 
+             < T o o l t i p T e x t   l a n g = " e n - U S " > S p e c i f i e s   t h e   n u m b e r   o f   t h e   i n v o l v e d   e n t r y   o r   r e c o r d ,   a c c o r d i n g   t o   t h e   s p e c i f i e d   n u m b e r   s e r i e s . < / T o o l t i p T e x t > + 
+         < / T o o l t i p > + 
+         < T o o l t i p   c o l u m n = " T y p e _ P r o d O r d e r R t n g L i n e "   E l e m e n t I d = " 1 1 2 4 1 0 9 7 8 0 " > + 
+             < T o o l t i p T e x t   l a n g = " e n - U S " > S p e c i f i e s   t h e   t y p e   o f   o p e r a t i o n . < / T o o l t i p T e x t > + 
+         < / T o o l t i p > + 
+         < T o o l t i p   c o l u m n = " N o _ P r o d O r d e r R t n g L i n e "   E l e m e n t I d = " 6 7 1 8 0 8 0 7 7 " > + 
+             < T o o l t i p T e x t   l a n g = " e n - U S " > S p e c i f i e s   t h e   n u m b e r   o f   t h e   i n v o l v e d   e n t r y   o r   r e c o r d ,   a c c o r d i n g   t o   t h e   s p e c i f i e d   n u m b e r   s e r i e s . < / T o o l t i p T e x t > + 
+         < / T o o l t i p > + 
+         < T o o l t i p   c o l u m n = " P O N o _ P r o d O r d e r R t n g L i n e "   E l e m e n t I d = " 1 1 4 7 1 7 2 2 6 " > + 
+             < T o o l t i p T e x t   l a n g = " e n - U S " > S p e c i f i e s   t h e   n u m b e r   o f   t h e   r e l a t e d   p r o d u c t i o n   o r d e r . < / T o o l t i p T e x t > + 
+         < / T o o l t i p > + 
+         < T o o l t i p   c o l u m n = " R t n g N o _ P r o d O r d e r R t n g L i n e "   E l e m e n t I d = " 6 4 3 4 7 0 1 0 6 " > + 
+             < T o o l t i p T e x t   l a n g = " e n - U S " > S p e c i f i e s   t h e   r o u t i n g   n u m b e r . < / T o o l t i p T e x t > + 
+         < / T o o l t i p > + 
+         < T o o l t i p   c o l u m n = " O P N o _ P r o d O r d e r R t n g L i n e "   E l e m e n t I d = " 7 6 2 2 0 7 6 6 6 " > + 
+             < T o o l t i p T e x t   l a n g = " e n - U S " > S p e c i f i e s   t h e   o p e r a t i o n   n u m b e r . < / T o o l t i p T e x t > + 
+         < / T o o l t i p > + 
+         < T o o l t i p   c o l u m n = " D e s c _ P r o d O r d e r R t n g L i n e "   E l e m e n t I d = " 8 4 4 3 5 5 6 1 1 " > + 
+             < T o o l t i p T e x t   l a n g = " e n - U S " > S p e c i f i e s   t h e   d e s c r i p t i o n   o f   t h e   o p e r a t i o n . < / T o o l t i p T e x t > + 
+         < / T o o l t i p > + 
+         < T o o l t i p   c o l u m n = " I t e m N o "   E l e m e n t I d = " 1 8 1 4 6 8 1 6 3 1 " > + 
+             < T o o l t i p T e x t   l a n g = " e n - U S " > S p e c i f i e s   t h e   n u m b e r   o f   t h e   i t e m   t h a t   i s   t o   b e   p r o d u c e d . < / T o o l t i p T e x t > + 
+         < / T o o l t i p > + 
+         < T o o l t i p   c o l u m n = " D e s c r i p t i o n "   E l e m e n t I d = " 1 3 1 4 3 5 1 3 0 7 " > + 
+             < T o o l t i p T e x t   l a n g = " e n - U S " > S p e c i f i e s   t h e   v a l u e   o f   t h e   D e s c r i p t i o n   f i e l d   o n   t h e   i t e m   c a r d .   I f   y o u   e n t e r   a   v a r i a n t   c o d e ,   t h e   v a r i a n t   d e s c r i p t i o n   i s   c o p i e d   t o   t h i s   f i e l d   i n s t e a d . < / T o o l t i p T e x t > + 
+         < / T o o l t i p > + 
+     < / T o o l t i p s > + 
+     < P r o d _ O r d e r _ R o u t i n g _ L i n e _ G r o u p   E l e m e n t T y p e = " D a t a I t e m "   E l e m e n t I d = " 1 6 1 3 9 4 8 4 1 " > + 
+         < N o   E l e m e n t T y p e = " C o l u m n "   E l e m e n t I d = " 1 1 9 8 2 6 8 3 4 0 "   D a t a T y p e = " C o d e " > N o < / N o > + 
+         < T y p e   E l e m e n t T y p e = " C o l u m n "   E l e m e n t I d = " 2 6 9 3 5 3 4 4 3 "   D a t a T y p e = " E n u m " > T y p e < / T y p e > + 
+         < P r o d _ O r d e r _ R o u t i n g _ L i n e   E l e m e n t T y p e = " D a t a I t e m "   E l e m e n t I d = " 9 4 8 4 0 6 1 1 9 " > + 
+             < C a p a c i t y N a m e   E l e m e n t T y p e = " C o l u m n "   E l e m e n t I d = " 5 8 0 9 5 8 8 5 8 "   D a t a T y p e = " T e x t " > C a p a c i t y N a m e < / C a p a c i t y N a m e > + 
+             < C a p a c i t y T a s k L i s t C a p t   E l e m e n t T y p e = " C o l u m n "   E l e m e n t I d = " 9 9 4 1 0 7 8 6 4 "   D a t a T y p e = " L a b e l " > C a p a c i t y T a s k L i s t C a p t < / C a p a c i t y T a s k L i s t C a p t > + 
+             < C o m p a n y N a m e   E l e m e n t T y p e = " C o l u m n "   E l e m e n t I d = " 1 5 9 5 4 7 7 3 9 5 "   D a t a T y p e = " S t r i n g " > C o m p a n y N a m e < / C o m p a n y N a m e > + 
+             < C u r r R e p o r t P a g e N o C a p t   E l e m e n t T y p e = " C o l u m n "   E l e m e n t I d = " 6 8 6 2 9 9 2 1 "   D a t a T y p e = " L a b e l " > C u r r R e p o r t P a g e N o C a p t < / C u r r R e p o r t P a g e N o C a p t > + 
+             < D e s c _ P r o d O r d e r R t n g L i n e   E l e m e n t T y p e = " C o l u m n "   E l e m e n t I d = " 8 4 4 3 5 5 6 1 1 "   D a t a T y p e = " T e x t " > D e s c _ P r o d O r d e r R t n g L i n e < / D e s c _ P r o d O r d e r R t n g L i n e > + 
+             < E n d D a t e _ P r o d O r d e r R t n g L i n e   E l e m e n t T y p e = " C o l u m n "   E l e m e n t I d = " 7 1 3 5 7 4 8 9 "   D a t a T y p e = " S t r i n g " > E n d D a t e _ P r o d O r d e r R t n g L i n e < / E n d D a t e _ P r o d O r d e r R t n g L i n e > + 
+             < E n d i n g D a t e T i m e   E l e m e n t T y p e = " C o l u m n "   E l e m e n t I d = " 1 4 2 5 5 9 5 4 6 1 "   D a t a T y p e = " S t r i n g " > E n d i n g D a t e T i m e < / E n d i n g D a t e T i m e > + 
+             < E n d T i m e _ P r o d O r d e r R t n g L i n e   E l e m e n t T y p e = " C o l u m n "   E l e m e n t I d = " 2 0 4 0 9 1 7 7 4 2 "   D a t a T y p e = " S t r i n g " > E n d T i m e _ P r o d O r d e r R t n g L i n e < / E n d T i m e _ P r o d O r d e r R t n g L i n e > + 
+             < E x p e c t e d C a p a c i t y N e e d   E l e m e n t T y p e = " C o l u m n "   E l e m e n t I d = " 2 0 5 2 6 6 0 5 3 9 "   D a t a T y p e = " D e c i m a l " > E x p e c t e d C a p a c i t y N e e d < / E x p e c t e d C a p a c i t y N e e d > + 
+             < I n p t Q t y _ P r o d O r d e r R t n g L i n e   E l e m e n t T y p e = " C o l u m n "   E l e m e n t I d = " 1 2 8 9 9 5 8 7 7 3 "   D a t a T y p e = " D e c i m a l " > I n p t Q t y _ P r o d O r d e r R t n g L i n e < / I n p t Q t y _ P r o d O r d e r R t n g L i n e > + 
+             < N o _ P r o d O r d e r R t n g L i n e   E l e m e n t T y p e = " C o l u m n "   E l e m e n t I d = " 6 7 1 8 0 8 0 7 7 "   D a t a T y p e = " C o d e " > N o _ P r o d O r d e r R t n g L i n e < / N o _ P r o d O r d e r R t n g L i n e > + 
+             < O P N o _ P r o d O r d e r R t n g L i n e   E l e m e n t T y p e = " C o l u m n "   E l e m e n t I d = " 7 6 2 2 0 7 6 6 6 "   D a t a T y p e = " C o d e " > O P N o _ P r o d O r d e r R t n g L i n e < / O P N o _ P r o d O r d e r R t n g L i n e > + 
+             < P O N o _ P r o d O r d e r R t n g L i n e   E l e m e n t T y p e = " C o l u m n "   E l e m e n t I d = " 1 1 4 7 1 7 2 2 6 "   D a t a T y p e = " C o d e " > P O N o _ P r o d O r d e r R t n g L i n e < / P O N o _ P r o d O r d e r R t n g L i n e > + 
+             < P O R t n g L i n e T a b l e C a p t F i l t e r   E l e m e n t T y p e = " C o l u m n "   E l e m e n t I d = " 1 8 5 7 4 9 4 3 0 1 "   D a t a T y p e = " S t r i n g " > P O R t n g L i n e T a b l e C a p t F i l t e r < / P O R t n g L i n e T a b l e C a p t F i l t e r > + 
+             < P r o d O r d e r R t n g L i n e F i l t e r   E l e m e n t T y p e = " C o l u m n "   E l e m e n t I d = " 6 3 7 2 4 6 4 5 "   D a t a T y p e = " T e x t " > P r o d O r d e r R t n g L i n e F i l t e r < / P r o d O r d e r R t n g L i n e F i l t e r > + 
+             < P r o d O r d e r R t n g L n E n d D t C a p t   E l e m e n t T y p e = " C o l u m n "   E l e m e n t I d = " 7 7 0 9 5 7 9 8 2 "   D a t a T y p e = " L a b e l " > P r o d O r d e r R t n g L n E n d D t C a p t < / P r o d O r d e r R t n g L n E n d D t C a p t > + 
+             < P r o d O r d e r R t n g L n E n d T i m e C a p t   E l e m e n t T y p e = " C o l u m n "   E l e m e n t I d = " 1 7 8 5 2 1 4 1 2 3 "   D a t a T y p e = " L a b e l " > P r o d O r d e r R t n g L n E n d T i m e C a p t < / P r o d O r d e r R t n g L n E n d T i m e C a p t > + 
+             < P r o d O r d e r R t n g L n S t r t D t C a p t   E l e m e n t T y p e = " C o l u m n "   E l e m e n t I d = " 5 9 6 5 7 1 0 4 "   D a t a T y p e = " L a b e l " > P r o d O r d e r R t n g L n S t r t D t C a p t < / P r o d O r d e r R t n g L n S t r t D t C a p t > + 
+             < P r o d O r d e r R t n g L n S t r t T i m e C a p t   E l e m e n t T y p e = " C o l u m n "   E l e m e n t I d = " 9 4 3 0 4 5 6 6 9 "   D a t a T y p e = " L a b e l " > P r o d O r d e r R t n g L n S t r t T i m e C a p t < / P r o d O r d e r R t n g L n S t r t T i m e C a p t > + 
+             < R t n g N o _ P r o d O r d e r R t n g L i n e   E l e m e n t T y p e = " C o l u m n "   E l e m e n t I d = " 6 4 3 4 7 0 1 0 6 "   D a t a T y p e = " C o d e " > R t n g N o _ P r o d O r d e r R t n g L i n e < / R t n g N o _ P r o d O r d e r R t n g L i n e > + 
+             < S t a r t i n g D a t e T i m e   E l e m e n t T y p e = " C o l u m n "   E l e m e n t I d = " 4 9 9 6 9 8 9 4 0 "   D a t a T y p e = " S t r i n g " > S t a r t i n g D a t e T i m e < / S t a r t i n g D a t e T i m e > + 
+             < S t r t D t _ P r o d O r d e r R t n g L i n e   E l e m e n t T y p e = " C o l u m n "   E l e m e n t I d = " 6 7 0 6 6 5 3 1 7 "   D a t a T y p e = " S t r i n g " > S t r t D t _ P r o d O r d e r R t n g L i n e < / S t r t D t _ P r o d O r d e r R t n g L i n e > + 
+             < S t r t T m _ P r o d O r d e r R t n g L i n e   E l e m e n t T y p e = " C o l u m n "   E l e m e n t I d = " 1 2 6 0 8 6 7 4 8 "   D a t a T y p e = " S t r i n g " > S t r t T m _ P r o d O r d e r R t n g L i n e < / S t r t T m _ P r o d O r d e r R t n g L i n e > + 
+             < T o d a y F o r m a t t e d   E l e m e n t T y p e = " C o l u m n "   E l e m e n t I d = " 2 7 0 4 5 1 4 0 "   D a t a T y p e = " S t r i n g " > T o d a y F o r m a t t e d < / T o d a y F o r m a t t e d > + 
+             < T y p e _ P r o d O r d e r R t n g L i n e   E l e m e n t T y p e = " C o l u m n "   E l e m e n t I d = " 1 1 2 4 1 0 9 7 8 0 "   D a t a T y p e = " E n u m " > T y p e _ P r o d O r d e r R t n g L i n e < / T y p e _ P r o d O r d e r R t n g L i n e > + 
+             < U n i t o f M e a s u r e C o d e   E l e m e n t T y p e = " C o l u m n "   E l e m e n t I d = " 1 2 9 8 7 5 0 1 6 1 "   D a t a T y p e = " C o d e " > U n i t o f M e a s u r e C o d e < / U n i t o f M e a s u r e C o d e > + 
+             < P r o d _ O r d e r _ L i n e   E l e m e n t T y p e = " D a t a I t e m "   E l e m e n t I d = " 3 4 3 3 1 8 6 8 " > + 
+                 < D e s c r i p t i o n   E l e m e n t T y p e = " C o l u m n "   E l e m e n t I d = " 1 3 1 4 3 5 1 3 0 7 "   D a t a T y p e = " T e x t " > D e s c r i p t i o n < / D e s c r i p t i o n > + 
+                 < I t e m N o   E l e m e n t T y p e = " C o l u m n "   E l e m e n t I d = " 1 8 1 4 6 8 1 6 3 1 "   D a t a T y p e = " C o d e " > I t e m N o < / I t e m N o > + 
+             < / P r o d _ O r d e r _ L i n e > + 
+         < / P r o d _ O r d e r _ R o u t i n g _ L i n e > + 
+     < / P r o d _ O r d e r _ R o u t i n g _ L i n e _ G r o u p > + 
+ < / N a v W o r d R e p o r t X m l P a r t > 
 </file>
 
 <file path=customXml/itemProps2.xml><?xml version="1.0" encoding="utf-8"?>

--- a/src/Layers/W1/BaseApp/Manufacturing/Reports/CapacityTaskList.docx
+++ b/src/Layers/W1/BaseApp/Manufacturing/Reports/CapacityTaskList.docx
@@ -4041,6 +4041,8 @@
  
              < R e p o r t N a m e > R e p o r t   N a m e < / R e p o r t N a m e >   
+             < R e p o r t C a p t i o n > R e p o r t   C a p t i o n < / R e p o r t C a p t i o n > + 
              < A b o u t T h i s R e p o r t T i t l e > A b o u t   T h i s   R e p o r t   T i t l e < / A b o u t T h i s R e p o r t T i t l e >   
              < A b o u t T h i s R e p o r t T e x t > A b o u t   T h i s   R e p o r t   T e x t < / A b o u t T h i s R e p o r t T e x t > @@ -4095,21 +4097,21 @@
  
              < C o m p a n y A d d r e s s L i n e s >   
-                 < C o m p a n y A d d r e s s L i n e > C o m p a n y   A d d r e s s   L i n e   1 < / C o m p a n y A d d r e s s L i n e > - 
-                 < C o m p a n y A d d r e s s L i n e > C o m p a n y   A d d r e s s   L i n e   2 < / C o m p a n y A d d r e s s L i n e > - 
-                 < C o m p a n y A d d r e s s L i n e > C o m p a n y   A d d r e s s   L i n e   3 < / C o m p a n y A d d r e s s L i n e > - 
-                 < C o m p a n y A d d r e s s L i n e > C o m p a n y   A d d r e s s   L i n e   4 < / C o m p a n y A d d r e s s L i n e > - 
-                 < C o m p a n y A d d r e s s L i n e > C o m p a n y   A d d r e s s   L i n e   5 < / C o m p a n y A d d r e s s L i n e > - 
-                 < C o m p a n y A d d r e s s L i n e > C o m p a n y   A d d r e s s   L i n e   6 < / C o m p a n y A d d r e s s L i n e > - 
-                 < C o m p a n y A d d r e s s L i n e > C o m p a n y   A d d r e s s   L i n e   7 < / C o m p a n y A d d r e s s L i n e > - 
-                 < C o m p a n y A d d r e s s L i n e > C o m p a n y   A d d r e s s   L i n e   8 < / C o m p a n y A d d r e s s L i n e > +                 < C o m p a n y A d d r e s s L i n e 1 > C o m p a n y   A d d r e s s   L i n e   1 < / C o m p a n y A d d r e s s L i n e 1 > + 
+                 < C o m p a n y A d d r e s s L i n e 2 > C o m p a n y   A d d r e s s   L i n e   2 < / C o m p a n y A d d r e s s L i n e 2 > + 
+                 < C o m p a n y A d d r e s s L i n e 3 > C o m p a n y   A d d r e s s   L i n e   3 < / C o m p a n y A d d r e s s L i n e 3 > + 
+                 < C o m p a n y A d d r e s s L i n e 4 > C o m p a n y   A d d r e s s   L i n e   4 < / C o m p a n y A d d r e s s L i n e 4 > + 
+                 < C o m p a n y A d d r e s s L i n e 5 > C o m p a n y   A d d r e s s   L i n e   5 < / C o m p a n y A d d r e s s L i n e 5 > + 
+                 < C o m p a n y A d d r e s s L i n e 6 > C o m p a n y   A d d r e s s   L i n e   6 < / C o m p a n y A d d r e s s L i n e 6 > + 
+                 < C o m p a n y A d d r e s s L i n e 7 > C o m p a n y   A d d r e s s   L i n e   7 < / C o m p a n y A d d r e s s L i n e 7 > + 
+                 < C o m p a n y A d d r e s s L i n e 8 > C o m p a n y   A d d r e s s   L i n e   8 < / C o m p a n y A d d r e s s L i n e 8 >   
              < / C o m p a n y A d d r e s s L i n e s >   
@@ -4328,6 +4330,8 @@
  
              < R e p o r t N a m e > R e p o r t   N a m e < / R e p o r t N a m e >   
+             < R e p o r t C a p t i o n > R e p o r t   C a p t i o n < / R e p o r t C a p t i o n > + 
              < A b o u t T h i s R e p o r t T i t l e > A b o u t   T h i s   R e p o r t   T i t l e < / A b o u t T h i s R e p o r t T i t l e >   
              < A b o u t T h i s R e p o r t T e x t > A b o u t   T h i s   R e p o r t   T e x t < / A b o u t T h i s R e p o r t T e x t > @@ -4382,21 +4386,21 @@
  
              < C o m p a n y A d d r e s s L i n e s >   
-                 < C o m p a n y A d d r e s s L i n e > C o m p a n y   A d d r e s s   L i n e   1 < / C o m p a n y A d d r e s s L i n e > - 
-                 < C o m p a n y A d d r e s s L i n e > C o m p a n y   A d d r e s s   L i n e   2 < / C o m p a n y A d d r e s s L i n e > - 
-                 < C o m p a n y A d d r e s s L i n e > C o m p a n y   A d d r e s s   L i n e   3 < / C o m p a n y A d d r e s s L i n e > - 
-                 < C o m p a n y A d d r e s s L i n e > C o m p a n y   A d d r e s s   L i n e   4 < / C o m p a n y A d d r e s s L i n e > - 
-                 < C o m p a n y A d d r e s s L i n e > C o m p a n y   A d d r e s s   L i n e   5 < / C o m p a n y A d d r e s s L i n e > - 
-                 < C o m p a n y A d d r e s s L i n e > C o m p a n y   A d d r e s s   L i n e   6 < / C o m p a n y A d d r e s s L i n e > - 
-                 < C o m p a n y A d d r e s s L i n e > C o m p a n y   A d d r e s s   L i n e   7 < / C o m p a n y A d d r e s s L i n e > - 
-                 < C o m p a n y A d d r e s s L i n e > C o m p a n y   A d d r e s s   L i n e   8 < / C o m p a n y A d d r e s s L i n e > +                 < C o m p a n y A d d r e s s L i n e 1 > C o m p a n y   A d d r e s s   L i n e   1 < / C o m p a n y A d d r e s s L i n e 1 > + 
+                 < C o m p a n y A d d r e s s L i n e 2 > C o m p a n y   A d d r e s s   L i n e   2 < / C o m p a n y A d d r e s s L i n e 2 > + 
+                 < C o m p a n y A d d r e s s L i n e 3 > C o m p a n y   A d d r e s s   L i n e   3 < / C o m p a n y A d d r e s s L i n e 3 > + 
+                 < C o m p a n y A d d r e s s L i n e 4 > C o m p a n y   A d d r e s s   L i n e   4 < / C o m p a n y A d d r e s s L i n e 4 > + 
+                 < C o m p a n y A d d r e s s L i n e 5 > C o m p a n y   A d d r e s s   L i n e   5 < / C o m p a n y A d d r e s s L i n e 5 > + 
+                 < C o m p a n y A d d r e s s L i n e 6 > C o m p a n y   A d d r e s s   L i n e   6 < / C o m p a n y A d d r e s s L i n e 6 > + 
+                 < C o m p a n y A d d r e s s L i n e 7 > C o m p a n y   A d d r e s s   L i n e   7 < / C o m p a n y A d d r e s s L i n e 7 > + 
+                 < C o m p a n y A d d r e s s L i n e 8 > C o m p a n y   A d d r e s s   L i n e   8 < / C o m p a n y A d d r e s s L i n e 8 >   
              < / C o m p a n y A d d r e s s L i n e s >   

--- a/src/Layers/W1/BaseApp/Manufacturing/Reports/CapacityTaskList.docx
+++ b/src/Layers/W1/BaseApp/Manufacturing/Reports/CapacityTaskList.docx
@@ -1207,7 +1207,7 @@
                       <w:szCs w:val="16"/>
                     </w:rPr>
                     <w:alias w:val="#Nav: /Prod_Order_Routing_Line_Group/Type"/>
-                    <w:tag w:val="#Nav: Capacity_Task_List/99000780"/>
+                    <w:tag w:val="#Nav: CapacityTaskList/50012"/>
                     <w:id w:val="1199891311"/>
                     <w:placeholder>
                       <w:docPart w:val="A595F4014D764A90933DED0CB685911E"/>
@@ -1257,7 +1257,7 @@
                       <w:szCs w:val="16"/>
                     </w:rPr>
                     <w:alias w:val="#Nav: /Prod_Order_Routing_Line_Group/No"/>
-                    <w:tag w:val="#Nav: Capacity_Task_List/99000780"/>
+                    <w:tag w:val="#Nav: CapacityTaskList/50012"/>
                     <w:id w:val="-1110126430"/>
                     <w:placeholder>
                       <w:docPart w:val="DefaultPlaceholder_-1854013440"/>
@@ -1322,7 +1322,7 @@
                           <w:szCs w:val="16"/>
                         </w:rPr>
                         <w:alias w:val="#Nav: /Prod_Order_Routing_Line_Group/Prod_Order_Routing_Line/CapacityName"/>
-                        <w:tag w:val="#Nav: Capacity_Task_List/99000780"/>
+                        <w:tag w:val="#Nav: CapacityTaskList/50012"/>
                         <w:id w:val="-943761706"/>
                         <w:placeholder>
                           <w:docPart w:val="DefaultPlaceholder_-1854013440"/>
@@ -1397,7 +1397,7 @@
                               <w:szCs w:val="16"/>
                             </w:rPr>
                             <w:alias w:val="#Nav: /Prod_Order_Routing_Line/PONo_ProdOrderRtngLine"/>
-                            <w:tag w:val="#Nav: Capacity_Task_List/99000780"/>
+                            <w:tag w:val="#Nav: CapacityTaskList/50012"/>
                             <w:id w:val="1277067091"/>
                             <w:placeholder>
                               <w:docPart w:val="3FE1B979AABB455BAD8DF711218051EA"/>
@@ -1443,7 +1443,7 @@
                               <w:szCs w:val="16"/>
                             </w:rPr>
                             <w:alias w:val="#Nav: /Prod_Order_Routing_Line/RtngNo_ProdOrderRtngLine"/>
-                            <w:tag w:val="#Nav: Capacity_Task_List/99000780"/>
+                            <w:tag w:val="#Nav: CapacityTaskList/50012"/>
                             <w:id w:val="-666246839"/>
                             <w:placeholder>
                               <w:docPart w:val="3FE1B979AABB455BAD8DF711218051EA"/>
@@ -1486,7 +1486,7 @@
                               <w:szCs w:val="16"/>
                             </w:rPr>
                             <w:alias w:val="#Nav: /Prod_Order_Routing_Line/OPNo_ProdOrderRtngLine"/>
-                            <w:tag w:val="#Nav: Capacity_Task_List/99000780"/>
+                            <w:tag w:val="#Nav: CapacityTaskList/50012"/>
                             <w:id w:val="1221872953"/>
                             <w:placeholder>
                               <w:docPart w:val="3FE1B979AABB455BAD8DF711218051EA"/>
@@ -1529,7 +1529,7 @@
                               <w:szCs w:val="16"/>
                             </w:rPr>
                             <w:alias w:val="#Nav: /Prod_Order_Routing_Line_Group/Prod_Order_Routing_Line/Prod_Order_Line/ItemNo"/>
-                            <w:tag w:val="#Nav: Capacity_Task_List/99000780"/>
+                            <w:tag w:val="#Nav: CapacityTaskList/50012"/>
                             <w:id w:val="1304046969"/>
                             <w:placeholder>
                               <w:docPart w:val="EFD86A77558C4E1EAEC02E20CF625581"/>
@@ -1572,7 +1572,7 @@
                               <w:szCs w:val="16"/>
                             </w:rPr>
                             <w:alias w:val="#Nav: /Prod_Order_Routing_Line_Group/Prod_Order_Routing_Line/Prod_Order_Line/Description"/>
-                            <w:tag w:val="#Nav: Capacity_Task_List/99000780"/>
+                            <w:tag w:val="#Nav: CapacityTaskList/50012"/>
                             <w:id w:val="-1022856996"/>
                             <w:placeholder>
                               <w:docPart w:val="EFD86A77558C4E1EAEC02E20CF625581"/>
@@ -1613,7 +1613,7 @@
                               <w:szCs w:val="16"/>
                             </w:rPr>
                             <w:alias w:val="#Nav: /Prod_Order_Routing_Line/Desc_ProdOrderRtngLine"/>
-                            <w:tag w:val="#Nav: Capacity_Task_List/99000780"/>
+                            <w:tag w:val="#Nav: CapacityTaskList/50012"/>
                             <w:id w:val="181870860"/>
                             <w:placeholder>
                               <w:docPart w:val="3FE1B979AABB455BAD8DF711218051EA"/>
@@ -1656,7 +1656,7 @@
                               <w:szCs w:val="16"/>
                             </w:rPr>
                             <w:alias w:val="#Nav: /Prod_Order_Routing_Line/InptQty_ProdOrderRtngLine"/>
-                            <w:tag w:val="#Nav: Capacity_Task_List/99000780"/>
+                            <w:tag w:val="#Nav: CapacityTaskList/50012"/>
                             <w:id w:val="-2047207448"/>
                             <w:placeholder>
                               <w:docPart w:val="3FE1B979AABB455BAD8DF711218051EA"/>
@@ -1699,7 +1699,7 @@
                               <w:szCs w:val="16"/>
                             </w:rPr>
                             <w:alias w:val="#Nav: /Prod_Order_Routing_Line/StrtTm_ProdOrderRtngLine"/>
-                            <w:tag w:val="#Nav: Capacity_Task_List/99000780"/>
+                            <w:tag w:val="#Nav: CapacityTaskList/50012"/>
                             <w:id w:val="373051353"/>
                             <w:placeholder>
                               <w:docPart w:val="3FE1B979AABB455BAD8DF711218051EA"/>
@@ -1742,7 +1742,7 @@
                               <w:szCs w:val="16"/>
                             </w:rPr>
                             <w:alias w:val="#Nav: /Prod_Order_Routing_Line/StrtDt_ProdOrderRtngLine"/>
-                            <w:tag w:val="#Nav: Capacity_Task_List/99000780"/>
+                            <w:tag w:val="#Nav: CapacityTaskList/50012"/>
                             <w:id w:val="1061136328"/>
                             <w:placeholder>
                               <w:docPart w:val="3FE1B979AABB455BAD8DF711218051EA"/>
@@ -1785,7 +1785,7 @@
                               <w:szCs w:val="16"/>
                             </w:rPr>
                             <w:alias w:val="#Nav: /Prod_Order_Routing_Line/EndTime_ProdOrderRtngLine"/>
-                            <w:tag w:val="#Nav: Capacity_Task_List/99000780"/>
+                            <w:tag w:val="#Nav: CapacityTaskList/50012"/>
                             <w:id w:val="1161586539"/>
                             <w:placeholder>
                               <w:docPart w:val="3FE1B979AABB455BAD8DF711218051EA"/>
@@ -1828,7 +1828,7 @@
                               <w:szCs w:val="16"/>
                             </w:rPr>
                             <w:alias w:val="#Nav: /Prod_Order_Routing_Line/EndDate_ProdOrderRtngLine"/>
-                            <w:tag w:val="#Nav: Capacity_Task_List/99000780"/>
+                            <w:tag w:val="#Nav: CapacityTaskList/50012"/>
                             <w:id w:val="-690301858"/>
                             <w:placeholder>
                               <w:docPart w:val="3FE1B979AABB455BAD8DF711218051EA"/>
@@ -1871,7 +1871,7 @@
                               <w:szCs w:val="16"/>
                             </w:rPr>
                             <w:alias w:val="#Nav: /Prod_Order_Routing_Line_Group/Prod_Order_Routing_Line/ExpectedCapacityNeed"/>
-                            <w:tag w:val="#Nav: Capacity_Task_List/99000780"/>
+                            <w:tag w:val="#Nav: CapacityTaskList/50012"/>
                             <w:id w:val="778764406"/>
                             <w:placeholder>
                               <w:docPart w:val="6D66368F7BB5404498A156285CFDD685"/>
@@ -1915,7 +1915,7 @@
                               <w:szCs w:val="16"/>
                             </w:rPr>
                             <w:alias w:val="#Nav: /Prod_Order_Routing_Line_Group/Prod_Order_Routing_Line/UnitofMeasureCode"/>
-                            <w:tag w:val="#Nav: Capacity_Task_List/99000780"/>
+                            <w:tag w:val="#Nav: CapacityTaskList/50012"/>
                             <w:id w:val="2102902924"/>
                             <w:placeholder>
                               <w:docPart w:val="DefaultPlaceholder_-1854013440"/>
@@ -4021,646 +4021,110 @@
 <b:Sources xmlns:b="http://schemas.openxmlformats.org/officeDocument/2006/bibliography" xmlns="http://schemas.openxmlformats.org/officeDocument/2006/bibliography" SelectedStyle="\APASixthEditionOfficeOnline.xsl" StyleName="APA" Version="6"/>
 </file>
 
-<file path=customXml/item3.xml>��< ? x m l   v e r s i o n = " 1 . 0 "   e n c o d i n g = " u t f - 1 6 " ? > - 
- < N a v W o r d R e p o r t X m l P a r t   x m l n s = " u r n : m i c r o s o f t - d y n a m i c s - n a v / r e p o r t s / C a p a c i t y _ T a s k _ L i s t / 9 9 0 0 0 7 8 0 / " > - 
-     < B C R e p o r t I n f o r m a t i o n > - 
-         < R e p o r t M e t a d a t a > - 
-             < E x t e n s i o n I d > E x t e n s i o n   I D < / E x t e n s i o n I d > - 
-             < E x t e n s i o n N a m e > E x t e n s i o n   N a m e < / E x t e n s i o n N a m e > - 
-             < E x t e n s i o n P u b l i s h e r > E x t e n s i o n   P u b l i s h e r < / E x t e n s i o n P u b l i s h e r > - 
-             < E x t e n s i o n V e r s i o n > E x t e n s i o n   V e r s i o n < / E x t e n s i o n V e r s i o n > - 
-             < R e p o r t I d > R e p o r t   I D < / R e p o r t I d > - 
-             < R e p o r t N a m e > R e p o r t   N a m e < / R e p o r t N a m e > - 
-             < R e p o r t C a p t i o n > R e p o r t   C a p t i o n < / R e p o r t C a p t i o n > - 
-             < A b o u t T h i s R e p o r t T i t l e > A b o u t   T h i s   R e p o r t   T i t l e < / A b o u t T h i s R e p o r t T i t l e > - 
-             < A b o u t T h i s R e p o r t T e x t > A b o u t   T h i s   R e p o r t   T e x t < / A b o u t T h i s R e p o r t T e x t > - 
-             < R e p o r t H e l p L i n k > R e p o r t   H e l p   L i n k < / R e p o r t H e l p L i n k > - 
-         < / R e p o r t M e t a d a t a > - 
-         < R e p o r t R e q u e s t > - 
-             < T e n a n t E n t r a I d > T e n a n t   E n t r a   I d < / T e n a n t E n t r a I d > - 
-             < E n v i r o n m e n t N a m e > E n v i r o n m e n t   N a m e < / E n v i r o n m e n t N a m e > - 
-             < E n v i r o n m e n t T y p e > E n v i r o n m e n t   T y p e < / E n v i r o n m e n t T y p e > - 
-             < C o m p a n y N a m e > C o m p a n y   N a m e < / C o m p a n y N a m e > - 
-             < C o m p a n y D i s p l a y N a m e > C o m p a n y   D i s p l a y   N a m e < / C o m p a n y D i s p l a y N a m e > - 
-             < C o m p a n y I d > C o m p a n y   I D < / C o m p a n y I d > - 
-             < U s e r N a m e > U s e r   N a m e < / U s e r N a m e > - 
-             < D a t e A n d T i m e > D a t e   a n d   T i m e < / D a t e A n d T i m e > - 
-             < L a n g u a g e > L a n g u a g e < / L a n g u a g e > - 
-             < F o r m a t R e g i o n > F o r m a t   R e g i o n < / F o r m a t R e g i o n > - 
-             < D a t e T i m e V a l u e s > - 
-                 < Y e a r > Y e a r < / Y e a r > - 
-                 < M o n t h N u m b e r > M o n t h   N u m b e r < / M o n t h N u m b e r > - 
-                 < D a y N u m b e r > D a y   N u m b e r < / D a y N u m b e r > - 
-                 < H o u r > H o u r < / H o u r > - 
-                 < M i n u t e > M i n u t e < / M i n u t e > - 
-             < / D a t e T i m e V a l u e s > - 
-         < / R e p o r t R e q u e s t > - 
-         < C o m p a n y M e t a d a t a > - 
-             < C o m p a n y N a m e > C o m p a n y   N a m e < / C o m p a n y N a m e > - 
-             < C o m p a n y D i s p l a y N a m e > C o m p a n y   D i s p l a y   N a m e < / C o m p a n y D i s p l a y N a m e > - 
-             < C o m p a n y A d d r e s s L i n e s > - 
-                 < C o m p a n y A d d r e s s L i n e 1 > C o m p a n y   A d d r e s s   L i n e   1 < / C o m p a n y A d d r e s s L i n e 1 > - 
-                 < C o m p a n y A d d r e s s L i n e 2 > C o m p a n y   A d d r e s s   L i n e   2 < / C o m p a n y A d d r e s s L i n e 2 > - 
-                 < C o m p a n y A d d r e s s L i n e 3 > C o m p a n y   A d d r e s s   L i n e   3 < / C o m p a n y A d d r e s s L i n e 3 > - 
-                 < C o m p a n y A d d r e s s L i n e 4 > C o m p a n y   A d d r e s s   L i n e   4 < / C o m p a n y A d d r e s s L i n e 4 > - 
-                 < C o m p a n y A d d r e s s L i n e 5 > C o m p a n y   A d d r e s s   L i n e   5 < / C o m p a n y A d d r e s s L i n e 5 > - 
-                 < C o m p a n y A d d r e s s L i n e 6 > C o m p a n y   A d d r e s s   L i n e   6 < / C o m p a n y A d d r e s s L i n e 6 > - 
-                 < C o m p a n y A d d r e s s L i n e 7 > C o m p a n y   A d d r e s s   L i n e   7 < / C o m p a n y A d d r e s s L i n e 7 > - 
-                 < C o m p a n y A d d r e s s L i n e 8 > C o m p a n y   A d d r e s s   L i n e   8 < / C o m p a n y A d d r e s s L i n e 8 > - 
-             < / C o m p a n y A d d r e s s L i n e s > - 
-             < C o m p a n y P h o n e > C o m p a n y   P h o n e < / C o m p a n y P h o n e > - 
-             < C o m p a n y P h o n e C a p t i o n > C o m p a n y   P h o n e   C a p t i o n < / C o m p a n y P h o n e C a p t i o n > - 
-             < C o m p a n y F a x N o > C o m p a n y   F a x   N o . < / C o m p a n y F a x N o > - 
-             < C o m p a n y F a x N o C a p t i o n > C o m p a n y   F a x   N o .   C a p t i o n < / C o m p a n y F a x N o C a p t i o n > - 
-             < C o m p a n y E m a i l > C o m p a n y   E m a i l < / C o m p a n y E m a i l > - 
-             < C o m p a n y E m a i l C a p t i o n > C o m p a n y   E m a i l   C a p t i o n < / C o m p a n y E m a i l C a p t i o n > - 
-             < C o m p a n y H o m e P a g e > C o m p a n y   H o m e   P a g e < / C o m p a n y H o m e P a g e > - 
-             < C o m p a n y H o m e P a g e C a p t i o n > C o m p a n y   H o m e   P a g e   C a p t i o n < / C o m p a n y H o m e P a g e C a p t i o n > - 
-             < C o m p a n y L o g o > C o m p a n y   L o g o < / C o m p a n y L o g o > - 
-             < C o m p a n y V A T R e g i s t r a t i o n N o > C o m p a n y   V A T   R e g i s t r a t i o n   N o . < / C o m p a n y V A T R e g i s t r a t i o n N o > - 
-             < C o m p a n y V A T R e g i s t r a t i o n N o C a p t i o n > C o m p a n y   V A T   R e g i s t r a t i o n   N o .   C a p t i o n < / C o m p a n y V A T R e g i s t r a t i o n N o C a p t i o n > - 
-             < C o m p a n y R e g i s t r a t i o n N o > C o m p a n y   R e g i s t r a t i o n   N o . < / C o m p a n y R e g i s t r a t i o n N o > - 
-             < C o m p a n y R e g i s t r a t i o n N o C a p t i o n > C o m p a n y   R e g i s t r a t i o n   N o .   C a p t i o n < / C o m p a n y R e g i s t r a t i o n N o C a p t i o n > - 
-             < C o m p a n y B a n k N a m e > C o m p a n y   B a n k   N a m e < / C o m p a n y B a n k N a m e > - 
-             < C o m p a n y B a n k N a m e C a p t i o n > C o m p a n y   B a n k   N a m e   C a p t i o n < / C o m p a n y B a n k N a m e C a p t i o n > - 
-             < C o m p a n y B a n k A c c o u n t N o > C o m p a n y   B a n k   A c c o u n t   N o . < / C o m p a n y B a n k A c c o u n t N o > - 
-             < C o m p a n y B a n k A c c o u n t N o C a p t i o n > C o m p a n y   B a n k   A c c o u n t   N o .   C a p t i o n < / C o m p a n y B a n k A c c o u n t N o C a p t i o n > - 
-             < C o m p a n y B a n k B r a n c h N o > C o m p a n y   B a n k   B r a n c h   N o . < / C o m p a n y B a n k B r a n c h N o > - 
-             < C o m p a n y B a n k B r a n c h N o C a p t i o n > C o m p a n y   B a n k   B r a n c h   N o .   C a p t i o n < / C o m p a n y B a n k B r a n c h N o C a p t i o n > - 
-             < C o m p a n y I B A N > C o m p a n y   I B A N < / C o m p a n y I B A N > - 
-             < C o m p a n y I B A N C a p t i o n > C o m p a n y   I B A N   C a p t i o n < / C o m p a n y I B A N C a p t i o n > - 
-             < C o m p a n y B a n k S W I F T > C o m p a n y   B a n k   S W I F T < / C o m p a n y B a n k S W I F T > - 
-             < C o m p a n y B a n k S W I F T C a p t i o n > C o m p a n y   B a n k   S W I F T   C a p t i o n < / C o m p a n y B a n k S W I F T C a p t i o n > - 
-             < C o m p a n y G i r o N o > C o m p a n y   G i r o   N o . < / C o m p a n y G i r o N o > - 
-             < C o m p a n y G i r o N o C a p t i o n > C o m p a n y   G i r o   N o .   C a p t i o n < / C o m p a n y G i r o N o C a p t i o n > - 
-         < / C o m p a n y M e t a d a t a > - 
-     < / B C R e p o r t I n f o r m a t i o n > - 
-     < L a b e l s > - 
-         < A b o u t T h e R e p o r t L a b e l > A b o u t T h e R e p o r t L a b e l < / A b o u t T h e R e p o r t L a b e l > - 
-         < C a p a c i t y N a m e L a b e l > C a p a c i t y N a m e L a b e l < / C a p a c i t y N a m e L a b e l > - 
-         < C a p a c i t y T a s k L i s t A n a l y s i s > C a p a c i t y T a s k L i s t A n a l y s i s < / C a p a c i t y T a s k L i s t A n a l y s i s > - 
-         < C a p a c i t y T a s k L i s t L a b e l > C a p a c i t y T a s k L i s t L a b e l < / C a p a c i t y T a s k L i s t L a b e l > - 
-         < C a p a c i t y T a s k L i s t P r i n t > C a p a c i t y T a s k L i s t P r i n t < / C a p a c i t y T a s k L i s t P r i n t > - 
-         < C o m p a n y L a b e l > C o m p a n y L a b e l < / C o m p a n y L a b e l > - 
-         < D a t a R e t r i e v e d > D a t a R e t r i e v e d < / D a t a R e t r i e v e d > - 
-         < D a t e F i l t e r L a b e l > D a t e F i l t e r L a b e l < / D a t e F i l t e r L a b e l > - 
-         < D e s c _ P r o d O r d e r R t n g L i n e C a p t i o n > D e s c _ P r o d O r d e r R t n g L i n e C a p t i o n < / D e s c _ P r o d O r d e r R t n g L i n e C a p t i o n > - 
-         < D e s c r i p t i o n C a p t i o n > D e s c r i p t i o n C a p t i o n < / D e s c r i p t i o n C a p t i o n > - 
-         < D o c u m e n t a t i o n L a b e l > D o c u m e n t a t i o n L a b e l < / D o c u m e n t a t i o n L a b e l > - 
-         < E n d i n g D a t e L a b e l > E n d i n g D a t e L a b e l < / E n d i n g D a t e L a b e l > - 
-         < E n d i n g D a t e T i m e L a b e l > E n d i n g D a t e T i m e L a b e l < / E n d i n g D a t e T i m e L a b e l > - 
-         < E n d i n g T i m e L a b e l > E n d i n g T i m e L a b e l < / E n d i n g T i m e L a b e l > - 
-         < E n v i r o n m e n t L a b e l > E n v i r o n m e n t L a b e l < / E n v i r o n m e n t L a b e l > - 
-         < E x p e c t e d C a p a c i t y N e e d L a b e l > E x p e c t e d C a p a c i t y N e e d L a b e l < / E x p e c t e d C a p a c i t y N e e d L a b e l > - 
-         < I n p t Q t y _ P r o d O r d e r R t n g L i n e C a p t i o n > I n p t Q t y _ P r o d O r d e r R t n g L i n e C a p t i o n < / I n p t Q t y _ P r o d O r d e r R t n g L i n e C a p t i o n > - 
-         < I t e m D e s c r i p t i o n L a b e l > I t e m D e s c r i p t i o n L a b e l < / I t e m D e s c r i p t i o n L a b e l > - 
-         < I t e m N o C a p t i o n > I t e m N o C a p t i o n < / I t e m N o C a p t i o n > - 
-         < N o _ P r o d O r d e r R t n g L i n e C a p t i o n > N o _ P r o d O r d e r R t n g L i n e C a p t i o n < / N o _ P r o d O r d e r R t n g L i n e C a p t i o n > - 
-         < O P N o _ P r o d O r d e r R t n g L i n e C a p t i o n > O P N o _ P r o d O r d e r R t n g L i n e C a p t i o n < / O P N o _ P r o d O r d e r R t n g L i n e C a p t i o n > - 
-         < P O N o _ P r o d O r d e r R t n g L i n e C a p t i o n > P O N o _ P r o d O r d e r R t n g L i n e C a p t i o n < / P O N o _ P r o d O r d e r R t n g L i n e C a p t i o n > - 
-         < R e p o r t N a m e L a b e l > R e p o r t N a m e L a b e l < / R e p o r t N a m e L a b e l > - 
-         < R t n g N o _ P r o d O r d e r R t n g L i n e C a p t i o n > R t n g N o _ P r o d O r d e r R t n g L i n e C a p t i o n < / R t n g N o _ P r o d O r d e r R t n g L i n e C a p t i o n > - 
-         < R u n O n L a b e l > R u n O n L a b e l < / R u n O n L a b e l > - 
-         < S t a r t i n g D a t e L a b e l > S t a r t i n g D a t e L a b e l < / S t a r t i n g D a t e L a b e l > - 
-         < S t a r t i n g D a t e T i m e L a b e l > S t a r t i n g D a t e T i m e L a b e l < / S t a r t i n g D a t e T i m e L a b e l > - 
-         < S t a r t i n g T i m e L a b e l > S t a r t i n g T i m e L a b e l < / S t a r t i n g T i m e L a b e l > - 
-         < T y p e _ P r o d O r d e r R t n g L i n e C a p t i o n > T y p e _ P r o d O r d e r R t n g L i n e C a p t i o n < / T y p e _ P r o d O r d e r R t n g L i n e C a p t i o n > - 
-         < U n i t o f M e a s u r e C o d e L a b e l > U n i t o f M e a s u r e C o d e L a b e l < / U n i t o f M e a s u r e C o d e L a b e l > - 
-         < U s e r L a b e l > U s e r L a b e l < / U s e r L a b e l > - 
-     < / L a b e l s > - 
-     < P r o d _ O r d e r _ R o u t i n g _ L i n e _ G r o u p > - 
-         < N o > N o < / N o > - 
-         < T y p e > T y p e < / T y p e > - 
-         < P r o d _ O r d e r _ R o u t i n g _ L i n e > - 
-             < C a p a c i t y N a m e > C a p a c i t y N a m e < / C a p a c i t y N a m e > - 
-             < C a p a c i t y T a s k L i s t C a p t > C a p a c i t y T a s k L i s t C a p t < / C a p a c i t y T a s k L i s t C a p t > - 
-             < C o m p a n y N a m e > C o m p a n y N a m e < / C o m p a n y N a m e > - 
-             < C u r r R e p o r t P a g e N o C a p t > C u r r R e p o r t P a g e N o C a p t < / C u r r R e p o r t P a g e N o C a p t > - 
-             < D e s c _ P r o d O r d e r R t n g L i n e > D e s c _ P r o d O r d e r R t n g L i n e < / D e s c _ P r o d O r d e r R t n g L i n e > - 
-             < E n d D a t e _ P r o d O r d e r R t n g L i n e > E n d D a t e _ P r o d O r d e r R t n g L i n e < / E n d D a t e _ P r o d O r d e r R t n g L i n e > - 
-             < E n d i n g D a t e T i m e > E n d i n g D a t e T i m e < / E n d i n g D a t e T i m e > - 
-             < E n d T i m e _ P r o d O r d e r R t n g L i n e > E n d T i m e _ P r o d O r d e r R t n g L i n e < / E n d T i m e _ P r o d O r d e r R t n g L i n e > - 
-             < E x p e c t e d C a p a c i t y N e e d > E x p e c t e d C a p a c i t y N e e d < / E x p e c t e d C a p a c i t y N e e d > - 
-             < I n p t Q t y _ P r o d O r d e r R t n g L i n e > I n p t Q t y _ P r o d O r d e r R t n g L i n e < / I n p t Q t y _ P r o d O r d e r R t n g L i n e > - 
-             < N o _ P r o d O r d e r R t n g L i n e > N o _ P r o d O r d e r R t n g L i n e < / N o _ P r o d O r d e r R t n g L i n e > - 
-             < O P N o _ P r o d O r d e r R t n g L i n e > O P N o _ P r o d O r d e r R t n g L i n e < / O P N o _ P r o d O r d e r R t n g L i n e > - 
-             < P O N o _ P r o d O r d e r R t n g L i n e > P O N o _ P r o d O r d e r R t n g L i n e < / P O N o _ P r o d O r d e r R t n g L i n e > - 
-             < P O R t n g L i n e T a b l e C a p t F i l t e r > P O R t n g L i n e T a b l e C a p t F i l t e r < / P O R t n g L i n e T a b l e C a p t F i l t e r > - 
-             < P r o d O r d e r R t n g L i n e F i l t e r > P r o d O r d e r R t n g L i n e F i l t e r < / P r o d O r d e r R t n g L i n e F i l t e r > - 
-             < P r o d O r d e r R t n g L n E n d D t C a p t > P r o d O r d e r R t n g L n E n d D t C a p t < / P r o d O r d e r R t n g L n E n d D t C a p t > - 
-             < P r o d O r d e r R t n g L n E n d T i m e C a p t > P r o d O r d e r R t n g L n E n d T i m e C a p t < / P r o d O r d e r R t n g L n E n d T i m e C a p t > - 
-             < P r o d O r d e r R t n g L n S t r t D t C a p t > P r o d O r d e r R t n g L n S t r t D t C a p t < / P r o d O r d e r R t n g L n S t r t D t C a p t > - 
-             < P r o d O r d e r R t n g L n S t r t T i m e C a p t > P r o d O r d e r R t n g L n S t r t T i m e C a p t < / P r o d O r d e r R t n g L n S t r t T i m e C a p t > - 
-             < R t n g N o _ P r o d O r d e r R t n g L i n e > R t n g N o _ P r o d O r d e r R t n g L i n e < / R t n g N o _ P r o d O r d e r R t n g L i n e > - 
-             < S t a r t i n g D a t e T i m e > S t a r t i n g D a t e T i m e < / S t a r t i n g D a t e T i m e > - 
-             < S t r t D t _ P r o d O r d e r R t n g L i n e > S t r t D t _ P r o d O r d e r R t n g L i n e < / S t r t D t _ P r o d O r d e r R t n g L i n e > - 
-             < S t r t T m _ P r o d O r d e r R t n g L i n e > S t r t T m _ P r o d O r d e r R t n g L i n e < / S t r t T m _ P r o d O r d e r R t n g L i n e > - 
-             < T o d a y F o r m a t t e d > T o d a y F o r m a t t e d < / T o d a y F o r m a t t e d > - 
-             < T y p e _ P r o d O r d e r R t n g L i n e > T y p e _ P r o d O r d e r R t n g L i n e < / T y p e _ P r o d O r d e r R t n g L i n e > - 
-             < U n i t o f M e a s u r e C o d e > U n i t o f M e a s u r e C o d e < / U n i t o f M e a s u r e C o d e > - 
-             < P r o d _ O r d e r _ L i n e > - 
-                 < D e s c r i p t i o n > D e s c r i p t i o n < / D e s c r i p t i o n > - 
-                 < I t e m N o > I t e m N o < / I t e m N o > - 
-             < / P r o d _ O r d e r _ L i n e > - 
-         < / P r o d _ O r d e r _ R o u t i n g _ L i n e > - 
-     < / P r o d _ O r d e r _ R o u t i n g _ L i n e _ G r o u p > - 
- < / N a v W o r d R e p o r t X m l P a r t > 
-</file>
-
-<file path=customXml/item4.xml>��< ? x m l   v e r s i o n = " 1 . 0 "   e n c o d i n g = " u t f - 1 6 " ? > - 
- < N a v W o r d R e p o r t X m l P a r t   x m l n s = " u r n : m i c r o s o f t - d y n a m i c s - b u s i n e s s c e n t r a l / i n t e r n a l / e x t e n d e d / r e p o r t s / C a p a c i t y _ T a s k _ L i s t / 9 9 0 0 0 7 8 0 / " > - 
-     < B C R e p o r t I n f o r m a t i o n > - 
-         < R e p o r t M e t a d a t a > - 
-             < E x t e n s i o n I d > E x t e n s i o n   I D < / E x t e n s i o n I d > - 
-             < E x t e n s i o n N a m e > E x t e n s i o n   N a m e < / E x t e n s i o n N a m e > - 
-             < E x t e n s i o n P u b l i s h e r > E x t e n s i o n   P u b l i s h e r < / E x t e n s i o n P u b l i s h e r > - 
-             < E x t e n s i o n V e r s i o n > E x t e n s i o n   V e r s i o n < / E x t e n s i o n V e r s i o n > - 
-             < R e p o r t I d > R e p o r t   I D < / R e p o r t I d > - 
-             < R e p o r t N a m e > R e p o r t   N a m e < / R e p o r t N a m e > - 
-             < R e p o r t C a p t i o n > R e p o r t   C a p t i o n < / R e p o r t C a p t i o n > - 
-             < A b o u t T h i s R e p o r t T i t l e > A b o u t   T h i s   R e p o r t   T i t l e < / A b o u t T h i s R e p o r t T i t l e > - 
-             < A b o u t T h i s R e p o r t T e x t > A b o u t   T h i s   R e p o r t   T e x t < / A b o u t T h i s R e p o r t T e x t > - 
-             < R e p o r t H e l p L i n k > R e p o r t   H e l p   L i n k < / R e p o r t H e l p L i n k > - 
-         < / R e p o r t M e t a d a t a > - 
-         < R e p o r t R e q u e s t > - 
-             < T e n a n t E n t r a I d > T e n a n t   E n t r a   I d < / T e n a n t E n t r a I d > - 
-             < E n v i r o n m e n t N a m e > E n v i r o n m e n t   N a m e < / E n v i r o n m e n t N a m e > - 
-             < E n v i r o n m e n t T y p e > E n v i r o n m e n t   T y p e < / E n v i r o n m e n t T y p e > - 
-             < C o m p a n y N a m e > C o m p a n y   N a m e < / C o m p a n y N a m e > - 
-             < C o m p a n y D i s p l a y N a m e > C o m p a n y   D i s p l a y   N a m e < / C o m p a n y D i s p l a y N a m e > - 
-             < C o m p a n y I d > C o m p a n y   I D < / C o m p a n y I d > - 
-             < U s e r N a m e > U s e r   N a m e < / U s e r N a m e > - 
-             < D a t e A n d T i m e > D a t e   a n d   T i m e < / D a t e A n d T i m e > - 
-             < L a n g u a g e > L a n g u a g e < / L a n g u a g e > - 
-             < F o r m a t R e g i o n > F o r m a t   R e g i o n < / F o r m a t R e g i o n > - 
-             < D a t e T i m e V a l u e s > - 
-                 < Y e a r > Y e a r < / Y e a r > - 
-                 < M o n t h N u m b e r > M o n t h   N u m b e r < / M o n t h N u m b e r > - 
-                 < D a y N u m b e r > D a y   N u m b e r < / D a y N u m b e r > - 
-                 < H o u r > H o u r < / H o u r > - 
-                 < M i n u t e > M i n u t e < / M i n u t e > - 
-             < / D a t e T i m e V a l u e s > - 
-         < / R e p o r t R e q u e s t > - 
-         < C o m p a n y M e t a d a t a > - 
-             < C o m p a n y N a m e > C o m p a n y   N a m e < / C o m p a n y N a m e > - 
-             < C o m p a n y D i s p l a y N a m e > C o m p a n y   D i s p l a y   N a m e < / C o m p a n y D i s p l a y N a m e > - 
-             < C o m p a n y A d d r e s s L i n e s > - 
-                 < C o m p a n y A d d r e s s L i n e 1 > C o m p a n y   A d d r e s s   L i n e   1 < / C o m p a n y A d d r e s s L i n e 1 > - 
-                 < C o m p a n y A d d r e s s L i n e 2 > C o m p a n y   A d d r e s s   L i n e   2 < / C o m p a n y A d d r e s s L i n e 2 > - 
-                 < C o m p a n y A d d r e s s L i n e 3 > C o m p a n y   A d d r e s s   L i n e   3 < / C o m p a n y A d d r e s s L i n e 3 > - 
-                 < C o m p a n y A d d r e s s L i n e 4 > C o m p a n y   A d d r e s s   L i n e   4 < / C o m p a n y A d d r e s s L i n e 4 > - 
-                 < C o m p a n y A d d r e s s L i n e 5 > C o m p a n y   A d d r e s s   L i n e   5 < / C o m p a n y A d d r e s s L i n e 5 > - 
-                 < C o m p a n y A d d r e s s L i n e 6 > C o m p a n y   A d d r e s s   L i n e   6 < / C o m p a n y A d d r e s s L i n e 6 > - 
-                 < C o m p a n y A d d r e s s L i n e 7 > C o m p a n y   A d d r e s s   L i n e   7 < / C o m p a n y A d d r e s s L i n e 7 > - 
-                 < C o m p a n y A d d r e s s L i n e 8 > C o m p a n y   A d d r e s s   L i n e   8 < / C o m p a n y A d d r e s s L i n e 8 > - 
-             < / C o m p a n y A d d r e s s L i n e s > - 
-             < C o m p a n y P h o n e > C o m p a n y   P h o n e < / C o m p a n y P h o n e > - 
-             < C o m p a n y P h o n e C a p t i o n > C o m p a n y   P h o n e   C a p t i o n < / C o m p a n y P h o n e C a p t i o n > - 
-             < C o m p a n y F a x N o > C o m p a n y   F a x   N o . < / C o m p a n y F a x N o > - 
-             < C o m p a n y F a x N o C a p t i o n > C o m p a n y   F a x   N o .   C a p t i o n < / C o m p a n y F a x N o C a p t i o n > - 
-             < C o m p a n y E m a i l > C o m p a n y   E m a i l < / C o m p a n y E m a i l > - 
-             < C o m p a n y E m a i l C a p t i o n > C o m p a n y   E m a i l   C a p t i o n < / C o m p a n y E m a i l C a p t i o n > - 
-             < C o m p a n y H o m e P a g e > C o m p a n y   H o m e   P a g e < / C o m p a n y H o m e P a g e > - 
-             < C o m p a n y H o m e P a g e C a p t i o n > C o m p a n y   H o m e   P a g e   C a p t i o n < / C o m p a n y H o m e P a g e C a p t i o n > - 
-             < C o m p a n y L o g o > C o m p a n y   L o g o < / C o m p a n y L o g o > - 
-             < C o m p a n y V A T R e g i s t r a t i o n N o > C o m p a n y   V A T   R e g i s t r a t i o n   N o . < / C o m p a n y V A T R e g i s t r a t i o n N o > - 
-             < C o m p a n y V A T R e g i s t r a t i o n N o C a p t i o n > C o m p a n y   V A T   R e g i s t r a t i o n   N o .   C a p t i o n < / C o m p a n y V A T R e g i s t r a t i o n N o C a p t i o n > - 
-             < C o m p a n y R e g i s t r a t i o n N o > C o m p a n y   R e g i s t r a t i o n   N o . < / C o m p a n y R e g i s t r a t i o n N o > - 
-             < C o m p a n y R e g i s t r a t i o n N o C a p t i o n > C o m p a n y   R e g i s t r a t i o n   N o .   C a p t i o n < / C o m p a n y R e g i s t r a t i o n N o C a p t i o n > - 
-             < C o m p a n y B a n k N a m e > C o m p a n y   B a n k   N a m e < / C o m p a n y B a n k N a m e > - 
-             < C o m p a n y B a n k N a m e C a p t i o n > C o m p a n y   B a n k   N a m e   C a p t i o n < / C o m p a n y B a n k N a m e C a p t i o n > - 
-             < C o m p a n y B a n k A c c o u n t N o > C o m p a n y   B a n k   A c c o u n t   N o . < / C o m p a n y B a n k A c c o u n t N o > - 
-             < C o m p a n y B a n k A c c o u n t N o C a p t i o n > C o m p a n y   B a n k   A c c o u n t   N o .   C a p t i o n < / C o m p a n y B a n k A c c o u n t N o C a p t i o n > - 
-             < C o m p a n y B a n k B r a n c h N o > C o m p a n y   B a n k   B r a n c h   N o . < / C o m p a n y B a n k B r a n c h N o > - 
-             < C o m p a n y B a n k B r a n c h N o C a p t i o n > C o m p a n y   B a n k   B r a n c h   N o .   C a p t i o n < / C o m p a n y B a n k B r a n c h N o C a p t i o n > - 
-             < C o m p a n y I B A N > C o m p a n y   I B A N < / C o m p a n y I B A N > - 
-             < C o m p a n y I B A N C a p t i o n > C o m p a n y   I B A N   C a p t i o n < / C o m p a n y I B A N C a p t i o n > - 
-             < C o m p a n y B a n k S W I F T > C o m p a n y   B a n k   S W I F T < / C o m p a n y B a n k S W I F T > - 
-             < C o m p a n y B a n k S W I F T C a p t i o n > C o m p a n y   B a n k   S W I F T   C a p t i o n < / C o m p a n y B a n k S W I F T C a p t i o n > - 
-             < C o m p a n y G i r o N o > C o m p a n y   G i r o   N o . < / C o m p a n y G i r o N o > - 
-             < C o m p a n y G i r o N o C a p t i o n > C o m p a n y   G i r o   N o .   C a p t i o n < / C o m p a n y G i r o N o C a p t i o n > - 
-         < / C o m p a n y M e t a d a t a > - 
-     < / B C R e p o r t I n f o r m a t i o n > - 
-     < L a b e l s > - 
-         < A b o u t T h e R e p o r t L a b e l   E l e m e n t T y p e = " P a r a m e t e r "   E l e m e n t I d = " 1 6 7 7 9 2 0 0 1 "   D a t a T y p e = " S t r i n g " > A b o u t T h e R e p o r t L a b e l < / A b o u t T h e R e p o r t L a b e l > - 
-         < C a p a c i t y N a m e L a b e l   E l e m e n t T y p e = " P a r a m e t e r "   E l e m e n t I d = " 7 9 7 3 2 2 8 1 6 "   D a t a T y p e = " S t r i n g " > C a p a c i t y N a m e L a b e l < / C a p a c i t y N a m e L a b e l > - 
-         < C a p a c i t y T a s k L i s t A n a l y s i s   E l e m e n t T y p e = " P a r a m e t e r "   E l e m e n t I d = " 9 1 7 6 8 3 1 6 "   D a t a T y p e = " S t r i n g " > C a p a c i t y T a s k L i s t A n a l y s i s < / C a p a c i t y T a s k L i s t A n a l y s i s > - 
-         < C a p a c i t y T a s k L i s t L a b e l   E l e m e n t T y p e = " P a r a m e t e r "   E l e m e n t I d = " 1 6 3 2 5 5 4 7 3 6 "   D a t a T y p e = " S t r i n g " > C a p a c i t y T a s k L i s t L a b e l < / C a p a c i t y T a s k L i s t L a b e l > - 
-         < C a p a c i t y T a s k L i s t P r i n t   E l e m e n t T y p e = " P a r a m e t e r "   E l e m e n t I d = " 1 4 8 1 4 1 5 0 8 7 "   D a t a T y p e = " S t r i n g " > C a p a c i t y T a s k L i s t P r i n t < / C a p a c i t y T a s k L i s t P r i n t > - 
-         < C o m p a n y L a b e l   E l e m e n t T y p e = " P a r a m e t e r "   E l e m e n t I d = " 3 4 6 7 6 0 3 4 8 "   D a t a T y p e = " S t r i n g " > C o m p a n y L a b e l < / C o m p a n y L a b e l > - 
-         < D a t a R e t r i e v e d   E l e m e n t T y p e = " P a r a m e t e r "   E l e m e n t I d = " 2 9 1 9 1 1 8 0 7 "   D a t a T y p e = " S t r i n g " > D a t a R e t r i e v e d < / D a t a R e t r i e v e d > - 
-         < D a t e F i l t e r L a b e l   E l e m e n t T y p e = " P a r a m e t e r "   E l e m e n t I d = " 1 9 6 5 4 9 6 8 2 3 "   D a t a T y p e = " S t r i n g " > D a t e F i l t e r L a b e l < / D a t e F i l t e r L a b e l > - 
-         < D e s c _ P r o d O r d e r R t n g L i n e C a p t i o n   E l e m e n t T y p e = " P a r a m e t e r "   E l e m e n t I d = " 8 4 4 3 5 5 6 1 1 "   D a t a T y p e = " S t r i n g " > D e s c _ P r o d O r d e r R t n g L i n e C a p t i o n < / D e s c _ P r o d O r d e r R t n g L i n e C a p t i o n > - 
-         < D e s c r i p t i o n C a p t i o n   E l e m e n t T y p e = " P a r a m e t e r "   E l e m e n t I d = " 1 3 1 4 3 5 1 3 0 7 "   D a t a T y p e = " S t r i n g " > D e s c r i p t i o n C a p t i o n < / D e s c r i p t i o n C a p t i o n > - 
-         < D o c u m e n t a t i o n L a b e l   E l e m e n t T y p e = " P a r a m e t e r "   E l e m e n t I d = " 1 7 3 8 9 2 4 8 1 5 "   D a t a T y p e = " S t r i n g " > D o c u m e n t a t i o n L a b e l < / D o c u m e n t a t i o n L a b e l > - 
-         < E n d i n g D a t e L a b e l   E l e m e n t T y p e = " P a r a m e t e r "   E l e m e n t I d = " 1 3 9 9 4 1 6 3 9 2 "   D a t a T y p e = " S t r i n g " > E n d i n g D a t e L a b e l < / E n d i n g D a t e L a b e l > - 
-         < E n d i n g D a t e T i m e L a b e l   E l e m e n t T y p e = " P a r a m e t e r "   E l e m e n t I d = " 8 3 3 8 5 9 0 5 1 "   D a t a T y p e = " S t r i n g " > E n d i n g D a t e T i m e L a b e l < / E n d i n g D a t e T i m e L a b e l > - 
-         < E n d i n g T i m e L a b e l   E l e m e n t T y p e = " P a r a m e t e r "   E l e m e n t I d = " 6 3 8 6 6 6 9 9 3 "   D a t a T y p e = " S t r i n g " > E n d i n g T i m e L a b e l < / E n d i n g T i m e L a b e l > - 
-         < E n v i r o n m e n t L a b e l   E l e m e n t T y p e = " P a r a m e t e r "   E l e m e n t I d = " 8 1 8 8 1 6 5 9 0 "   D a t a T y p e = " S t r i n g " > E n v i r o n m e n t L a b e l < / E n v i r o n m e n t L a b e l > - 
-         < E x p e c t e d C a p a c i t y N e e d L a b e l   E l e m e n t T y p e = " P a r a m e t e r "   E l e m e n t I d = " 1 1 9 2 0 8 7 8 1 9 "   D a t a T y p e = " S t r i n g " > E x p e c t e d C a p a c i t y N e e d L a b e l < / E x p e c t e d C a p a c i t y N e e d L a b e l > - 
-         < I n p t Q t y _ P r o d O r d e r R t n g L i n e C a p t i o n   E l e m e n t T y p e = " P a r a m e t e r "   E l e m e n t I d = " 1 2 8 9 9 5 8 7 7 3 "   D a t a T y p e = " S t r i n g " > I n p t Q t y _ P r o d O r d e r R t n g L i n e C a p t i o n < / I n p t Q t y _ P r o d O r d e r R t n g L i n e C a p t i o n > - 
-         < I t e m D e s c r i p t i o n L a b e l   E l e m e n t T y p e = " P a r a m e t e r "   E l e m e n t I d = " 1 5 6 7 1 7 4 7 2 8 "   D a t a T y p e = " S t r i n g " > I t e m D e s c r i p t i o n L a b e l < / I t e m D e s c r i p t i o n L a b e l > - 
-         < I t e m N o C a p t i o n   E l e m e n t T y p e = " P a r a m e t e r "   E l e m e n t I d = " 1 8 1 4 6 8 1 6 3 1 "   D a t a T y p e = " S t r i n g " > I t e m N o C a p t i o n < / I t e m N o C a p t i o n > - 
-         < N o _ P r o d O r d e r R t n g L i n e C a p t i o n   E l e m e n t T y p e = " P a r a m e t e r "   E l e m e n t I d = " 6 7 1 8 0 8 0 7 7 "   D a t a T y p e = " S t r i n g " > N o _ P r o d O r d e r R t n g L i n e C a p t i o n < / N o _ P r o d O r d e r R t n g L i n e C a p t i o n > - 
-         < O P N o _ P r o d O r d e r R t n g L i n e C a p t i o n   E l e m e n t T y p e = " P a r a m e t e r "   E l e m e n t I d = " 7 6 2 2 0 7 6 6 6 "   D a t a T y p e = " S t r i n g " > O P N o _ P r o d O r d e r R t n g L i n e C a p t i o n < / O P N o _ P r o d O r d e r R t n g L i n e C a p t i o n > - 
-         < P O N o _ P r o d O r d e r R t n g L i n e C a p t i o n   E l e m e n t T y p e = " P a r a m e t e r "   E l e m e n t I d = " 1 1 4 7 1 7 2 2 6 "   D a t a T y p e = " S t r i n g " > P O N o _ P r o d O r d e r R t n g L i n e C a p t i o n < / P O N o _ P r o d O r d e r R t n g L i n e C a p t i o n > - 
-         < R e p o r t N a m e L a b e l   E l e m e n t T y p e = " P a r a m e t e r "   E l e m e n t I d = " 1 0 2 2 2 9 2 9 8 2 "   D a t a T y p e = " S t r i n g " > R e p o r t N a m e L a b e l < / R e p o r t N a m e L a b e l > - 
-         < R t n g N o _ P r o d O r d e r R t n g L i n e C a p t i o n   E l e m e n t T y p e = " P a r a m e t e r "   E l e m e n t I d = " 6 4 3 4 7 0 1 0 6 "   D a t a T y p e = " S t r i n g " > R t n g N o _ P r o d O r d e r R t n g L i n e C a p t i o n < / R t n g N o _ P r o d O r d e r R t n g L i n e C a p t i o n > - 
-         < R u n O n L a b e l   E l e m e n t T y p e = " P a r a m e t e r "   E l e m e n t I d = " 1 1 1 9 0 3 7 5 9 5 "   D a t a T y p e = " S t r i n g " > R u n O n L a b e l < / R u n O n L a b e l > - 
-         < S t a r t i n g D a t e L a b e l   E l e m e n t T y p e = " P a r a m e t e r "   E l e m e n t I d = " 1 8 0 6 3 6 6 5 1 3 "   D a t a T y p e = " S t r i n g " > S t a r t i n g D a t e L a b e l < / S t a r t i n g D a t e L a b e l > - 
-         < S t a r t i n g D a t e T i m e L a b e l   E l e m e n t T y p e = " P a r a m e t e r "   E l e m e n t I d = " 1 1 6 8 0 5 9 0 3 8 "   D a t a T y p e = " S t r i n g " > S t a r t i n g D a t e T i m e L a b e l < / S t a r t i n g D a t e T i m e L a b e l > - 
-         < S t a r t i n g T i m e L a b e l   E l e m e n t T y p e = " P a r a m e t e r "   E l e m e n t I d = " 1 9 6 9 8 1 8 9 8 2 "   D a t a T y p e = " S t r i n g " > S t a r t i n g T i m e L a b e l < / S t a r t i n g T i m e L a b e l > - 
-         < T y p e _ P r o d O r d e r R t n g L i n e C a p t i o n   E l e m e n t T y p e = " P a r a m e t e r "   E l e m e n t I d = " 1 1 2 4 1 0 9 7 8 0 "   D a t a T y p e = " S t r i n g " > T y p e _ P r o d O r d e r R t n g L i n e C a p t i o n < / T y p e _ P r o d O r d e r R t n g L i n e C a p t i o n > - 
-         < U n i t o f M e a s u r e C o d e L a b e l   E l e m e n t T y p e = " P a r a m e t e r "   E l e m e n t I d = " 1 5 8 7 7 5 8 3 6 9 "   D a t a T y p e = " S t r i n g " > U n i t o f M e a s u r e C o d e L a b e l < / U n i t o f M e a s u r e C o d e L a b e l > - 
-         < U s e r L a b e l   E l e m e n t T y p e = " P a r a m e t e r "   E l e m e n t I d = " 8 4 8 8 1 6 7 9 4 "   D a t a T y p e = " S t r i n g " > U s e r L a b e l < / U s e r L a b e l > - 
-     < / L a b e l s > - 
-     < T o o l t i p s > - 
-         < T o o l t i p   c o l u m n = " T y p e "   E l e m e n t I d = " 2 6 9 3 5 3 4 4 3 " > - 
-             < T o o l t i p T e x t   l a n g = " e n - U S " > S p e c i f i e s   t h e   t y p e   o f   o p e r a t i o n . < / T o o l t i p T e x t > - 
-         < / T o o l t i p > - 
-         < T o o l t i p   c o l u m n = " N o "   E l e m e n t I d = " 1 1 9 8 2 6 8 3 4 0 " > - 
-             < T o o l t i p T e x t   l a n g = " e n - U S " > S p e c i f i e s   t h e   n u m b e r   o f   t h e   i n v o l v e d   e n t r y   o r   r e c o r d ,   a c c o r d i n g   t o   t h e   s p e c i f i e d   n u m b e r   s e r i e s . < / T o o l t i p T e x t > - 
-         < / T o o l t i p > - 
-         < T o o l t i p   c o l u m n = " T y p e _ P r o d O r d e r R t n g L i n e "   E l e m e n t I d = " 1 1 2 4 1 0 9 7 8 0 " > - 
-             < T o o l t i p T e x t   l a n g = " e n - U S " > S p e c i f i e s   t h e   t y p e   o f   o p e r a t i o n . < / T o o l t i p T e x t > - 
-         < / T o o l t i p > - 
-         < T o o l t i p   c o l u m n = " N o _ P r o d O r d e r R t n g L i n e "   E l e m e n t I d = " 6 7 1 8 0 8 0 7 7 " > - 
-             < T o o l t i p T e x t   l a n g = " e n - U S " > S p e c i f i e s   t h e   n u m b e r   o f   t h e   i n v o l v e d   e n t r y   o r   r e c o r d ,   a c c o r d i n g   t o   t h e   s p e c i f i e d   n u m b e r   s e r i e s . < / T o o l t i p T e x t > - 
-         < / T o o l t i p > - 
-         < T o o l t i p   c o l u m n = " P O N o _ P r o d O r d e r R t n g L i n e "   E l e m e n t I d = " 1 1 4 7 1 7 2 2 6 " > - 
-             < T o o l t i p T e x t   l a n g = " e n - U S " > S p e c i f i e s   t h e   n u m b e r   o f   t h e   r e l a t e d   p r o d u c t i o n   o r d e r . < / T o o l t i p T e x t > - 
-         < / T o o l t i p > - 
-         < T o o l t i p   c o l u m n = " R t n g N o _ P r o d O r d e r R t n g L i n e "   E l e m e n t I d = " 6 4 3 4 7 0 1 0 6 " > - 
-             < T o o l t i p T e x t   l a n g = " e n - U S " > S p e c i f i e s   t h e   r o u t i n g   n u m b e r . < / T o o l t i p T e x t > - 
-         < / T o o l t i p > - 
-         < T o o l t i p   c o l u m n = " O P N o _ P r o d O r d e r R t n g L i n e "   E l e m e n t I d = " 7 6 2 2 0 7 6 6 6 " > - 
-             < T o o l t i p T e x t   l a n g = " e n - U S " > S p e c i f i e s   t h e   o p e r a t i o n   n u m b e r . < / T o o l t i p T e x t > - 
-         < / T o o l t i p > - 
-         < T o o l t i p   c o l u m n = " D e s c _ P r o d O r d e r R t n g L i n e "   E l e m e n t I d = " 8 4 4 3 5 5 6 1 1 " > - 
-             < T o o l t i p T e x t   l a n g = " e n - U S " > S p e c i f i e s   t h e   d e s c r i p t i o n   o f   t h e   o p e r a t i o n . < / T o o l t i p T e x t > - 
-         < / T o o l t i p > - 
-         < T o o l t i p   c o l u m n = " I t e m N o "   E l e m e n t I d = " 1 8 1 4 6 8 1 6 3 1 " > - 
-             < T o o l t i p T e x t   l a n g = " e n - U S " > S p e c i f i e s   t h e   n u m b e r   o f   t h e   i t e m   t h a t   i s   t o   b e   p r o d u c e d . < / T o o l t i p T e x t > - 
-         < / T o o l t i p > - 
-         < T o o l t i p   c o l u m n = " D e s c r i p t i o n "   E l e m e n t I d = " 1 3 1 4 3 5 1 3 0 7 " > - 
-             < T o o l t i p T e x t   l a n g = " e n - U S " > S p e c i f i e s   t h e   v a l u e   o f   t h e   D e s c r i p t i o n   f i e l d   o n   t h e   i t e m   c a r d .   I f   y o u   e n t e r   a   v a r i a n t   c o d e ,   t h e   v a r i a n t   d e s c r i p t i o n   i s   c o p i e d   t o   t h i s   f i e l d   i n s t e a d . < / T o o l t i p T e x t > - 
-         < / T o o l t i p > - 
-     < / T o o l t i p s > - 
-     < P r o d _ O r d e r _ R o u t i n g _ L i n e _ G r o u p   E l e m e n t T y p e = " D a t a I t e m "   E l e m e n t I d = " 1 6 1 3 9 4 8 4 1 " > - 
-         < N o   E l e m e n t T y p e = " C o l u m n "   E l e m e n t I d = " 1 1 9 8 2 6 8 3 4 0 "   D a t a T y p e = " C o d e " > N o < / N o > - 
-         < T y p e   E l e m e n t T y p e = " C o l u m n "   E l e m e n t I d = " 2 6 9 3 5 3 4 4 3 "   D a t a T y p e = " E n u m " > T y p e < / T y p e > - 
-         < P r o d _ O r d e r _ R o u t i n g _ L i n e   E l e m e n t T y p e = " D a t a I t e m "   E l e m e n t I d = " 9 4 8 4 0 6 1 1 9 " > - 
-             < C a p a c i t y N a m e   E l e m e n t T y p e = " C o l u m n "   E l e m e n t I d = " 5 8 0 9 5 8 8 5 8 "   D a t a T y p e = " T e x t " > C a p a c i t y N a m e < / C a p a c i t y N a m e > - 
-             < C a p a c i t y T a s k L i s t C a p t   E l e m e n t T y p e = " C o l u m n "   E l e m e n t I d = " 9 9 4 1 0 7 8 6 4 "   D a t a T y p e = " L a b e l " > C a p a c i t y T a s k L i s t C a p t < / C a p a c i t y T a s k L i s t C a p t > - 
-             < C o m p a n y N a m e   E l e m e n t T y p e = " C o l u m n "   E l e m e n t I d = " 1 5 9 5 4 7 7 3 9 5 "   D a t a T y p e = " S t r i n g " > C o m p a n y N a m e < / C o m p a n y N a m e > - 
-             < C u r r R e p o r t P a g e N o C a p t   E l e m e n t T y p e = " C o l u m n "   E l e m e n t I d = " 6 8 6 2 9 9 2 1 "   D a t a T y p e = " L a b e l " > C u r r R e p o r t P a g e N o C a p t < / C u r r R e p o r t P a g e N o C a p t > - 
-             < D e s c _ P r o d O r d e r R t n g L i n e   E l e m e n t T y p e = " C o l u m n "   E l e m e n t I d = " 8 4 4 3 5 5 6 1 1 "   D a t a T y p e = " T e x t " > D e s c _ P r o d O r d e r R t n g L i n e < / D e s c _ P r o d O r d e r R t n g L i n e > - 
-             < E n d D a t e _ P r o d O r d e r R t n g L i n e   E l e m e n t T y p e = " C o l u m n "   E l e m e n t I d = " 7 1 3 5 7 4 8 9 "   D a t a T y p e = " S t r i n g " > E n d D a t e _ P r o d O r d e r R t n g L i n e < / E n d D a t e _ P r o d O r d e r R t n g L i n e > - 
-             < E n d i n g D a t e T i m e   E l e m e n t T y p e = " C o l u m n "   E l e m e n t I d = " 1 4 2 5 5 9 5 4 6 1 "   D a t a T y p e = " S t r i n g " > E n d i n g D a t e T i m e < / E n d i n g D a t e T i m e > - 
-             < E n d T i m e _ P r o d O r d e r R t n g L i n e   E l e m e n t T y p e = " C o l u m n "   E l e m e n t I d = " 2 0 4 0 9 1 7 7 4 2 "   D a t a T y p e = " S t r i n g " > E n d T i m e _ P r o d O r d e r R t n g L i n e < / E n d T i m e _ P r o d O r d e r R t n g L i n e > - 
-             < E x p e c t e d C a p a c i t y N e e d   E l e m e n t T y p e = " C o l u m n "   E l e m e n t I d = " 2 0 5 2 6 6 0 5 3 9 "   D a t a T y p e = " D e c i m a l " > E x p e c t e d C a p a c i t y N e e d < / E x p e c t e d C a p a c i t y N e e d > - 
-             < I n p t Q t y _ P r o d O r d e r R t n g L i n e   E l e m e n t T y p e = " C o l u m n "   E l e m e n t I d = " 1 2 8 9 9 5 8 7 7 3 "   D a t a T y p e = " D e c i m a l " > I n p t Q t y _ P r o d O r d e r R t n g L i n e < / I n p t Q t y _ P r o d O r d e r R t n g L i n e > - 
-             < N o _ P r o d O r d e r R t n g L i n e   E l e m e n t T y p e = " C o l u m n "   E l e m e n t I d = " 6 7 1 8 0 8 0 7 7 "   D a t a T y p e = " C o d e " > N o _ P r o d O r d e r R t n g L i n e < / N o _ P r o d O r d e r R t n g L i n e > - 
-             < O P N o _ P r o d O r d e r R t n g L i n e   E l e m e n t T y p e = " C o l u m n "   E l e m e n t I d = " 7 6 2 2 0 7 6 6 6 "   D a t a T y p e = " C o d e " > O P N o _ P r o d O r d e r R t n g L i n e < / O P N o _ P r o d O r d e r R t n g L i n e > - 
-             < P O N o _ P r o d O r d e r R t n g L i n e   E l e m e n t T y p e = " C o l u m n "   E l e m e n t I d = " 1 1 4 7 1 7 2 2 6 "   D a t a T y p e = " C o d e " > P O N o _ P r o d O r d e r R t n g L i n e < / P O N o _ P r o d O r d e r R t n g L i n e > - 
-             < P O R t n g L i n e T a b l e C a p t F i l t e r   E l e m e n t T y p e = " C o l u m n "   E l e m e n t I d = " 1 8 5 7 4 9 4 3 0 1 "   D a t a T y p e = " S t r i n g " > P O R t n g L i n e T a b l e C a p t F i l t e r < / P O R t n g L i n e T a b l e C a p t F i l t e r > - 
-             < P r o d O r d e r R t n g L i n e F i l t e r   E l e m e n t T y p e = " C o l u m n "   E l e m e n t I d = " 6 3 7 2 4 6 4 5 "   D a t a T y p e = " T e x t " > P r o d O r d e r R t n g L i n e F i l t e r < / P r o d O r d e r R t n g L i n e F i l t e r > - 
-             < P r o d O r d e r R t n g L n E n d D t C a p t   E l e m e n t T y p e = " C o l u m n "   E l e m e n t I d = " 7 7 0 9 5 7 9 8 2 "   D a t a T y p e = " L a b e l " > P r o d O r d e r R t n g L n E n d D t C a p t < / P r o d O r d e r R t n g L n E n d D t C a p t > - 
-             < P r o d O r d e r R t n g L n E n d T i m e C a p t   E l e m e n t T y p e = " C o l u m n "   E l e m e n t I d = " 1 7 8 5 2 1 4 1 2 3 "   D a t a T y p e = " L a b e l " > P r o d O r d e r R t n g L n E n d T i m e C a p t < / P r o d O r d e r R t n g L n E n d T i m e C a p t > - 
-             < P r o d O r d e r R t n g L n S t r t D t C a p t   E l e m e n t T y p e = " C o l u m n "   E l e m e n t I d = " 5 9 6 5 7 1 0 4 "   D a t a T y p e = " L a b e l " > P r o d O r d e r R t n g L n S t r t D t C a p t < / P r o d O r d e r R t n g L n S t r t D t C a p t > - 
-             < P r o d O r d e r R t n g L n S t r t T i m e C a p t   E l e m e n t T y p e = " C o l u m n "   E l e m e n t I d = " 9 4 3 0 4 5 6 6 9 "   D a t a T y p e = " L a b e l " > P r o d O r d e r R t n g L n S t r t T i m e C a p t < / P r o d O r d e r R t n g L n S t r t T i m e C a p t > - 
-             < R t n g N o _ P r o d O r d e r R t n g L i n e   E l e m e n t T y p e = " C o l u m n "   E l e m e n t I d = " 6 4 3 4 7 0 1 0 6 "   D a t a T y p e = " C o d e " > R t n g N o _ P r o d O r d e r R t n g L i n e < / R t n g N o _ P r o d O r d e r R t n g L i n e > - 
-             < S t a r t i n g D a t e T i m e   E l e m e n t T y p e = " C o l u m n "   E l e m e n t I d = " 4 9 9 6 9 8 9 4 0 "   D a t a T y p e = " S t r i n g " > S t a r t i n g D a t e T i m e < / S t a r t i n g D a t e T i m e > - 
-             < S t r t D t _ P r o d O r d e r R t n g L i n e   E l e m e n t T y p e = " C o l u m n "   E l e m e n t I d = " 6 7 0 6 6 5 3 1 7 "   D a t a T y p e = " S t r i n g " > S t r t D t _ P r o d O r d e r R t n g L i n e < / S t r t D t _ P r o d O r d e r R t n g L i n e > - 
-             < S t r t T m _ P r o d O r d e r R t n g L i n e   E l e m e n t T y p e = " C o l u m n "   E l e m e n t I d = " 1 2 6 0 8 6 7 4 8 "   D a t a T y p e = " S t r i n g " > S t r t T m _ P r o d O r d e r R t n g L i n e < / S t r t T m _ P r o d O r d e r R t n g L i n e > - 
-             < T o d a y F o r m a t t e d   E l e m e n t T y p e = " C o l u m n "   E l e m e n t I d = " 2 7 0 4 5 1 4 0 "   D a t a T y p e = " S t r i n g " > T o d a y F o r m a t t e d < / T o d a y F o r m a t t e d > - 
-             < T y p e _ P r o d O r d e r R t n g L i n e   E l e m e n t T y p e = " C o l u m n "   E l e m e n t I d = " 1 1 2 4 1 0 9 7 8 0 "   D a t a T y p e = " E n u m " > T y p e _ P r o d O r d e r R t n g L i n e < / T y p e _ P r o d O r d e r R t n g L i n e > - 
-             < U n i t o f M e a s u r e C o d e   E l e m e n t T y p e = " C o l u m n "   E l e m e n t I d = " 1 2 9 8 7 5 0 1 6 1 "   D a t a T y p e = " C o d e " > U n i t o f M e a s u r e C o d e < / U n i t o f M e a s u r e C o d e > - 
-             < P r o d _ O r d e r _ L i n e   E l e m e n t T y p e = " D a t a I t e m "   E l e m e n t I d = " 3 4 3 3 1 8 6 8 " > - 
-                 < D e s c r i p t i o n   E l e m e n t T y p e = " C o l u m n "   E l e m e n t I d = " 1 3 1 4 3 5 1 3 0 7 "   D a t a T y p e = " T e x t " > D e s c r i p t i o n < / D e s c r i p t i o n > - 
-                 < I t e m N o   E l e m e n t T y p e = " C o l u m n "   E l e m e n t I d = " 1 8 1 4 6 8 1 6 3 1 "   D a t a T y p e = " C o d e " > I t e m N o < / I t e m N o > - 
-             < / P r o d _ O r d e r _ L i n e > - 
-         < / P r o d _ O r d e r _ R o u t i n g _ L i n e > - 
-     < / P r o d _ O r d e r _ R o u t i n g _ L i n e _ G r o u p > - 
- < / N a v W o r d R e p o r t X m l P a r t > 
+<file path=customXml/item3.xml><?xml version="1.0" encoding="utf-8"?>
+<NavWordReportXmlPart xmlns="urn:microsoft-dynamics-nav/reports/Capacity_Task_List/99000780/">
+  <BCReportInformation>
+    <ReportMetadata>
+      <ExtensionId>Extension ID</ExtensionId>
+      <ExtensionName>Extension Name</ExtensionName>
+      <ExtensionPublisher>Extension Publisher</ExtensionPublisher>
+      <ExtensionVersion>Extension Version</ExtensionVersion>
+      <ReportId>Report ID</ReportId>
+      <ReportName>Report Name</ReportName>
+      <AboutThisReportTitle>About This Report Title</AboutThisReportTitle>
+      <AboutThisReportText>About This Report Text</AboutThisReportText>
+      <ReportHelpLink>Report Help Link</ReportHelpLink>
+    </ReportMetadata>
+    <ReportRequest>
+      <TenantEntraId>Tenant Entra Id</TenantEntraId>
+      <EnvironmentName>Environment Name</EnvironmentName>
+      <EnvironmentType>Environment Type</EnvironmentType>
+      <CompanyName>Company Name</CompanyName>
+      <CompanyDisplayName>Company Display Name</CompanyDisplayName>
+      <CompanyId>Company ID</CompanyId>
+      <UserName>User Name</UserName>
+      <DateAndTime>Date and Time</DateAndTime>
+      <Language>Language</Language>
+      <FormatRegion>Format Region</FormatRegion>
+      <DateTimeValues>
+        <Year>Year</Year>
+        <MonthNumber>Month Number</MonthNumber>
+        <DayNumber>Day Number</DayNumber>
+        <Hour>Hour</Hour>
+        <Minute>Minute</Minute>
+      </DateTimeValues>
+    </ReportRequest>
+  </BCReportInformation>
+  <Labels>
+    <AboutTheReportLabel>AboutTheReportLabel</AboutTheReportLabel>
+    <CapacityNameLabel>CapacityNameLabel</CapacityNameLabel>
+    <CapacityTaskListAnalysis>CapacityTaskListAnalysis</CapacityTaskListAnalysis>
+    <CapacityTaskListLabel>CapacityTaskListLabel</CapacityTaskListLabel>
+    <CapacityTaskListPrint>CapacityTaskListPrint</CapacityTaskListPrint>
+    <CompanyLabel>CompanyLabel</CompanyLabel>
+    <DataRetrieved>DataRetrieved</DataRetrieved>
+    <DateFilterLabel>DateFilterLabel</DateFilterLabel>
+    <Desc_ProdOrderRtngLineCaption>Desc_ProdOrderRtngLineCaption</Desc_ProdOrderRtngLineCaption>
+    <DescriptionCaption>DescriptionCaption</DescriptionCaption>
+    <DocumentationLabel>DocumentationLabel</DocumentationLabel>
+    <EndingDateLabel>EndingDateLabel</EndingDateLabel>
+    <EndingDateTimeLabel>EndingDateTimeLabel</EndingDateTimeLabel>
+    <EndingTimeLabel>EndingTimeLabel</EndingTimeLabel>
+    <EnvironmentLabel>EnvironmentLabel</EnvironmentLabel>
+    <ExpectedCapacityNeedLabel>ExpectedCapacityNeedLabel</ExpectedCapacityNeedLabel>
+    <InptQty_ProdOrderRtngLineCaption>InptQty_ProdOrderRtngLineCaption</InptQty_ProdOrderRtngLineCaption>
+    <ItemDescriptionLabel>ItemDescriptionLabel</ItemDescriptionLabel>
+    <ItemNoCaption>ItemNoCaption</ItemNoCaption>
+    <No_ProdOrderRtngLineCaption>No_ProdOrderRtngLineCaption</No_ProdOrderRtngLineCaption>
+    <OPNo_ProdOrderRtngLineCaption>OPNo_ProdOrderRtngLineCaption</OPNo_ProdOrderRtngLineCaption>
+    <PONo_ProdOrderRtngLineCaption>PONo_ProdOrderRtngLineCaption</PONo_ProdOrderRtngLineCaption>
+    <ReportNameLabel>ReportNameLabel</ReportNameLabel>
+    <RtngNo_ProdOrderRtngLineCaption>RtngNo_ProdOrderRtngLineCaption</RtngNo_ProdOrderRtngLineCaption>
+    <RunOnLabel>RunOnLabel</RunOnLabel>
+    <StartingDateLabel>StartingDateLabel</StartingDateLabel>
+    <StartingDateTimeLabel>StartingDateTimeLabel</StartingDateTimeLabel>
+    <StartingTimeLabel>StartingTimeLabel</StartingTimeLabel>
+    <Type_ProdOrderRtngLineCaption>Type_ProdOrderRtngLineCaption</Type_ProdOrderRtngLineCaption>
+    <UnitofMeasureCodeLabel>UnitofMeasureCodeLabel</UnitofMeasureCodeLabel>
+    <UserLabel>UserLabel</UserLabel>
+  </Labels>
+  <Prod_Order_Routing_Line_Group>
+    <No>No</No>
+    <Type>Type</Type>
+    <Prod_Order_Routing_Line>
+      <CapacityName>CapacityName</CapacityName>
+      <CapacityTaskListCapt>CapacityTaskListCapt</CapacityTaskListCapt>
+      <CompanyName>CompanyName</CompanyName>
+      <CurrReportPageNoCapt>CurrReportPageNoCapt</CurrReportPageNoCapt>
+      <Desc_ProdOrderRtngLine>Desc_ProdOrderRtngLine</Desc_ProdOrderRtngLine>
+      <EndDate_ProdOrderRtngLine>EndDate_ProdOrderRtngLine</EndDate_ProdOrderRtngLine>
+      <EndingDateTime>EndingDateTime</EndingDateTime>
+      <EndTime_ProdOrderRtngLine>EndTime_ProdOrderRtngLine</EndTime_ProdOrderRtngLine>
+      <ExpectedCapacityNeed>ExpectedCapacityNeed</ExpectedCapacityNeed>
+      <InptQty_ProdOrderRtngLine>InptQty_ProdOrderRtngLine</InptQty_ProdOrderRtngLine>
+      <No_ProdOrderRtngLine>No_ProdOrderRtngLine</No_ProdOrderRtngLine>
+      <OPNo_ProdOrderRtngLine>OPNo_ProdOrderRtngLine</OPNo_ProdOrderRtngLine>
+      <PONo_ProdOrderRtngLine>PONo_ProdOrderRtngLine</PONo_ProdOrderRtngLine>
+      <PORtngLineTableCaptFilter>PORtngLineTableCaptFilter</PORtngLineTableCaptFilter>
+      <ProdOrderRtngLineFilter>ProdOrderRtngLineFilter</ProdOrderRtngLineFilter>
+      <ProdOrderRtngLnEndDtCapt>ProdOrderRtngLnEndDtCapt</ProdOrderRtngLnEndDtCapt>
+      <ProdOrderRtngLnEndTimeCapt>ProdOrderRtngLnEndTimeCapt</ProdOrderRtngLnEndTimeCapt>
+      <ProdOrderRtngLnStrtDtCapt>ProdOrderRtngLnStrtDtCapt</ProdOrderRtngLnStrtDtCapt>
+      <ProdOrderRtngLnStrtTimeCapt>ProdOrderRtngLnStrtTimeCapt</ProdOrderRtngLnStrtTimeCapt>
+      <RtngNo_ProdOrderRtngLine>RtngNo_ProdOrderRtngLine</RtngNo_ProdOrderRtngLine>
+      <StartingDateTime>StartingDateTime</StartingDateTime>
+      <StrtDt_ProdOrderRtngLine>StrtDt_ProdOrderRtngLine</StrtDt_ProdOrderRtngLine>
+      <StrtTm_ProdOrderRtngLine>StrtTm_ProdOrderRtngLine</StrtTm_ProdOrderRtngLine>
+      <TodayFormatted>TodayFormatted</TodayFormatted>
+      <Type_ProdOrderRtngLine>Type_ProdOrderRtngLine</Type_ProdOrderRtngLine>
+      <UnitofMeasureCode>UnitofMeasureCode</UnitofMeasureCode>
+      <Prod_Order_Line>
+        <Description>Description</Description>
+        <ItemNo>ItemNo</ItemNo>
+      </Prod_Order_Line>
+    </Prod_Order_Routing_Line>
+  </Prod_Order_Routing_Line_Group>
+</NavWordReportXmlPart>
 </file>
 
 <file path=customXml/itemProps2.xml><?xml version="1.0" encoding="utf-8"?>

--- a/src/Layers/W1/BaseApp/Manufacturing/Reports/CapacityTaskList.docx
+++ b/src/Layers/W1/BaseApp/Manufacturing/Reports/CapacityTaskList.docx
@@ -1207,7 +1207,7 @@
                       <w:szCs w:val="16"/>
                     </w:rPr>
                     <w:alias w:val="#Nav: /Prod_Order_Routing_Line_Group/Type"/>
-                    <w:tag w:val="#Nav: CapacityTaskList/50012"/>
+                    <w:tag w:val="#Nav: Capacity_Task_List/99000780"/>
                     <w:id w:val="1199891311"/>
                     <w:placeholder>
                       <w:docPart w:val="A595F4014D764A90933DED0CB685911E"/>
@@ -1257,7 +1257,7 @@
                       <w:szCs w:val="16"/>
                     </w:rPr>
                     <w:alias w:val="#Nav: /Prod_Order_Routing_Line_Group/No"/>
-                    <w:tag w:val="#Nav: CapacityTaskList/50012"/>
+                    <w:tag w:val="#Nav: Capacity_Task_List/99000780"/>
                     <w:id w:val="-1110126430"/>
                     <w:placeholder>
                       <w:docPart w:val="DefaultPlaceholder_-1854013440"/>
@@ -1322,7 +1322,7 @@
                           <w:szCs w:val="16"/>
                         </w:rPr>
                         <w:alias w:val="#Nav: /Prod_Order_Routing_Line_Group/Prod_Order_Routing_Line/CapacityName"/>
-                        <w:tag w:val="#Nav: CapacityTaskList/50012"/>
+                        <w:tag w:val="#Nav: Capacity_Task_List/99000780"/>
                         <w:id w:val="-943761706"/>
                         <w:placeholder>
                           <w:docPart w:val="DefaultPlaceholder_-1854013440"/>
@@ -1397,7 +1397,7 @@
                               <w:szCs w:val="16"/>
                             </w:rPr>
                             <w:alias w:val="#Nav: /Prod_Order_Routing_Line/PONo_ProdOrderRtngLine"/>
-                            <w:tag w:val="#Nav: CapacityTaskList/50012"/>
+                            <w:tag w:val="#Nav: Capacity_Task_List/99000780"/>
                             <w:id w:val="1277067091"/>
                             <w:placeholder>
                               <w:docPart w:val="3FE1B979AABB455BAD8DF711218051EA"/>
@@ -1443,7 +1443,7 @@
                               <w:szCs w:val="16"/>
                             </w:rPr>
                             <w:alias w:val="#Nav: /Prod_Order_Routing_Line/RtngNo_ProdOrderRtngLine"/>
-                            <w:tag w:val="#Nav: CapacityTaskList/50012"/>
+                            <w:tag w:val="#Nav: Capacity_Task_List/99000780"/>
                             <w:id w:val="-666246839"/>
                             <w:placeholder>
                               <w:docPart w:val="3FE1B979AABB455BAD8DF711218051EA"/>
@@ -1486,7 +1486,7 @@
                               <w:szCs w:val="16"/>
                             </w:rPr>
                             <w:alias w:val="#Nav: /Prod_Order_Routing_Line/OPNo_ProdOrderRtngLine"/>
-                            <w:tag w:val="#Nav: CapacityTaskList/50012"/>
+                            <w:tag w:val="#Nav: Capacity_Task_List/99000780"/>
                             <w:id w:val="1221872953"/>
                             <w:placeholder>
                               <w:docPart w:val="3FE1B979AABB455BAD8DF711218051EA"/>
@@ -1529,7 +1529,7 @@
                               <w:szCs w:val="16"/>
                             </w:rPr>
                             <w:alias w:val="#Nav: /Prod_Order_Routing_Line_Group/Prod_Order_Routing_Line/Prod_Order_Line/ItemNo"/>
-                            <w:tag w:val="#Nav: CapacityTaskList/50012"/>
+                            <w:tag w:val="#Nav: Capacity_Task_List/99000780"/>
                             <w:id w:val="1304046969"/>
                             <w:placeholder>
                               <w:docPart w:val="EFD86A77558C4E1EAEC02E20CF625581"/>
@@ -1572,7 +1572,7 @@
                               <w:szCs w:val="16"/>
                             </w:rPr>
                             <w:alias w:val="#Nav: /Prod_Order_Routing_Line_Group/Prod_Order_Routing_Line/Prod_Order_Line/Description"/>
-                            <w:tag w:val="#Nav: CapacityTaskList/50012"/>
+                            <w:tag w:val="#Nav: Capacity_Task_List/99000780"/>
                             <w:id w:val="-1022856996"/>
                             <w:placeholder>
                               <w:docPart w:val="EFD86A77558C4E1EAEC02E20CF625581"/>
@@ -1613,7 +1613,7 @@
                               <w:szCs w:val="16"/>
                             </w:rPr>
                             <w:alias w:val="#Nav: /Prod_Order_Routing_Line/Desc_ProdOrderRtngLine"/>
-                            <w:tag w:val="#Nav: CapacityTaskList/50012"/>
+                            <w:tag w:val="#Nav: Capacity_Task_List/99000780"/>
                             <w:id w:val="181870860"/>
                             <w:placeholder>
                               <w:docPart w:val="3FE1B979AABB455BAD8DF711218051EA"/>
@@ -1656,7 +1656,7 @@
                               <w:szCs w:val="16"/>
                             </w:rPr>
                             <w:alias w:val="#Nav: /Prod_Order_Routing_Line/InptQty_ProdOrderRtngLine"/>
-                            <w:tag w:val="#Nav: CapacityTaskList/50012"/>
+                            <w:tag w:val="#Nav: Capacity_Task_List/99000780"/>
                             <w:id w:val="-2047207448"/>
                             <w:placeholder>
                               <w:docPart w:val="3FE1B979AABB455BAD8DF711218051EA"/>
@@ -1699,7 +1699,7 @@
                               <w:szCs w:val="16"/>
                             </w:rPr>
                             <w:alias w:val="#Nav: /Prod_Order_Routing_Line/StrtTm_ProdOrderRtngLine"/>
-                            <w:tag w:val="#Nav: CapacityTaskList/50012"/>
+                            <w:tag w:val="#Nav: Capacity_Task_List/99000780"/>
                             <w:id w:val="373051353"/>
                             <w:placeholder>
                               <w:docPart w:val="3FE1B979AABB455BAD8DF711218051EA"/>
@@ -1742,7 +1742,7 @@
                               <w:szCs w:val="16"/>
                             </w:rPr>
                             <w:alias w:val="#Nav: /Prod_Order_Routing_Line/StrtDt_ProdOrderRtngLine"/>
-                            <w:tag w:val="#Nav: CapacityTaskList/50012"/>
+                            <w:tag w:val="#Nav: Capacity_Task_List/99000780"/>
                             <w:id w:val="1061136328"/>
                             <w:placeholder>
                               <w:docPart w:val="3FE1B979AABB455BAD8DF711218051EA"/>
@@ -1785,7 +1785,7 @@
                               <w:szCs w:val="16"/>
                             </w:rPr>
                             <w:alias w:val="#Nav: /Prod_Order_Routing_Line/EndTime_ProdOrderRtngLine"/>
-                            <w:tag w:val="#Nav: CapacityTaskList/50012"/>
+                            <w:tag w:val="#Nav: Capacity_Task_List/99000780"/>
                             <w:id w:val="1161586539"/>
                             <w:placeholder>
                               <w:docPart w:val="3FE1B979AABB455BAD8DF711218051EA"/>
@@ -1828,7 +1828,7 @@
                               <w:szCs w:val="16"/>
                             </w:rPr>
                             <w:alias w:val="#Nav: /Prod_Order_Routing_Line/EndDate_ProdOrderRtngLine"/>
-                            <w:tag w:val="#Nav: CapacityTaskList/50012"/>
+                            <w:tag w:val="#Nav: Capacity_Task_List/99000780"/>
                             <w:id w:val="-690301858"/>
                             <w:placeholder>
                               <w:docPart w:val="3FE1B979AABB455BAD8DF711218051EA"/>
@@ -1871,7 +1871,7 @@
                               <w:szCs w:val="16"/>
                             </w:rPr>
                             <w:alias w:val="#Nav: /Prod_Order_Routing_Line_Group/Prod_Order_Routing_Line/ExpectedCapacityNeed"/>
-                            <w:tag w:val="#Nav: CapacityTaskList/50012"/>
+                            <w:tag w:val="#Nav: Capacity_Task_List/99000780"/>
                             <w:id w:val="778764406"/>
                             <w:placeholder>
                               <w:docPart w:val="6D66368F7BB5404498A156285CFDD685"/>
@@ -1915,7 +1915,7 @@
                               <w:szCs w:val="16"/>
                             </w:rPr>
                             <w:alias w:val="#Nav: /Prod_Order_Routing_Line_Group/Prod_Order_Routing_Line/UnitofMeasureCode"/>
-                            <w:tag w:val="#Nav: CapacityTaskList/50012"/>
+                            <w:tag w:val="#Nav: Capacity_Task_List/99000780"/>
                             <w:id w:val="2102902924"/>
                             <w:placeholder>
                               <w:docPart w:val="DefaultPlaceholder_-1854013440"/>
@@ -4021,110 +4021,646 @@
 <b:Sources xmlns:b="http://schemas.openxmlformats.org/officeDocument/2006/bibliography" xmlns="http://schemas.openxmlformats.org/officeDocument/2006/bibliography" SelectedStyle="\APASixthEditionOfficeOnline.xsl" StyleName="APA" Version="6"/>
 </file>
 
-<file path=customXml/item3.xml><?xml version="1.0" encoding="utf-8"?>
-<NavWordReportXmlPart xmlns="urn:microsoft-dynamics-nav/reports/Capacity_Task_List/99000780/">
-  <BCReportInformation>
-    <ReportMetadata>
-      <ExtensionId>Extension ID</ExtensionId>
-      <ExtensionName>Extension Name</ExtensionName>
-      <ExtensionPublisher>Extension Publisher</ExtensionPublisher>
-      <ExtensionVersion>Extension Version</ExtensionVersion>
-      <ReportId>Report ID</ReportId>
-      <ReportName>Report Name</ReportName>
-      <AboutThisReportTitle>About This Report Title</AboutThisReportTitle>
-      <AboutThisReportText>About This Report Text</AboutThisReportText>
-      <ReportHelpLink>Report Help Link</ReportHelpLink>
-    </ReportMetadata>
-    <ReportRequest>
-      <TenantEntraId>Tenant Entra Id</TenantEntraId>
-      <EnvironmentName>Environment Name</EnvironmentName>
-      <EnvironmentType>Environment Type</EnvironmentType>
-      <CompanyName>Company Name</CompanyName>
-      <CompanyDisplayName>Company Display Name</CompanyDisplayName>
-      <CompanyId>Company ID</CompanyId>
-      <UserName>User Name</UserName>
-      <DateAndTime>Date and Time</DateAndTime>
-      <Language>Language</Language>
-      <FormatRegion>Format Region</FormatRegion>
-      <DateTimeValues>
-        <Year>Year</Year>
-        <MonthNumber>Month Number</MonthNumber>
-        <DayNumber>Day Number</DayNumber>
-        <Hour>Hour</Hour>
-        <Minute>Minute</Minute>
-      </DateTimeValues>
-    </ReportRequest>
-  </BCReportInformation>
-  <Labels>
-    <AboutTheReportLabel>AboutTheReportLabel</AboutTheReportLabel>
-    <CapacityNameLabel>CapacityNameLabel</CapacityNameLabel>
-    <CapacityTaskListAnalysis>CapacityTaskListAnalysis</CapacityTaskListAnalysis>
-    <CapacityTaskListLabel>CapacityTaskListLabel</CapacityTaskListLabel>
-    <CapacityTaskListPrint>CapacityTaskListPrint</CapacityTaskListPrint>
-    <CompanyLabel>CompanyLabel</CompanyLabel>
-    <DataRetrieved>DataRetrieved</DataRetrieved>
-    <DateFilterLabel>DateFilterLabel</DateFilterLabel>
-    <Desc_ProdOrderRtngLineCaption>Desc_ProdOrderRtngLineCaption</Desc_ProdOrderRtngLineCaption>
-    <DescriptionCaption>DescriptionCaption</DescriptionCaption>
-    <DocumentationLabel>DocumentationLabel</DocumentationLabel>
-    <EndingDateLabel>EndingDateLabel</EndingDateLabel>
-    <EndingDateTimeLabel>EndingDateTimeLabel</EndingDateTimeLabel>
-    <EndingTimeLabel>EndingTimeLabel</EndingTimeLabel>
-    <EnvironmentLabel>EnvironmentLabel</EnvironmentLabel>
-    <ExpectedCapacityNeedLabel>ExpectedCapacityNeedLabel</ExpectedCapacityNeedLabel>
-    <InptQty_ProdOrderRtngLineCaption>InptQty_ProdOrderRtngLineCaption</InptQty_ProdOrderRtngLineCaption>
-    <ItemDescriptionLabel>ItemDescriptionLabel</ItemDescriptionLabel>
-    <ItemNoCaption>ItemNoCaption</ItemNoCaption>
-    <No_ProdOrderRtngLineCaption>No_ProdOrderRtngLineCaption</No_ProdOrderRtngLineCaption>
-    <OPNo_ProdOrderRtngLineCaption>OPNo_ProdOrderRtngLineCaption</OPNo_ProdOrderRtngLineCaption>
-    <PONo_ProdOrderRtngLineCaption>PONo_ProdOrderRtngLineCaption</PONo_ProdOrderRtngLineCaption>
-    <ReportNameLabel>ReportNameLabel</ReportNameLabel>
-    <RtngNo_ProdOrderRtngLineCaption>RtngNo_ProdOrderRtngLineCaption</RtngNo_ProdOrderRtngLineCaption>
-    <RunOnLabel>RunOnLabel</RunOnLabel>
-    <StartingDateLabel>StartingDateLabel</StartingDateLabel>
-    <StartingDateTimeLabel>StartingDateTimeLabel</StartingDateTimeLabel>
-    <StartingTimeLabel>StartingTimeLabel</StartingTimeLabel>
-    <Type_ProdOrderRtngLineCaption>Type_ProdOrderRtngLineCaption</Type_ProdOrderRtngLineCaption>
-    <UnitofMeasureCodeLabel>UnitofMeasureCodeLabel</UnitofMeasureCodeLabel>
-    <UserLabel>UserLabel</UserLabel>
-  </Labels>
-  <Prod_Order_Routing_Line_Group>
-    <No>No</No>
-    <Type>Type</Type>
-    <Prod_Order_Routing_Line>
-      <CapacityName>CapacityName</CapacityName>
-      <CapacityTaskListCapt>CapacityTaskListCapt</CapacityTaskListCapt>
-      <CompanyName>CompanyName</CompanyName>
-      <CurrReportPageNoCapt>CurrReportPageNoCapt</CurrReportPageNoCapt>
-      <Desc_ProdOrderRtngLine>Desc_ProdOrderRtngLine</Desc_ProdOrderRtngLine>
-      <EndDate_ProdOrderRtngLine>EndDate_ProdOrderRtngLine</EndDate_ProdOrderRtngLine>
-      <EndingDateTime>EndingDateTime</EndingDateTime>
-      <EndTime_ProdOrderRtngLine>EndTime_ProdOrderRtngLine</EndTime_ProdOrderRtngLine>
-      <ExpectedCapacityNeed>ExpectedCapacityNeed</ExpectedCapacityNeed>
-      <InptQty_ProdOrderRtngLine>InptQty_ProdOrderRtngLine</InptQty_ProdOrderRtngLine>
-      <No_ProdOrderRtngLine>No_ProdOrderRtngLine</No_ProdOrderRtngLine>
-      <OPNo_ProdOrderRtngLine>OPNo_ProdOrderRtngLine</OPNo_ProdOrderRtngLine>
-      <PONo_ProdOrderRtngLine>PONo_ProdOrderRtngLine</PONo_ProdOrderRtngLine>
-      <PORtngLineTableCaptFilter>PORtngLineTableCaptFilter</PORtngLineTableCaptFilter>
-      <ProdOrderRtngLineFilter>ProdOrderRtngLineFilter</ProdOrderRtngLineFilter>
-      <ProdOrderRtngLnEndDtCapt>ProdOrderRtngLnEndDtCapt</ProdOrderRtngLnEndDtCapt>
-      <ProdOrderRtngLnEndTimeCapt>ProdOrderRtngLnEndTimeCapt</ProdOrderRtngLnEndTimeCapt>
-      <ProdOrderRtngLnStrtDtCapt>ProdOrderRtngLnStrtDtCapt</ProdOrderRtngLnStrtDtCapt>
-      <ProdOrderRtngLnStrtTimeCapt>ProdOrderRtngLnStrtTimeCapt</ProdOrderRtngLnStrtTimeCapt>
-      <RtngNo_ProdOrderRtngLine>RtngNo_ProdOrderRtngLine</RtngNo_ProdOrderRtngLine>
-      <StartingDateTime>StartingDateTime</StartingDateTime>
-      <StrtDt_ProdOrderRtngLine>StrtDt_ProdOrderRtngLine</StrtDt_ProdOrderRtngLine>
-      <StrtTm_ProdOrderRtngLine>StrtTm_ProdOrderRtngLine</StrtTm_ProdOrderRtngLine>
-      <TodayFormatted>TodayFormatted</TodayFormatted>
-      <Type_ProdOrderRtngLine>Type_ProdOrderRtngLine</Type_ProdOrderRtngLine>
-      <UnitofMeasureCode>UnitofMeasureCode</UnitofMeasureCode>
-      <Prod_Order_Line>
-        <Description>Description</Description>
-        <ItemNo>ItemNo</ItemNo>
-      </Prod_Order_Line>
-    </Prod_Order_Routing_Line>
-  </Prod_Order_Routing_Line_Group>
-</NavWordReportXmlPart>
+<file path=customXml/item3.xml>��< ? x m l   v e r s i o n = " 1 . 0 "   e n c o d i n g = " u t f - 1 6 " ? > + 
+ < N a v W o r d R e p o r t X m l P a r t   x m l n s = " u r n : m i c r o s o f t - d y n a m i c s - n a v / r e p o r t s / C a p a c i t y _ T a s k _ L i s t / 9 9 0 0 0 7 8 0 / " > + 
+     < B C R e p o r t I n f o r m a t i o n > + 
+         < R e p o r t M e t a d a t a > + 
+             < E x t e n s i o n I d > E x t e n s i o n   I D < / E x t e n s i o n I d > + 
+             < E x t e n s i o n N a m e > E x t e n s i o n   N a m e < / E x t e n s i o n N a m e > + 
+             < E x t e n s i o n P u b l i s h e r > E x t e n s i o n   P u b l i s h e r < / E x t e n s i o n P u b l i s h e r > + 
+             < E x t e n s i o n V e r s i o n > E x t e n s i o n   V e r s i o n < / E x t e n s i o n V e r s i o n > + 
+             < R e p o r t I d > R e p o r t   I D < / R e p o r t I d > + 
+             < R e p o r t N a m e > R e p o r t   N a m e < / R e p o r t N a m e > + 
+             < R e p o r t C a p t i o n > R e p o r t   C a p t i o n < / R e p o r t C a p t i o n > + 
+             < A b o u t T h i s R e p o r t T i t l e > A b o u t   T h i s   R e p o r t   T i t l e < / A b o u t T h i s R e p o r t T i t l e > + 
+             < A b o u t T h i s R e p o r t T e x t > A b o u t   T h i s   R e p o r t   T e x t < / A b o u t T h i s R e p o r t T e x t > + 
+             < R e p o r t H e l p L i n k > R e p o r t   H e l p   L i n k < / R e p o r t H e l p L i n k > + 
+         < / R e p o r t M e t a d a t a > + 
+         < R e p o r t R e q u e s t > + 
+             < T e n a n t E n t r a I d > T e n a n t   E n t r a   I d < / T e n a n t E n t r a I d > + 
+             < E n v i r o n m e n t N a m e > E n v i r o n m e n t   N a m e < / E n v i r o n m e n t N a m e > + 
+             < E n v i r o n m e n t T y p e > E n v i r o n m e n t   T y p e < / E n v i r o n m e n t T y p e > + 
+             < C o m p a n y N a m e > C o m p a n y   N a m e < / C o m p a n y N a m e > + 
+             < C o m p a n y D i s p l a y N a m e > C o m p a n y   D i s p l a y   N a m e < / C o m p a n y D i s p l a y N a m e > + 
+             < C o m p a n y I d > C o m p a n y   I D < / C o m p a n y I d > + 
+             < U s e r N a m e > U s e r   N a m e < / U s e r N a m e > + 
+             < D a t e A n d T i m e > D a t e   a n d   T i m e < / D a t e A n d T i m e > + 
+             < L a n g u a g e > L a n g u a g e < / L a n g u a g e > + 
+             < F o r m a t R e g i o n > F o r m a t   R e g i o n < / F o r m a t R e g i o n > + 
+             < D a t e T i m e V a l u e s > + 
+                 < Y e a r > Y e a r < / Y e a r > + 
+                 < M o n t h N u m b e r > M o n t h   N u m b e r < / M o n t h N u m b e r > + 
+                 < D a y N u m b e r > D a y   N u m b e r < / D a y N u m b e r > + 
+                 < H o u r > H o u r < / H o u r > + 
+                 < M i n u t e > M i n u t e < / M i n u t e > + 
+             < / D a t e T i m e V a l u e s > + 
+         < / R e p o r t R e q u e s t > + 
+         < C o m p a n y M e t a d a t a > + 
+             < C o m p a n y N a m e > C o m p a n y   N a m e < / C o m p a n y N a m e > + 
+             < C o m p a n y D i s p l a y N a m e > C o m p a n y   D i s p l a y   N a m e < / C o m p a n y D i s p l a y N a m e > + 
+             < C o m p a n y A d d r e s s L i n e s > + 
+                 < C o m p a n y A d d r e s s L i n e 1 > C o m p a n y   A d d r e s s   L i n e   1 < / C o m p a n y A d d r e s s L i n e 1 > + 
+                 < C o m p a n y A d d r e s s L i n e 2 > C o m p a n y   A d d r e s s   L i n e   2 < / C o m p a n y A d d r e s s L i n e 2 > + 
+                 < C o m p a n y A d d r e s s L i n e 3 > C o m p a n y   A d d r e s s   L i n e   3 < / C o m p a n y A d d r e s s L i n e 3 > + 
+                 < C o m p a n y A d d r e s s L i n e 4 > C o m p a n y   A d d r e s s   L i n e   4 < / C o m p a n y A d d r e s s L i n e 4 > + 
+                 < C o m p a n y A d d r e s s L i n e 5 > C o m p a n y   A d d r e s s   L i n e   5 < / C o m p a n y A d d r e s s L i n e 5 > + 
+                 < C o m p a n y A d d r e s s L i n e 6 > C o m p a n y   A d d r e s s   L i n e   6 < / C o m p a n y A d d r e s s L i n e 6 > + 
+                 < C o m p a n y A d d r e s s L i n e 7 > C o m p a n y   A d d r e s s   L i n e   7 < / C o m p a n y A d d r e s s L i n e 7 > + 
+                 < C o m p a n y A d d r e s s L i n e 8 > C o m p a n y   A d d r e s s   L i n e   8 < / C o m p a n y A d d r e s s L i n e 8 > + 
+             < / C o m p a n y A d d r e s s L i n e s > + 
+             < C o m p a n y P h o n e > C o m p a n y   P h o n e < / C o m p a n y P h o n e > + 
+             < C o m p a n y P h o n e C a p t i o n > C o m p a n y   P h o n e   C a p t i o n < / C o m p a n y P h o n e C a p t i o n > + 
+             < C o m p a n y F a x N o > C o m p a n y   F a x   N o . < / C o m p a n y F a x N o > + 
+             < C o m p a n y F a x N o C a p t i o n > C o m p a n y   F a x   N o .   C a p t i o n < / C o m p a n y F a x N o C a p t i o n > + 
+             < C o m p a n y E m a i l > C o m p a n y   E m a i l < / C o m p a n y E m a i l > + 
+             < C o m p a n y E m a i l C a p t i o n > C o m p a n y   E m a i l   C a p t i o n < / C o m p a n y E m a i l C a p t i o n > + 
+             < C o m p a n y H o m e P a g e > C o m p a n y   H o m e   P a g e < / C o m p a n y H o m e P a g e > + 
+             < C o m p a n y H o m e P a g e C a p t i o n > C o m p a n y   H o m e   P a g e   C a p t i o n < / C o m p a n y H o m e P a g e C a p t i o n > + 
+             < C o m p a n y L o g o > C o m p a n y   L o g o < / C o m p a n y L o g o > + 
+             < C o m p a n y V A T R e g i s t r a t i o n N o > C o m p a n y   V A T   R e g i s t r a t i o n   N o . < / C o m p a n y V A T R e g i s t r a t i o n N o > + 
+             < C o m p a n y V A T R e g i s t r a t i o n N o C a p t i o n > C o m p a n y   V A T   R e g i s t r a t i o n   N o .   C a p t i o n < / C o m p a n y V A T R e g i s t r a t i o n N o C a p t i o n > + 
+             < C o m p a n y R e g i s t r a t i o n N o > C o m p a n y   R e g i s t r a t i o n   N o . < / C o m p a n y R e g i s t r a t i o n N o > + 
+             < C o m p a n y R e g i s t r a t i o n N o C a p t i o n > C o m p a n y   R e g i s t r a t i o n   N o .   C a p t i o n < / C o m p a n y R e g i s t r a t i o n N o C a p t i o n > + 
+             < C o m p a n y B a n k N a m e > C o m p a n y   B a n k   N a m e < / C o m p a n y B a n k N a m e > + 
+             < C o m p a n y B a n k N a m e C a p t i o n > C o m p a n y   B a n k   N a m e   C a p t i o n < / C o m p a n y B a n k N a m e C a p t i o n > + 
+             < C o m p a n y B a n k A c c o u n t N o > C o m p a n y   B a n k   A c c o u n t   N o . < / C o m p a n y B a n k A c c o u n t N o > + 
+             < C o m p a n y B a n k A c c o u n t N o C a p t i o n > C o m p a n y   B a n k   A c c o u n t   N o .   C a p t i o n < / C o m p a n y B a n k A c c o u n t N o C a p t i o n > + 
+             < C o m p a n y B a n k B r a n c h N o > C o m p a n y   B a n k   B r a n c h   N o . < / C o m p a n y B a n k B r a n c h N o > + 
+             < C o m p a n y B a n k B r a n c h N o C a p t i o n > C o m p a n y   B a n k   B r a n c h   N o .   C a p t i o n < / C o m p a n y B a n k B r a n c h N o C a p t i o n > + 
+             < C o m p a n y I B A N > C o m p a n y   I B A N < / C o m p a n y I B A N > + 
+             < C o m p a n y I B A N C a p t i o n > C o m p a n y   I B A N   C a p t i o n < / C o m p a n y I B A N C a p t i o n > + 
+             < C o m p a n y B a n k S W I F T > C o m p a n y   B a n k   S W I F T < / C o m p a n y B a n k S W I F T > + 
+             < C o m p a n y B a n k S W I F T C a p t i o n > C o m p a n y   B a n k   S W I F T   C a p t i o n < / C o m p a n y B a n k S W I F T C a p t i o n > + 
+             < C o m p a n y G i r o N o > C o m p a n y   G i r o   N o . < / C o m p a n y G i r o N o > + 
+             < C o m p a n y G i r o N o C a p t i o n > C o m p a n y   G i r o   N o .   C a p t i o n < / C o m p a n y G i r o N o C a p t i o n > + 
+         < / C o m p a n y M e t a d a t a > + 
+     < / B C R e p o r t I n f o r m a t i o n > + 
+     < L a b e l s > + 
+         < A b o u t T h e R e p o r t L a b e l > A b o u t T h e R e p o r t L a b e l < / A b o u t T h e R e p o r t L a b e l > + 
+         < C a p a c i t y N a m e L a b e l > C a p a c i t y N a m e L a b e l < / C a p a c i t y N a m e L a b e l > + 
+         < C a p a c i t y T a s k L i s t A n a l y s i s > C a p a c i t y T a s k L i s t A n a l y s i s < / C a p a c i t y T a s k L i s t A n a l y s i s > + 
+         < C a p a c i t y T a s k L i s t L a b e l > C a p a c i t y T a s k L i s t L a b e l < / C a p a c i t y T a s k L i s t L a b e l > + 
+         < C a p a c i t y T a s k L i s t P r i n t > C a p a c i t y T a s k L i s t P r i n t < / C a p a c i t y T a s k L i s t P r i n t > + 
+         < C o m p a n y L a b e l > C o m p a n y L a b e l < / C o m p a n y L a b e l > + 
+         < D a t a R e t r i e v e d > D a t a R e t r i e v e d < / D a t a R e t r i e v e d > + 
+         < D a t e F i l t e r L a b e l > D a t e F i l t e r L a b e l < / D a t e F i l t e r L a b e l > + 
+         < D e s c _ P r o d O r d e r R t n g L i n e C a p t i o n > D e s c _ P r o d O r d e r R t n g L i n e C a p t i o n < / D e s c _ P r o d O r d e r R t n g L i n e C a p t i o n > + 
+         < D e s c r i p t i o n C a p t i o n > D e s c r i p t i o n C a p t i o n < / D e s c r i p t i o n C a p t i o n > + 
+         < D o c u m e n t a t i o n L a b e l > D o c u m e n t a t i o n L a b e l < / D o c u m e n t a t i o n L a b e l > + 
+         < E n d i n g D a t e L a b e l > E n d i n g D a t e L a b e l < / E n d i n g D a t e L a b e l > + 
+         < E n d i n g D a t e T i m e L a b e l > E n d i n g D a t e T i m e L a b e l < / E n d i n g D a t e T i m e L a b e l > + 
+         < E n d i n g T i m e L a b e l > E n d i n g T i m e L a b e l < / E n d i n g T i m e L a b e l > + 
+         < E n v i r o n m e n t L a b e l > E n v i r o n m e n t L a b e l < / E n v i r o n m e n t L a b e l > + 
+         < E x p e c t e d C a p a c i t y N e e d L a b e l > E x p e c t e d C a p a c i t y N e e d L a b e l < / E x p e c t e d C a p a c i t y N e e d L a b e l > + 
+         < I n p t Q t y _ P r o d O r d e r R t n g L i n e C a p t i o n > I n p t Q t y _ P r o d O r d e r R t n g L i n e C a p t i o n < / I n p t Q t y _ P r o d O r d e r R t n g L i n e C a p t i o n > + 
+         < I t e m D e s c r i p t i o n L a b e l > I t e m D e s c r i p t i o n L a b e l < / I t e m D e s c r i p t i o n L a b e l > + 
+         < I t e m N o C a p t i o n > I t e m N o C a p t i o n < / I t e m N o C a p t i o n > + 
+         < N o _ P r o d O r d e r R t n g L i n e C a p t i o n > N o _ P r o d O r d e r R t n g L i n e C a p t i o n < / N o _ P r o d O r d e r R t n g L i n e C a p t i o n > + 
+         < O P N o _ P r o d O r d e r R t n g L i n e C a p t i o n > O P N o _ P r o d O r d e r R t n g L i n e C a p t i o n < / O P N o _ P r o d O r d e r R t n g L i n e C a p t i o n > + 
+         < P O N o _ P r o d O r d e r R t n g L i n e C a p t i o n > P O N o _ P r o d O r d e r R t n g L i n e C a p t i o n < / P O N o _ P r o d O r d e r R t n g L i n e C a p t i o n > + 
+         < R e p o r t N a m e L a b e l > R e p o r t N a m e L a b e l < / R e p o r t N a m e L a b e l > + 
+         < R t n g N o _ P r o d O r d e r R t n g L i n e C a p t i o n > R t n g N o _ P r o d O r d e r R t n g L i n e C a p t i o n < / R t n g N o _ P r o d O r d e r R t n g L i n e C a p t i o n > + 
+         < R u n O n L a b e l > R u n O n L a b e l < / R u n O n L a b e l > + 
+         < S t a r t i n g D a t e L a b e l > S t a r t i n g D a t e L a b e l < / S t a r t i n g D a t e L a b e l > + 
+         < S t a r t i n g D a t e T i m e L a b e l > S t a r t i n g D a t e T i m e L a b e l < / S t a r t i n g D a t e T i m e L a b e l > + 
+         < S t a r t i n g T i m e L a b e l > S t a r t i n g T i m e L a b e l < / S t a r t i n g T i m e L a b e l > + 
+         < T y p e _ P r o d O r d e r R t n g L i n e C a p t i o n > T y p e _ P r o d O r d e r R t n g L i n e C a p t i o n < / T y p e _ P r o d O r d e r R t n g L i n e C a p t i o n > + 
+         < U n i t o f M e a s u r e C o d e L a b e l > U n i t o f M e a s u r e C o d e L a b e l < / U n i t o f M e a s u r e C o d e L a b e l > + 
+         < U s e r L a b e l > U s e r L a b e l < / U s e r L a b e l > + 
+     < / L a b e l s > + 
+     < P r o d _ O r d e r _ R o u t i n g _ L i n e _ G r o u p > + 
+         < N o > N o < / N o > + 
+         < T y p e > T y p e < / T y p e > + 
+         < P r o d _ O r d e r _ R o u t i n g _ L i n e > + 
+             < C a p a c i t y N a m e > C a p a c i t y N a m e < / C a p a c i t y N a m e > + 
+             < C a p a c i t y T a s k L i s t C a p t > C a p a c i t y T a s k L i s t C a p t < / C a p a c i t y T a s k L i s t C a p t > + 
+             < C o m p a n y N a m e > C o m p a n y N a m e < / C o m p a n y N a m e > + 
+             < C u r r R e p o r t P a g e N o C a p t > C u r r R e p o r t P a g e N o C a p t < / C u r r R e p o r t P a g e N o C a p t > + 
+             < D e s c _ P r o d O r d e r R t n g L i n e > D e s c _ P r o d O r d e r R t n g L i n e < / D e s c _ P r o d O r d e r R t n g L i n e > + 
+             < E n d D a t e _ P r o d O r d e r R t n g L i n e > E n d D a t e _ P r o d O r d e r R t n g L i n e < / E n d D a t e _ P r o d O r d e r R t n g L i n e > + 
+             < E n d i n g D a t e T i m e > E n d i n g D a t e T i m e < / E n d i n g D a t e T i m e > + 
+             < E n d T i m e _ P r o d O r d e r R t n g L i n e > E n d T i m e _ P r o d O r d e r R t n g L i n e < / E n d T i m e _ P r o d O r d e r R t n g L i n e > + 
+             < E x p e c t e d C a p a c i t y N e e d > E x p e c t e d C a p a c i t y N e e d < / E x p e c t e d C a p a c i t y N e e d > + 
+             < I n p t Q t y _ P r o d O r d e r R t n g L i n e > I n p t Q t y _ P r o d O r d e r R t n g L i n e < / I n p t Q t y _ P r o d O r d e r R t n g L i n e > + 
+             < N o _ P r o d O r d e r R t n g L i n e > N o _ P r o d O r d e r R t n g L i n e < / N o _ P r o d O r d e r R t n g L i n e > + 
+             < O P N o _ P r o d O r d e r R t n g L i n e > O P N o _ P r o d O r d e r R t n g L i n e < / O P N o _ P r o d O r d e r R t n g L i n e > + 
+             < P O N o _ P r o d O r d e r R t n g L i n e > P O N o _ P r o d O r d e r R t n g L i n e < / P O N o _ P r o d O r d e r R t n g L i n e > + 
+             < P O R t n g L i n e T a b l e C a p t F i l t e r > P O R t n g L i n e T a b l e C a p t F i l t e r < / P O R t n g L i n e T a b l e C a p t F i l t e r > + 
+             < P r o d O r d e r R t n g L i n e F i l t e r > P r o d O r d e r R t n g L i n e F i l t e r < / P r o d O r d e r R t n g L i n e F i l t e r > + 
+             < P r o d O r d e r R t n g L n E n d D t C a p t > P r o d O r d e r R t n g L n E n d D t C a p t < / P r o d O r d e r R t n g L n E n d D t C a p t > + 
+             < P r o d O r d e r R t n g L n E n d T i m e C a p t > P r o d O r d e r R t n g L n E n d T i m e C a p t < / P r o d O r d e r R t n g L n E n d T i m e C a p t > + 
+             < P r o d O r d e r R t n g L n S t r t D t C a p t > P r o d O r d e r R t n g L n S t r t D t C a p t < / P r o d O r d e r R t n g L n S t r t D t C a p t > + 
+             < P r o d O r d e r R t n g L n S t r t T i m e C a p t > P r o d O r d e r R t n g L n S t r t T i m e C a p t < / P r o d O r d e r R t n g L n S t r t T i m e C a p t > + 
+             < R t n g N o _ P r o d O r d e r R t n g L i n e > R t n g N o _ P r o d O r d e r R t n g L i n e < / R t n g N o _ P r o d O r d e r R t n g L i n e > + 
+             < S t a r t i n g D a t e T i m e > S t a r t i n g D a t e T i m e < / S t a r t i n g D a t e T i m e > + 
+             < S t r t D t _ P r o d O r d e r R t n g L i n e > S t r t D t _ P r o d O r d e r R t n g L i n e < / S t r t D t _ P r o d O r d e r R t n g L i n e > + 
+             < S t r t T m _ P r o d O r d e r R t n g L i n e > S t r t T m _ P r o d O r d e r R t n g L i n e < / S t r t T m _ P r o d O r d e r R t n g L i n e > + 
+             < T o d a y F o r m a t t e d > T o d a y F o r m a t t e d < / T o d a y F o r m a t t e d > + 
+             < T y p e _ P r o d O r d e r R t n g L i n e > T y p e _ P r o d O r d e r R t n g L i n e < / T y p e _ P r o d O r d e r R t n g L i n e > + 
+             < U n i t o f M e a s u r e C o d e > U n i t o f M e a s u r e C o d e < / U n i t o f M e a s u r e C o d e > + 
+             < P r o d _ O r d e r _ L i n e > + 
+                 < D e s c r i p t i o n > D e s c r i p t i o n < / D e s c r i p t i o n > + 
+                 < I t e m N o > I t e m N o < / I t e m N o > + 
+             < / P r o d _ O r d e r _ L i n e > + 
+         < / P r o d _ O r d e r _ R o u t i n g _ L i n e > + 
+     < / P r o d _ O r d e r _ R o u t i n g _ L i n e _ G r o u p > + 
+ < / N a v W o r d R e p o r t X m l P a r t > 
+</file>
+
+<file path=customXml/item4.xml>��< ? x m l   v e r s i o n = " 1 . 0 "   e n c o d i n g = " u t f - 1 6 " ? > + 
+ < N a v W o r d R e p o r t X m l P a r t   x m l n s = " u r n : m i c r o s o f t - d y n a m i c s - b u s i n e s s c e n t r a l / i n t e r n a l / e x t e n d e d / r e p o r t s / C a p a c i t y _ T a s k _ L i s t / 9 9 0 0 0 7 8 0 / " > + 
+     < B C R e p o r t I n f o r m a t i o n > + 
+         < R e p o r t M e t a d a t a > + 
+             < E x t e n s i o n I d > E x t e n s i o n   I D < / E x t e n s i o n I d > + 
+             < E x t e n s i o n N a m e > E x t e n s i o n   N a m e < / E x t e n s i o n N a m e > + 
+             < E x t e n s i o n P u b l i s h e r > E x t e n s i o n   P u b l i s h e r < / E x t e n s i o n P u b l i s h e r > + 
+             < E x t e n s i o n V e r s i o n > E x t e n s i o n   V e r s i o n < / E x t e n s i o n V e r s i o n > + 
+             < R e p o r t I d > R e p o r t   I D < / R e p o r t I d > + 
+             < R e p o r t N a m e > R e p o r t   N a m e < / R e p o r t N a m e > + 
+             < R e p o r t C a p t i o n > R e p o r t   C a p t i o n < / R e p o r t C a p t i o n > + 
+             < A b o u t T h i s R e p o r t T i t l e > A b o u t   T h i s   R e p o r t   T i t l e < / A b o u t T h i s R e p o r t T i t l e > + 
+             < A b o u t T h i s R e p o r t T e x t > A b o u t   T h i s   R e p o r t   T e x t < / A b o u t T h i s R e p o r t T e x t > + 
+             < R e p o r t H e l p L i n k > R e p o r t   H e l p   L i n k < / R e p o r t H e l p L i n k > + 
+         < / R e p o r t M e t a d a t a > + 
+         < R e p o r t R e q u e s t > + 
+             < T e n a n t E n t r a I d > T e n a n t   E n t r a   I d < / T e n a n t E n t r a I d > + 
+             < E n v i r o n m e n t N a m e > E n v i r o n m e n t   N a m e < / E n v i r o n m e n t N a m e > + 
+             < E n v i r o n m e n t T y p e > E n v i r o n m e n t   T y p e < / E n v i r o n m e n t T y p e > + 
+             < C o m p a n y N a m e > C o m p a n y   N a m e < / C o m p a n y N a m e > + 
+             < C o m p a n y D i s p l a y N a m e > C o m p a n y   D i s p l a y   N a m e < / C o m p a n y D i s p l a y N a m e > + 
+             < C o m p a n y I d > C o m p a n y   I D < / C o m p a n y I d > + 
+             < U s e r N a m e > U s e r   N a m e < / U s e r N a m e > + 
+             < D a t e A n d T i m e > D a t e   a n d   T i m e < / D a t e A n d T i m e > + 
+             < L a n g u a g e > L a n g u a g e < / L a n g u a g e > + 
+             < F o r m a t R e g i o n > F o r m a t   R e g i o n < / F o r m a t R e g i o n > + 
+             < D a t e T i m e V a l u e s > + 
+                 < Y e a r > Y e a r < / Y e a r > + 
+                 < M o n t h N u m b e r > M o n t h   N u m b e r < / M o n t h N u m b e r > + 
+                 < D a y N u m b e r > D a y   N u m b e r < / D a y N u m b e r > + 
+                 < H o u r > H o u r < / H o u r > + 
+                 < M i n u t e > M i n u t e < / M i n u t e > + 
+             < / D a t e T i m e V a l u e s > + 
+         < / R e p o r t R e q u e s t > + 
+         < C o m p a n y M e t a d a t a > + 
+             < C o m p a n y N a m e > C o m p a n y   N a m e < / C o m p a n y N a m e > + 
+             < C o m p a n y D i s p l a y N a m e > C o m p a n y   D i s p l a y   N a m e < / C o m p a n y D i s p l a y N a m e > + 
+             < C o m p a n y A d d r e s s L i n e s > + 
+                 < C o m p a n y A d d r e s s L i n e 1 > C o m p a n y   A d d r e s s   L i n e   1 < / C o m p a n y A d d r e s s L i n e 1 > + 
+                 < C o m p a n y A d d r e s s L i n e 2 > C o m p a n y   A d d r e s s   L i n e   2 < / C o m p a n y A d d r e s s L i n e 2 > + 
+                 < C o m p a n y A d d r e s s L i n e 3 > C o m p a n y   A d d r e s s   L i n e   3 < / C o m p a n y A d d r e s s L i n e 3 > + 
+                 < C o m p a n y A d d r e s s L i n e 4 > C o m p a n y   A d d r e s s   L i n e   4 < / C o m p a n y A d d r e s s L i n e 4 > + 
+                 < C o m p a n y A d d r e s s L i n e 5 > C o m p a n y   A d d r e s s   L i n e   5 < / C o m p a n y A d d r e s s L i n e 5 > + 
+                 < C o m p a n y A d d r e s s L i n e 6 > C o m p a n y   A d d r e s s   L i n e   6 < / C o m p a n y A d d r e s s L i n e 6 > + 
+                 < C o m p a n y A d d r e s s L i n e 7 > C o m p a n y   A d d r e s s   L i n e   7 < / C o m p a n y A d d r e s s L i n e 7 > + 
+                 < C o m p a n y A d d r e s s L i n e 8 > C o m p a n y   A d d r e s s   L i n e   8 < / C o m p a n y A d d r e s s L i n e 8 > + 
+             < / C o m p a n y A d d r e s s L i n e s > + 
+             < C o m p a n y P h o n e > C o m p a n y   P h o n e < / C o m p a n y P h o n e > + 
+             < C o m p a n y P h o n e C a p t i o n > C o m p a n y   P h o n e   C a p t i o n < / C o m p a n y P h o n e C a p t i o n > + 
+             < C o m p a n y F a x N o > C o m p a n y   F a x   N o . < / C o m p a n y F a x N o > + 
+             < C o m p a n y F a x N o C a p t i o n > C o m p a n y   F a x   N o .   C a p t i o n < / C o m p a n y F a x N o C a p t i o n > + 
+             < C o m p a n y E m a i l > C o m p a n y   E m a i l < / C o m p a n y E m a i l > + 
+             < C o m p a n y E m a i l C a p t i o n > C o m p a n y   E m a i l   C a p t i o n < / C o m p a n y E m a i l C a p t i o n > + 
+             < C o m p a n y H o m e P a g e > C o m p a n y   H o m e   P a g e < / C o m p a n y H o m e P a g e > + 
+             < C o m p a n y H o m e P a g e C a p t i o n > C o m p a n y   H o m e   P a g e   C a p t i o n < / C o m p a n y H o m e P a g e C a p t i o n > + 
+             < C o m p a n y L o g o > C o m p a n y   L o g o < / C o m p a n y L o g o > + 
+             < C o m p a n y V A T R e g i s t r a t i o n N o > C o m p a n y   V A T   R e g i s t r a t i o n   N o . < / C o m p a n y V A T R e g i s t r a t i o n N o > + 
+             < C o m p a n y V A T R e g i s t r a t i o n N o C a p t i o n > C o m p a n y   V A T   R e g i s t r a t i o n   N o .   C a p t i o n < / C o m p a n y V A T R e g i s t r a t i o n N o C a p t i o n > + 
+             < C o m p a n y R e g i s t r a t i o n N o > C o m p a n y   R e g i s t r a t i o n   N o . < / C o m p a n y R e g i s t r a t i o n N o > + 
+             < C o m p a n y R e g i s t r a t i o n N o C a p t i o n > C o m p a n y   R e g i s t r a t i o n   N o .   C a p t i o n < / C o m p a n y R e g i s t r a t i o n N o C a p t i o n > + 
+             < C o m p a n y B a n k N a m e > C o m p a n y   B a n k   N a m e < / C o m p a n y B a n k N a m e > + 
+             < C o m p a n y B a n k N a m e C a p t i o n > C o m p a n y   B a n k   N a m e   C a p t i o n < / C o m p a n y B a n k N a m e C a p t i o n > + 
+             < C o m p a n y B a n k A c c o u n t N o > C o m p a n y   B a n k   A c c o u n t   N o . < / C o m p a n y B a n k A c c o u n t N o > + 
+             < C o m p a n y B a n k A c c o u n t N o C a p t i o n > C o m p a n y   B a n k   A c c o u n t   N o .   C a p t i o n < / C o m p a n y B a n k A c c o u n t N o C a p t i o n > + 
+             < C o m p a n y B a n k B r a n c h N o > C o m p a n y   B a n k   B r a n c h   N o . < / C o m p a n y B a n k B r a n c h N o > + 
+             < C o m p a n y B a n k B r a n c h N o C a p t i o n > C o m p a n y   B a n k   B r a n c h   N o .   C a p t i o n < / C o m p a n y B a n k B r a n c h N o C a p t i o n > + 
+             < C o m p a n y I B A N > C o m p a n y   I B A N < / C o m p a n y I B A N > + 
+             < C o m p a n y I B A N C a p t i o n > C o m p a n y   I B A N   C a p t i o n < / C o m p a n y I B A N C a p t i o n > + 
+             < C o m p a n y B a n k S W I F T > C o m p a n y   B a n k   S W I F T < / C o m p a n y B a n k S W I F T > + 
+             < C o m p a n y B a n k S W I F T C a p t i o n > C o m p a n y   B a n k   S W I F T   C a p t i o n < / C o m p a n y B a n k S W I F T C a p t i o n > + 
+             < C o m p a n y G i r o N o > C o m p a n y   G i r o   N o . < / C o m p a n y G i r o N o > + 
+             < C o m p a n y G i r o N o C a p t i o n > C o m p a n y   G i r o   N o .   C a p t i o n < / C o m p a n y G i r o N o C a p t i o n > + 
+         < / C o m p a n y M e t a d a t a > + 
+     < / B C R e p o r t I n f o r m a t i o n > + 
+     < L a b e l s > + 
+         < A b o u t T h e R e p o r t L a b e l   E l e m e n t T y p e = " P a r a m e t e r "   E l e m e n t I d = " 1 6 7 7 9 2 0 0 1 "   D a t a T y p e = " S t r i n g " > A b o u t T h e R e p o r t L a b e l < / A b o u t T h e R e p o r t L a b e l > + 
+         < C a p a c i t y N a m e L a b e l   E l e m e n t T y p e = " P a r a m e t e r "   E l e m e n t I d = " 7 9 7 3 2 2 8 1 6 "   D a t a T y p e = " S t r i n g " > C a p a c i t y N a m e L a b e l < / C a p a c i t y N a m e L a b e l > + 
+         < C a p a c i t y T a s k L i s t A n a l y s i s   E l e m e n t T y p e = " P a r a m e t e r "   E l e m e n t I d = " 9 1 7 6 8 3 1 6 "   D a t a T y p e = " S t r i n g " > C a p a c i t y T a s k L i s t A n a l y s i s < / C a p a c i t y T a s k L i s t A n a l y s i s > + 
+         < C a p a c i t y T a s k L i s t L a b e l   E l e m e n t T y p e = " P a r a m e t e r "   E l e m e n t I d = " 1 6 3 2 5 5 4 7 3 6 "   D a t a T y p e = " S t r i n g " > C a p a c i t y T a s k L i s t L a b e l < / C a p a c i t y T a s k L i s t L a b e l > + 
+         < C a p a c i t y T a s k L i s t P r i n t   E l e m e n t T y p e = " P a r a m e t e r "   E l e m e n t I d = " 1 4 8 1 4 1 5 0 8 7 "   D a t a T y p e = " S t r i n g " > C a p a c i t y T a s k L i s t P r i n t < / C a p a c i t y T a s k L i s t P r i n t > + 
+         < C o m p a n y L a b e l   E l e m e n t T y p e = " P a r a m e t e r "   E l e m e n t I d = " 3 4 6 7 6 0 3 4 8 "   D a t a T y p e = " S t r i n g " > C o m p a n y L a b e l < / C o m p a n y L a b e l > + 
+         < D a t a R e t r i e v e d   E l e m e n t T y p e = " P a r a m e t e r "   E l e m e n t I d = " 2 9 1 9 1 1 8 0 7 "   D a t a T y p e = " S t r i n g " > D a t a R e t r i e v e d < / D a t a R e t r i e v e d > + 
+         < D a t e F i l t e r L a b e l   E l e m e n t T y p e = " P a r a m e t e r "   E l e m e n t I d = " 1 9 6 5 4 9 6 8 2 3 "   D a t a T y p e = " S t r i n g " > D a t e F i l t e r L a b e l < / D a t e F i l t e r L a b e l > + 
+         < D e s c _ P r o d O r d e r R t n g L i n e C a p t i o n   E l e m e n t T y p e = " P a r a m e t e r "   E l e m e n t I d = " 8 4 4 3 5 5 6 1 1 "   D a t a T y p e = " S t r i n g " > D e s c _ P r o d O r d e r R t n g L i n e C a p t i o n < / D e s c _ P r o d O r d e r R t n g L i n e C a p t i o n > + 
+         < D e s c r i p t i o n C a p t i o n   E l e m e n t T y p e = " P a r a m e t e r "   E l e m e n t I d = " 1 3 1 4 3 5 1 3 0 7 "   D a t a T y p e = " S t r i n g " > D e s c r i p t i o n C a p t i o n < / D e s c r i p t i o n C a p t i o n > + 
+         < D o c u m e n t a t i o n L a b e l   E l e m e n t T y p e = " P a r a m e t e r "   E l e m e n t I d = " 1 7 3 8 9 2 4 8 1 5 "   D a t a T y p e = " S t r i n g " > D o c u m e n t a t i o n L a b e l < / D o c u m e n t a t i o n L a b e l > + 
+         < E n d i n g D a t e L a b e l   E l e m e n t T y p e = " P a r a m e t e r "   E l e m e n t I d = " 1 3 9 9 4 1 6 3 9 2 "   D a t a T y p e = " S t r i n g " > E n d i n g D a t e L a b e l < / E n d i n g D a t e L a b e l > + 
+         < E n d i n g D a t e T i m e L a b e l   E l e m e n t T y p e = " P a r a m e t e r "   E l e m e n t I d = " 8 3 3 8 5 9 0 5 1 "   D a t a T y p e = " S t r i n g " > E n d i n g D a t e T i m e L a b e l < / E n d i n g D a t e T i m e L a b e l > + 
+         < E n d i n g T i m e L a b e l   E l e m e n t T y p e = " P a r a m e t e r "   E l e m e n t I d = " 6 3 8 6 6 6 9 9 3 "   D a t a T y p e = " S t r i n g " > E n d i n g T i m e L a b e l < / E n d i n g T i m e L a b e l > + 
+         < E n v i r o n m e n t L a b e l   E l e m e n t T y p e = " P a r a m e t e r "   E l e m e n t I d = " 8 1 8 8 1 6 5 9 0 "   D a t a T y p e = " S t r i n g " > E n v i r o n m e n t L a b e l < / E n v i r o n m e n t L a b e l > + 
+         < E x p e c t e d C a p a c i t y N e e d L a b e l   E l e m e n t T y p e = " P a r a m e t e r "   E l e m e n t I d = " 1 1 9 2 0 8 7 8 1 9 "   D a t a T y p e = " S t r i n g " > E x p e c t e d C a p a c i t y N e e d L a b e l < / E x p e c t e d C a p a c i t y N e e d L a b e l > + 
+         < I n p t Q t y _ P r o d O r d e r R t n g L i n e C a p t i o n   E l e m e n t T y p e = " P a r a m e t e r "   E l e m e n t I d = " 1 2 8 9 9 5 8 7 7 3 "   D a t a T y p e = " S t r i n g " > I n p t Q t y _ P r o d O r d e r R t n g L i n e C a p t i o n < / I n p t Q t y _ P r o d O r d e r R t n g L i n e C a p t i o n > + 
+         < I t e m D e s c r i p t i o n L a b e l   E l e m e n t T y p e = " P a r a m e t e r "   E l e m e n t I d = " 1 5 6 7 1 7 4 7 2 8 "   D a t a T y p e = " S t r i n g " > I t e m D e s c r i p t i o n L a b e l < / I t e m D e s c r i p t i o n L a b e l > + 
+         < I t e m N o C a p t i o n   E l e m e n t T y p e = " P a r a m e t e r "   E l e m e n t I d = " 1 8 1 4 6 8 1 6 3 1 "   D a t a T y p e = " S t r i n g " > I t e m N o C a p t i o n < / I t e m N o C a p t i o n > + 
+         < N o _ P r o d O r d e r R t n g L i n e C a p t i o n   E l e m e n t T y p e = " P a r a m e t e r "   E l e m e n t I d = " 6 7 1 8 0 8 0 7 7 "   D a t a T y p e = " S t r i n g " > N o _ P r o d O r d e r R t n g L i n e C a p t i o n < / N o _ P r o d O r d e r R t n g L i n e C a p t i o n > + 
+         < O P N o _ P r o d O r d e r R t n g L i n e C a p t i o n   E l e m e n t T y p e = " P a r a m e t e r "   E l e m e n t I d = " 7 6 2 2 0 7 6 6 6 "   D a t a T y p e = " S t r i n g " > O P N o _ P r o d O r d e r R t n g L i n e C a p t i o n < / O P N o _ P r o d O r d e r R t n g L i n e C a p t i o n > + 
+         < P O N o _ P r o d O r d e r R t n g L i n e C a p t i o n   E l e m e n t T y p e = " P a r a m e t e r "   E l e m e n t I d = " 1 1 4 7 1 7 2 2 6 "   D a t a T y p e = " S t r i n g " > P O N o _ P r o d O r d e r R t n g L i n e C a p t i o n < / P O N o _ P r o d O r d e r R t n g L i n e C a p t i o n > + 
+         < R e p o r t N a m e L a b e l   E l e m e n t T y p e = " P a r a m e t e r "   E l e m e n t I d = " 1 0 2 2 2 9 2 9 8 2 "   D a t a T y p e = " S t r i n g " > R e p o r t N a m e L a b e l < / R e p o r t N a m e L a b e l > + 
+         < R t n g N o _ P r o d O r d e r R t n g L i n e C a p t i o n   E l e m e n t T y p e = " P a r a m e t e r "   E l e m e n t I d = " 6 4 3 4 7 0 1 0 6 "   D a t a T y p e = " S t r i n g " > R t n g N o _ P r o d O r d e r R t n g L i n e C a p t i o n < / R t n g N o _ P r o d O r d e r R t n g L i n e C a p t i o n > + 
+         < R u n O n L a b e l   E l e m e n t T y p e = " P a r a m e t e r "   E l e m e n t I d = " 1 1 1 9 0 3 7 5 9 5 "   D a t a T y p e = " S t r i n g " > R u n O n L a b e l < / R u n O n L a b e l > + 
+         < S t a r t i n g D a t e L a b e l   E l e m e n t T y p e = " P a r a m e t e r "   E l e m e n t I d = " 1 8 0 6 3 6 6 5 1 3 "   D a t a T y p e = " S t r i n g " > S t a r t i n g D a t e L a b e l < / S t a r t i n g D a t e L a b e l > + 
+         < S t a r t i n g D a t e T i m e L a b e l   E l e m e n t T y p e = " P a r a m e t e r "   E l e m e n t I d = " 1 1 6 8 0 5 9 0 3 8 "   D a t a T y p e = " S t r i n g " > S t a r t i n g D a t e T i m e L a b e l < / S t a r t i n g D a t e T i m e L a b e l > + 
+         < S t a r t i n g T i m e L a b e l   E l e m e n t T y p e = " P a r a m e t e r "   E l e m e n t I d = " 1 9 6 9 8 1 8 9 8 2 "   D a t a T y p e = " S t r i n g " > S t a r t i n g T i m e L a b e l < / S t a r t i n g T i m e L a b e l > + 
+         < T y p e _ P r o d O r d e r R t n g L i n e C a p t i o n   E l e m e n t T y p e = " P a r a m e t e r "   E l e m e n t I d = " 1 1 2 4 1 0 9 7 8 0 "   D a t a T y p e = " S t r i n g " > T y p e _ P r o d O r d e r R t n g L i n e C a p t i o n < / T y p e _ P r o d O r d e r R t n g L i n e C a p t i o n > + 
+         < U n i t o f M e a s u r e C o d e L a b e l   E l e m e n t T y p e = " P a r a m e t e r "   E l e m e n t I d = " 1 5 8 7 7 5 8 3 6 9 "   D a t a T y p e = " S t r i n g " > U n i t o f M e a s u r e C o d e L a b e l < / U n i t o f M e a s u r e C o d e L a b e l > + 
+         < U s e r L a b e l   E l e m e n t T y p e = " P a r a m e t e r "   E l e m e n t I d = " 8 4 8 8 1 6 7 9 4 "   D a t a T y p e = " S t r i n g " > U s e r L a b e l < / U s e r L a b e l > + 
+     < / L a b e l s > + 
+     < T o o l t i p s > + 
+         < T o o l t i p   c o l u m n = " T y p e "   E l e m e n t I d = " 2 6 9 3 5 3 4 4 3 " > + 
+             < T o o l t i p T e x t   l a n g = " e n - U S " > S p e c i f i e s   t h e   t y p e   o f   o p e r a t i o n . < / T o o l t i p T e x t > + 
+         < / T o o l t i p > + 
+         < T o o l t i p   c o l u m n = " N o "   E l e m e n t I d = " 1 1 9 8 2 6 8 3 4 0 " > + 
+             < T o o l t i p T e x t   l a n g = " e n - U S " > S p e c i f i e s   t h e   n u m b e r   o f   t h e   i n v o l v e d   e n t r y   o r   r e c o r d ,   a c c o r d i n g   t o   t h e   s p e c i f i e d   n u m b e r   s e r i e s . < / T o o l t i p T e x t > + 
+         < / T o o l t i p > + 
+         < T o o l t i p   c o l u m n = " T y p e _ P r o d O r d e r R t n g L i n e "   E l e m e n t I d = " 1 1 2 4 1 0 9 7 8 0 " > + 
+             < T o o l t i p T e x t   l a n g = " e n - U S " > S p e c i f i e s   t h e   t y p e   o f   o p e r a t i o n . < / T o o l t i p T e x t > + 
+         < / T o o l t i p > + 
+         < T o o l t i p   c o l u m n = " N o _ P r o d O r d e r R t n g L i n e "   E l e m e n t I d = " 6 7 1 8 0 8 0 7 7 " > + 
+             < T o o l t i p T e x t   l a n g = " e n - U S " > S p e c i f i e s   t h e   n u m b e r   o f   t h e   i n v o l v e d   e n t r y   o r   r e c o r d ,   a c c o r d i n g   t o   t h e   s p e c i f i e d   n u m b e r   s e r i e s . < / T o o l t i p T e x t > + 
+         < / T o o l t i p > + 
+         < T o o l t i p   c o l u m n = " P O N o _ P r o d O r d e r R t n g L i n e "   E l e m e n t I d = " 1 1 4 7 1 7 2 2 6 " > + 
+             < T o o l t i p T e x t   l a n g = " e n - U S " > S p e c i f i e s   t h e   n u m b e r   o f   t h e   r e l a t e d   p r o d u c t i o n   o r d e r . < / T o o l t i p T e x t > + 
+         < / T o o l t i p > + 
+         < T o o l t i p   c o l u m n = " R t n g N o _ P r o d O r d e r R t n g L i n e "   E l e m e n t I d = " 6 4 3 4 7 0 1 0 6 " > + 
+             < T o o l t i p T e x t   l a n g = " e n - U S " > S p e c i f i e s   t h e   r o u t i n g   n u m b e r . < / T o o l t i p T e x t > + 
+         < / T o o l t i p > + 
+         < T o o l t i p   c o l u m n = " O P N o _ P r o d O r d e r R t n g L i n e "   E l e m e n t I d = " 7 6 2 2 0 7 6 6 6 " > + 
+             < T o o l t i p T e x t   l a n g = " e n - U S " > S p e c i f i e s   t h e   o p e r a t i o n   n u m b e r . < / T o o l t i p T e x t > + 
+         < / T o o l t i p > + 
+         < T o o l t i p   c o l u m n = " D e s c _ P r o d O r d e r R t n g L i n e "   E l e m e n t I d = " 8 4 4 3 5 5 6 1 1 " > + 
+             < T o o l t i p T e x t   l a n g = " e n - U S " > S p e c i f i e s   t h e   d e s c r i p t i o n   o f   t h e   o p e r a t i o n . < / T o o l t i p T e x t > + 
+         < / T o o l t i p > + 
+         < T o o l t i p   c o l u m n = " I t e m N o "   E l e m e n t I d = " 1 8 1 4 6 8 1 6 3 1 " > + 
+             < T o o l t i p T e x t   l a n g = " e n - U S " > S p e c i f i e s   t h e   n u m b e r   o f   t h e   i t e m   t h a t   i s   t o   b e   p r o d u c e d . < / T o o l t i p T e x t > + 
+         < / T o o l t i p > + 
+         < T o o l t i p   c o l u m n = " D e s c r i p t i o n "   E l e m e n t I d = " 1 3 1 4 3 5 1 3 0 7 " > + 
+             < T o o l t i p T e x t   l a n g = " e n - U S " > S p e c i f i e s   t h e   v a l u e   o f   t h e   D e s c r i p t i o n   f i e l d   o n   t h e   i t e m   c a r d .   I f   y o u   e n t e r   a   v a r i a n t   c o d e ,   t h e   v a r i a n t   d e s c r i p t i o n   i s   c o p i e d   t o   t h i s   f i e l d   i n s t e a d . < / T o o l t i p T e x t > + 
+         < / T o o l t i p > + 
+     < / T o o l t i p s > + 
+     < P r o d _ O r d e r _ R o u t i n g _ L i n e _ G r o u p   E l e m e n t T y p e = " D a t a I t e m "   E l e m e n t I d = " 1 6 1 3 9 4 8 4 1 " > + 
+         < N o   E l e m e n t T y p e = " C o l u m n "   E l e m e n t I d = " 1 1 9 8 2 6 8 3 4 0 "   D a t a T y p e = " C o d e " > N o < / N o > + 
+         < T y p e   E l e m e n t T y p e = " C o l u m n "   E l e m e n t I d = " 2 6 9 3 5 3 4 4 3 "   D a t a T y p e = " E n u m " > T y p e < / T y p e > + 
+         < P r o d _ O r d e r _ R o u t i n g _ L i n e   E l e m e n t T y p e = " D a t a I t e m "   E l e m e n t I d = " 9 4 8 4 0 6 1 1 9 " > + 
+             < C a p a c i t y N a m e   E l e m e n t T y p e = " C o l u m n "   E l e m e n t I d = " 5 8 0 9 5 8 8 5 8 "   D a t a T y p e = " T e x t " > C a p a c i t y N a m e < / C a p a c i t y N a m e > + 
+             < C a p a c i t y T a s k L i s t C a p t   E l e m e n t T y p e = " C o l u m n "   E l e m e n t I d = " 9 9 4 1 0 7 8 6 4 "   D a t a T y p e = " L a b e l " > C a p a c i t y T a s k L i s t C a p t < / C a p a c i t y T a s k L i s t C a p t > + 
+             < C o m p a n y N a m e   E l e m e n t T y p e = " C o l u m n "   E l e m e n t I d = " 1 5 9 5 4 7 7 3 9 5 "   D a t a T y p e = " S t r i n g " > C o m p a n y N a m e < / C o m p a n y N a m e > + 
+             < C u r r R e p o r t P a g e N o C a p t   E l e m e n t T y p e = " C o l u m n "   E l e m e n t I d = " 6 8 6 2 9 9 2 1 "   D a t a T y p e = " L a b e l " > C u r r R e p o r t P a g e N o C a p t < / C u r r R e p o r t P a g e N o C a p t > + 
+             < D e s c _ P r o d O r d e r R t n g L i n e   E l e m e n t T y p e = " C o l u m n "   E l e m e n t I d = " 8 4 4 3 5 5 6 1 1 "   D a t a T y p e = " T e x t " > D e s c _ P r o d O r d e r R t n g L i n e < / D e s c _ P r o d O r d e r R t n g L i n e > + 
+             < E n d D a t e _ P r o d O r d e r R t n g L i n e   E l e m e n t T y p e = " C o l u m n "   E l e m e n t I d = " 7 1 3 5 7 4 8 9 "   D a t a T y p e = " S t r i n g " > E n d D a t e _ P r o d O r d e r R t n g L i n e < / E n d D a t e _ P r o d O r d e r R t n g L i n e > + 
+             < E n d i n g D a t e T i m e   E l e m e n t T y p e = " C o l u m n "   E l e m e n t I d = " 1 4 2 5 5 9 5 4 6 1 "   D a t a T y p e = " S t r i n g " > E n d i n g D a t e T i m e < / E n d i n g D a t e T i m e > + 
+             < E n d T i m e _ P r o d O r d e r R t n g L i n e   E l e m e n t T y p e = " C o l u m n "   E l e m e n t I d = " 2 0 4 0 9 1 7 7 4 2 "   D a t a T y p e = " S t r i n g " > E n d T i m e _ P r o d O r d e r R t n g L i n e < / E n d T i m e _ P r o d O r d e r R t n g L i n e > + 
+             < E x p e c t e d C a p a c i t y N e e d   E l e m e n t T y p e = " C o l u m n "   E l e m e n t I d = " 2 0 5 2 6 6 0 5 3 9 "   D a t a T y p e = " D e c i m a l " > E x p e c t e d C a p a c i t y N e e d < / E x p e c t e d C a p a c i t y N e e d > + 
+             < I n p t Q t y _ P r o d O r d e r R t n g L i n e   E l e m e n t T y p e = " C o l u m n "   E l e m e n t I d = " 1 2 8 9 9 5 8 7 7 3 "   D a t a T y p e = " D e c i m a l " > I n p t Q t y _ P r o d O r d e r R t n g L i n e < / I n p t Q t y _ P r o d O r d e r R t n g L i n e > + 
+             < N o _ P r o d O r d e r R t n g L i n e   E l e m e n t T y p e = " C o l u m n "   E l e m e n t I d = " 6 7 1 8 0 8 0 7 7 "   D a t a T y p e = " C o d e " > N o _ P r o d O r d e r R t n g L i n e < / N o _ P r o d O r d e r R t n g L i n e > + 
+             < O P N o _ P r o d O r d e r R t n g L i n e   E l e m e n t T y p e = " C o l u m n "   E l e m e n t I d = " 7 6 2 2 0 7 6 6 6 "   D a t a T y p e = " C o d e " > O P N o _ P r o d O r d e r R t n g L i n e < / O P N o _ P r o d O r d e r R t n g L i n e > + 
+             < P O N o _ P r o d O r d e r R t n g L i n e   E l e m e n t T y p e = " C o l u m n "   E l e m e n t I d = " 1 1 4 7 1 7 2 2 6 "   D a t a T y p e = " C o d e " > P O N o _ P r o d O r d e r R t n g L i n e < / P O N o _ P r o d O r d e r R t n g L i n e > + 
+             < P O R t n g L i n e T a b l e C a p t F i l t e r   E l e m e n t T y p e = " C o l u m n "   E l e m e n t I d = " 1 8 5 7 4 9 4 3 0 1 "   D a t a T y p e = " S t r i n g " > P O R t n g L i n e T a b l e C a p t F i l t e r < / P O R t n g L i n e T a b l e C a p t F i l t e r > + 
+             < P r o d O r d e r R t n g L i n e F i l t e r   E l e m e n t T y p e = " C o l u m n "   E l e m e n t I d = " 6 3 7 2 4 6 4 5 "   D a t a T y p e = " T e x t " > P r o d O r d e r R t n g L i n e F i l t e r < / P r o d O r d e r R t n g L i n e F i l t e r > + 
+             < P r o d O r d e r R t n g L n E n d D t C a p t   E l e m e n t T y p e = " C o l u m n "   E l e m e n t I d = " 7 7 0 9 5 7 9 8 2 "   D a t a T y p e = " L a b e l " > P r o d O r d e r R t n g L n E n d D t C a p t < / P r o d O r d e r R t n g L n E n d D t C a p t > + 
+             < P r o d O r d e r R t n g L n E n d T i m e C a p t   E l e m e n t T y p e = " C o l u m n "   E l e m e n t I d = " 1 7 8 5 2 1 4 1 2 3 "   D a t a T y p e = " L a b e l " > P r o d O r d e r R t n g L n E n d T i m e C a p t < / P r o d O r d e r R t n g L n E n d T i m e C a p t > + 
+             < P r o d O r d e r R t n g L n S t r t D t C a p t   E l e m e n t T y p e = " C o l u m n "   E l e m e n t I d = " 5 9 6 5 7 1 0 4 "   D a t a T y p e = " L a b e l " > P r o d O r d e r R t n g L n S t r t D t C a p t < / P r o d O r d e r R t n g L n S t r t D t C a p t > + 
+             < P r o d O r d e r R t n g L n S t r t T i m e C a p t   E l e m e n t T y p e = " C o l u m n "   E l e m e n t I d = " 9 4 3 0 4 5 6 6 9 "   D a t a T y p e = " L a b e l " > P r o d O r d e r R t n g L n S t r t T i m e C a p t < / P r o d O r d e r R t n g L n S t r t T i m e C a p t > + 
+             < R t n g N o _ P r o d O r d e r R t n g L i n e   E l e m e n t T y p e = " C o l u m n "   E l e m e n t I d = " 6 4 3 4 7 0 1 0 6 "   D a t a T y p e = " C o d e " > R t n g N o _ P r o d O r d e r R t n g L i n e < / R t n g N o _ P r o d O r d e r R t n g L i n e > + 
+             < S t a r t i n g D a t e T i m e   E l e m e n t T y p e = " C o l u m n "   E l e m e n t I d = " 4 9 9 6 9 8 9 4 0 "   D a t a T y p e = " S t r i n g " > S t a r t i n g D a t e T i m e < / S t a r t i n g D a t e T i m e > + 
+             < S t r t D t _ P r o d O r d e r R t n g L i n e   E l e m e n t T y p e = " C o l u m n "   E l e m e n t I d = " 6 7 0 6 6 5 3 1 7 "   D a t a T y p e = " S t r i n g " > S t r t D t _ P r o d O r d e r R t n g L i n e < / S t r t D t _ P r o d O r d e r R t n g L i n e > + 
+             < S t r t T m _ P r o d O r d e r R t n g L i n e   E l e m e n t T y p e = " C o l u m n "   E l e m e n t I d = " 1 2 6 0 8 6 7 4 8 "   D a t a T y p e = " S t r i n g " > S t r t T m _ P r o d O r d e r R t n g L i n e < / S t r t T m _ P r o d O r d e r R t n g L i n e > + 
+             < T o d a y F o r m a t t e d   E l e m e n t T y p e = " C o l u m n "   E l e m e n t I d = " 2 7 0 4 5 1 4 0 "   D a t a T y p e = " S t r i n g " > T o d a y F o r m a t t e d < / T o d a y F o r m a t t e d > + 
+             < T y p e _ P r o d O r d e r R t n g L i n e   E l e m e n t T y p e = " C o l u m n "   E l e m e n t I d = " 1 1 2 4 1 0 9 7 8 0 "   D a t a T y p e = " E n u m " > T y p e _ P r o d O r d e r R t n g L i n e < / T y p e _ P r o d O r d e r R t n g L i n e > + 
+             < U n i t o f M e a s u r e C o d e   E l e m e n t T y p e = " C o l u m n "   E l e m e n t I d = " 1 2 9 8 7 5 0 1 6 1 "   D a t a T y p e = " C o d e " > U n i t o f M e a s u r e C o d e < / U n i t o f M e a s u r e C o d e > + 
+             < P r o d _ O r d e r _ L i n e   E l e m e n t T y p e = " D a t a I t e m "   E l e m e n t I d = " 3 4 3 3 1 8 6 8 " > + 
+                 < D e s c r i p t i o n   E l e m e n t T y p e = " C o l u m n "   E l e m e n t I d = " 1 3 1 4 3 5 1 3 0 7 "   D a t a T y p e = " T e x t " > D e s c r i p t i o n < / D e s c r i p t i o n > + 
+                 < I t e m N o   E l e m e n t T y p e = " C o l u m n "   E l e m e n t I d = " 1 8 1 4 6 8 1 6 3 1 "   D a t a T y p e = " C o d e " > I t e m N o < / I t e m N o > + 
+             < / P r o d _ O r d e r _ L i n e > + 
+         < / P r o d _ O r d e r _ R o u t i n g _ L i n e > + 
+     < / P r o d _ O r d e r _ R o u t i n g _ L i n e _ G r o u p > + 
+ < / N a v W o r d R e p o r t X m l P a r t > 
 </file>
 
 <file path=customXml/itemProps2.xml><?xml version="1.0" encoding="utf-8"?>
